--- a/StudyGenie_AI_Project_Report.docx
+++ b/StudyGenie_AI_Project_Report.docx
@@ -6647,7 +6647,7 @@
           <w:color w:val="0F172A"/>
           <w:sz w:val="26"/>
         </w:rPr>
-        <w:t>5.1 Data Design (Schemas)</w:t>
+        <w:t>5.1 Data Design (Schemas &amp; Database Architecture)</w:t>
       </w:r>
     </w:p>
     <w:p>
@@ -6660,7 +6660,7 @@
           <w:color w:val="1E293B"/>
           <w:sz w:val="22"/>
         </w:rPr>
-        <w:t>The persistence model uses MongoDB Atlas with Mongoose ODM schemas:</w:t>
+        <w:t>StudyGenie AI adopts a hybrid dual-layer data architecture: a distributed cloud document store (MongoDB Atlas) for persistent multi-device synchronization and account analytics, coupled with an edge-first client-side storage engine (browser localStorage and Capacitor persistent storage) for offline continuity.</w:t>
       </w:r>
     </w:p>
     <w:p>
@@ -6675,7 +6675,6561 @@
           <w:color w:val="334155"/>
           <w:sz w:val="23"/>
         </w:rPr>
-        <w:t>1. Doubts Collection Schema (`models/Doubt.js`)</w:t>
+        <w:t>Table 5.1: User Collection Schema (`models/User.js`)</w:t>
+      </w:r>
+    </w:p>
+    <w:tbl>
+      <w:tblPr>
+        <w:tblW w:type="auto" w:w="0"/>
+        <w:jc w:val="center"/>
+        <w:tblLook w:firstColumn="1" w:firstRow="1" w:lastColumn="0" w:lastRow="0" w:noHBand="0" w:noVBand="1" w:val="04A0"/>
+      </w:tblPr>
+      <w:tblGrid>
+        <w:gridCol w:w="1872"/>
+        <w:gridCol w:w="1872"/>
+        <w:gridCol w:w="1872"/>
+        <w:gridCol w:w="1872"/>
+        <w:gridCol w:w="1872"/>
+      </w:tblGrid>
+      <w:tr>
+        <w:tc>
+          <w:tcPr>
+            <w:tcW w:type="dxa" w:w="1872"/>
+            <w:shd w:fill="1E293B"/>
+            <w:tcMar>
+              <w:top w:w="60" w:type="dxa"/>
+              <w:bottom w:w="60" w:type="dxa"/>
+              <w:left w:w="80" w:type="dxa"/>
+              <w:right w:w="80" w:type="dxa"/>
+            </w:tcMar>
+          </w:tcPr>
+          <w:p>
+            <w:r>
+              <w:rPr>
+                <w:b/>
+                <w:color w:val="FFFFFF"/>
+                <w:sz w:val="17"/>
+              </w:rPr>
+              <w:t>Field</w:t>
+            </w:r>
+          </w:p>
+        </w:tc>
+        <w:tc>
+          <w:tcPr>
+            <w:tcW w:type="dxa" w:w="1440"/>
+            <w:shd w:fill="1E293B"/>
+            <w:tcMar>
+              <w:top w:w="60" w:type="dxa"/>
+              <w:bottom w:w="60" w:type="dxa"/>
+              <w:left w:w="80" w:type="dxa"/>
+              <w:right w:w="80" w:type="dxa"/>
+            </w:tcMar>
+          </w:tcPr>
+          <w:p>
+            <w:r>
+              <w:rPr>
+                <w:b/>
+                <w:color w:val="FFFFFF"/>
+                <w:sz w:val="17"/>
+              </w:rPr>
+              <w:t>Type</w:t>
+            </w:r>
+          </w:p>
+        </w:tc>
+        <w:tc>
+          <w:tcPr>
+            <w:tcW w:type="dxa" w:w="1728"/>
+            <w:shd w:fill="1E293B"/>
+            <w:tcMar>
+              <w:top w:w="60" w:type="dxa"/>
+              <w:bottom w:w="60" w:type="dxa"/>
+              <w:left w:w="80" w:type="dxa"/>
+              <w:right w:w="80" w:type="dxa"/>
+            </w:tcMar>
+          </w:tcPr>
+          <w:p>
+            <w:r>
+              <w:rPr>
+                <w:b/>
+                <w:color w:val="FFFFFF"/>
+                <w:sz w:val="17"/>
+              </w:rPr>
+              <w:t>Constraint</w:t>
+            </w:r>
+          </w:p>
+        </w:tc>
+        <w:tc>
+          <w:tcPr>
+            <w:tcW w:type="dxa" w:w="1440"/>
+            <w:shd w:fill="1E293B"/>
+            <w:tcMar>
+              <w:top w:w="60" w:type="dxa"/>
+              <w:bottom w:w="60" w:type="dxa"/>
+              <w:left w:w="80" w:type="dxa"/>
+              <w:right w:w="80" w:type="dxa"/>
+            </w:tcMar>
+          </w:tcPr>
+          <w:p>
+            <w:r>
+              <w:rPr>
+                <w:b/>
+                <w:color w:val="FFFFFF"/>
+                <w:sz w:val="17"/>
+              </w:rPr>
+              <w:t>Default</w:t>
+            </w:r>
+          </w:p>
+        </w:tc>
+        <w:tc>
+          <w:tcPr>
+            <w:tcW w:type="dxa" w:w="3312"/>
+            <w:shd w:fill="1E293B"/>
+            <w:tcMar>
+              <w:top w:w="60" w:type="dxa"/>
+              <w:bottom w:w="60" w:type="dxa"/>
+              <w:left w:w="80" w:type="dxa"/>
+              <w:right w:w="80" w:type="dxa"/>
+            </w:tcMar>
+          </w:tcPr>
+          <w:p>
+            <w:r>
+              <w:rPr>
+                <w:b/>
+                <w:color w:val="FFFFFF"/>
+                <w:sz w:val="17"/>
+              </w:rPr>
+              <w:t>Description</w:t>
+            </w:r>
+          </w:p>
+        </w:tc>
+      </w:tr>
+      <w:tr>
+        <w:tc>
+          <w:tcPr>
+            <w:tcW w:type="dxa" w:w="1872"/>
+            <w:shd w:fill="FFFFFF"/>
+            <w:tcMar>
+              <w:top w:w="40" w:type="dxa"/>
+              <w:bottom w:w="40" w:type="dxa"/>
+              <w:left w:w="80" w:type="dxa"/>
+              <w:right w:w="80" w:type="dxa"/>
+            </w:tcMar>
+          </w:tcPr>
+          <w:p>
+            <w:r>
+              <w:rPr>
+                <w:b/>
+                <w:sz w:val="16"/>
+              </w:rPr>
+              <w:t>_id</w:t>
+            </w:r>
+          </w:p>
+        </w:tc>
+        <w:tc>
+          <w:tcPr>
+            <w:tcW w:type="dxa" w:w="1440"/>
+            <w:shd w:fill="FFFFFF"/>
+            <w:tcMar>
+              <w:top w:w="40" w:type="dxa"/>
+              <w:bottom w:w="40" w:type="dxa"/>
+              <w:left w:w="80" w:type="dxa"/>
+              <w:right w:w="80" w:type="dxa"/>
+            </w:tcMar>
+          </w:tcPr>
+          <w:p>
+            <w:r>
+              <w:rPr>
+                <w:sz w:val="16"/>
+              </w:rPr>
+              <w:t>ObjectId</w:t>
+            </w:r>
+          </w:p>
+        </w:tc>
+        <w:tc>
+          <w:tcPr>
+            <w:tcW w:type="dxa" w:w="1728"/>
+            <w:shd w:fill="FFFFFF"/>
+            <w:tcMar>
+              <w:top w:w="40" w:type="dxa"/>
+              <w:bottom w:w="40" w:type="dxa"/>
+              <w:left w:w="80" w:type="dxa"/>
+              <w:right w:w="80" w:type="dxa"/>
+            </w:tcMar>
+          </w:tcPr>
+          <w:p>
+            <w:r>
+              <w:rPr>
+                <w:sz w:val="16"/>
+              </w:rPr>
+              <w:t>Primary Key</w:t>
+            </w:r>
+          </w:p>
+        </w:tc>
+        <w:tc>
+          <w:tcPr>
+            <w:tcW w:type="dxa" w:w="1440"/>
+            <w:shd w:fill="FFFFFF"/>
+            <w:tcMar>
+              <w:top w:w="40" w:type="dxa"/>
+              <w:bottom w:w="40" w:type="dxa"/>
+              <w:left w:w="80" w:type="dxa"/>
+              <w:right w:w="80" w:type="dxa"/>
+            </w:tcMar>
+          </w:tcPr>
+          <w:p>
+            <w:r>
+              <w:rPr>
+                <w:sz w:val="16"/>
+              </w:rPr>
+              <w:t>Auto</w:t>
+            </w:r>
+          </w:p>
+        </w:tc>
+        <w:tc>
+          <w:tcPr>
+            <w:tcW w:type="dxa" w:w="3312"/>
+            <w:shd w:fill="FFFFFF"/>
+            <w:tcMar>
+              <w:top w:w="40" w:type="dxa"/>
+              <w:bottom w:w="40" w:type="dxa"/>
+              <w:left w:w="80" w:type="dxa"/>
+              <w:right w:w="80" w:type="dxa"/>
+            </w:tcMar>
+          </w:tcPr>
+          <w:p>
+            <w:r>
+              <w:rPr>
+                <w:sz w:val="16"/>
+              </w:rPr>
+              <w:t>Unique internal MongoDB document identifier</w:t>
+            </w:r>
+          </w:p>
+        </w:tc>
+      </w:tr>
+      <w:tr>
+        <w:tc>
+          <w:tcPr>
+            <w:tcW w:type="dxa" w:w="1872"/>
+            <w:shd w:fill="F8FAFC"/>
+            <w:tcMar>
+              <w:top w:w="40" w:type="dxa"/>
+              <w:bottom w:w="40" w:type="dxa"/>
+              <w:left w:w="80" w:type="dxa"/>
+              <w:right w:w="80" w:type="dxa"/>
+            </w:tcMar>
+          </w:tcPr>
+          <w:p>
+            <w:r>
+              <w:rPr>
+                <w:b/>
+                <w:sz w:val="16"/>
+              </w:rPr>
+              <w:t>name</w:t>
+            </w:r>
+          </w:p>
+        </w:tc>
+        <w:tc>
+          <w:tcPr>
+            <w:tcW w:type="dxa" w:w="1440"/>
+            <w:shd w:fill="F8FAFC"/>
+            <w:tcMar>
+              <w:top w:w="40" w:type="dxa"/>
+              <w:bottom w:w="40" w:type="dxa"/>
+              <w:left w:w="80" w:type="dxa"/>
+              <w:right w:w="80" w:type="dxa"/>
+            </w:tcMar>
+          </w:tcPr>
+          <w:p>
+            <w:r>
+              <w:rPr>
+                <w:sz w:val="16"/>
+              </w:rPr>
+              <w:t>String</w:t>
+            </w:r>
+          </w:p>
+        </w:tc>
+        <w:tc>
+          <w:tcPr>
+            <w:tcW w:type="dxa" w:w="1728"/>
+            <w:shd w:fill="F8FAFC"/>
+            <w:tcMar>
+              <w:top w:w="40" w:type="dxa"/>
+              <w:bottom w:w="40" w:type="dxa"/>
+              <w:left w:w="80" w:type="dxa"/>
+              <w:right w:w="80" w:type="dxa"/>
+            </w:tcMar>
+          </w:tcPr>
+          <w:p>
+            <w:r>
+              <w:rPr>
+                <w:sz w:val="16"/>
+              </w:rPr>
+              <w:t>Required</w:t>
+            </w:r>
+          </w:p>
+        </w:tc>
+        <w:tc>
+          <w:tcPr>
+            <w:tcW w:type="dxa" w:w="1440"/>
+            <w:shd w:fill="F8FAFC"/>
+            <w:tcMar>
+              <w:top w:w="40" w:type="dxa"/>
+              <w:bottom w:w="40" w:type="dxa"/>
+              <w:left w:w="80" w:type="dxa"/>
+              <w:right w:w="80" w:type="dxa"/>
+            </w:tcMar>
+          </w:tcPr>
+          <w:p>
+            <w:r>
+              <w:rPr>
+                <w:sz w:val="16"/>
+              </w:rPr>
+              <w:t>-</w:t>
+            </w:r>
+          </w:p>
+        </w:tc>
+        <w:tc>
+          <w:tcPr>
+            <w:tcW w:type="dxa" w:w="3312"/>
+            <w:shd w:fill="F8FAFC"/>
+            <w:tcMar>
+              <w:top w:w="40" w:type="dxa"/>
+              <w:bottom w:w="40" w:type="dxa"/>
+              <w:left w:w="80" w:type="dxa"/>
+              <w:right w:w="80" w:type="dxa"/>
+            </w:tcMar>
+          </w:tcPr>
+          <w:p>
+            <w:r>
+              <w:rPr>
+                <w:sz w:val="16"/>
+              </w:rPr>
+              <w:t>Full display name of the student</w:t>
+            </w:r>
+          </w:p>
+        </w:tc>
+      </w:tr>
+      <w:tr>
+        <w:tc>
+          <w:tcPr>
+            <w:tcW w:type="dxa" w:w="1872"/>
+            <w:shd w:fill="FFFFFF"/>
+            <w:tcMar>
+              <w:top w:w="40" w:type="dxa"/>
+              <w:bottom w:w="40" w:type="dxa"/>
+              <w:left w:w="80" w:type="dxa"/>
+              <w:right w:w="80" w:type="dxa"/>
+            </w:tcMar>
+          </w:tcPr>
+          <w:p>
+            <w:r>
+              <w:rPr>
+                <w:b/>
+                <w:sz w:val="16"/>
+              </w:rPr>
+              <w:t>email</w:t>
+            </w:r>
+          </w:p>
+        </w:tc>
+        <w:tc>
+          <w:tcPr>
+            <w:tcW w:type="dxa" w:w="1440"/>
+            <w:shd w:fill="FFFFFF"/>
+            <w:tcMar>
+              <w:top w:w="40" w:type="dxa"/>
+              <w:bottom w:w="40" w:type="dxa"/>
+              <w:left w:w="80" w:type="dxa"/>
+              <w:right w:w="80" w:type="dxa"/>
+            </w:tcMar>
+          </w:tcPr>
+          <w:p>
+            <w:r>
+              <w:rPr>
+                <w:sz w:val="16"/>
+              </w:rPr>
+              <w:t>String</w:t>
+            </w:r>
+          </w:p>
+        </w:tc>
+        <w:tc>
+          <w:tcPr>
+            <w:tcW w:type="dxa" w:w="1728"/>
+            <w:shd w:fill="FFFFFF"/>
+            <w:tcMar>
+              <w:top w:w="40" w:type="dxa"/>
+              <w:bottom w:w="40" w:type="dxa"/>
+              <w:left w:w="80" w:type="dxa"/>
+              <w:right w:w="80" w:type="dxa"/>
+            </w:tcMar>
+          </w:tcPr>
+          <w:p>
+            <w:r>
+              <w:rPr>
+                <w:sz w:val="16"/>
+              </w:rPr>
+              <w:t>Required, Unique</w:t>
+            </w:r>
+          </w:p>
+        </w:tc>
+        <w:tc>
+          <w:tcPr>
+            <w:tcW w:type="dxa" w:w="1440"/>
+            <w:shd w:fill="FFFFFF"/>
+            <w:tcMar>
+              <w:top w:w="40" w:type="dxa"/>
+              <w:bottom w:w="40" w:type="dxa"/>
+              <w:left w:w="80" w:type="dxa"/>
+              <w:right w:w="80" w:type="dxa"/>
+            </w:tcMar>
+          </w:tcPr>
+          <w:p>
+            <w:r>
+              <w:rPr>
+                <w:sz w:val="16"/>
+              </w:rPr>
+              <w:t>-</w:t>
+            </w:r>
+          </w:p>
+        </w:tc>
+        <w:tc>
+          <w:tcPr>
+            <w:tcW w:type="dxa" w:w="3312"/>
+            <w:shd w:fill="FFFFFF"/>
+            <w:tcMar>
+              <w:top w:w="40" w:type="dxa"/>
+              <w:bottom w:w="40" w:type="dxa"/>
+              <w:left w:w="80" w:type="dxa"/>
+              <w:right w:w="80" w:type="dxa"/>
+            </w:tcMar>
+          </w:tcPr>
+          <w:p>
+            <w:r>
+              <w:rPr>
+                <w:sz w:val="16"/>
+              </w:rPr>
+              <w:t>Login email address used for authentication</w:t>
+            </w:r>
+          </w:p>
+        </w:tc>
+      </w:tr>
+      <w:tr>
+        <w:tc>
+          <w:tcPr>
+            <w:tcW w:type="dxa" w:w="1872"/>
+            <w:shd w:fill="F8FAFC"/>
+            <w:tcMar>
+              <w:top w:w="40" w:type="dxa"/>
+              <w:bottom w:w="40" w:type="dxa"/>
+              <w:left w:w="80" w:type="dxa"/>
+              <w:right w:w="80" w:type="dxa"/>
+            </w:tcMar>
+          </w:tcPr>
+          <w:p>
+            <w:r>
+              <w:rPr>
+                <w:b/>
+                <w:sz w:val="16"/>
+              </w:rPr>
+              <w:t>password</w:t>
+            </w:r>
+          </w:p>
+        </w:tc>
+        <w:tc>
+          <w:tcPr>
+            <w:tcW w:type="dxa" w:w="1440"/>
+            <w:shd w:fill="F8FAFC"/>
+            <w:tcMar>
+              <w:top w:w="40" w:type="dxa"/>
+              <w:bottom w:w="40" w:type="dxa"/>
+              <w:left w:w="80" w:type="dxa"/>
+              <w:right w:w="80" w:type="dxa"/>
+            </w:tcMar>
+          </w:tcPr>
+          <w:p>
+            <w:r>
+              <w:rPr>
+                <w:sz w:val="16"/>
+              </w:rPr>
+              <w:t>String</w:t>
+            </w:r>
+          </w:p>
+        </w:tc>
+        <w:tc>
+          <w:tcPr>
+            <w:tcW w:type="dxa" w:w="1728"/>
+            <w:shd w:fill="F8FAFC"/>
+            <w:tcMar>
+              <w:top w:w="40" w:type="dxa"/>
+              <w:bottom w:w="40" w:type="dxa"/>
+              <w:left w:w="80" w:type="dxa"/>
+              <w:right w:w="80" w:type="dxa"/>
+            </w:tcMar>
+          </w:tcPr>
+          <w:p>
+            <w:r>
+              <w:rPr>
+                <w:sz w:val="16"/>
+              </w:rPr>
+              <w:t>Required</w:t>
+            </w:r>
+          </w:p>
+        </w:tc>
+        <w:tc>
+          <w:tcPr>
+            <w:tcW w:type="dxa" w:w="1440"/>
+            <w:shd w:fill="F8FAFC"/>
+            <w:tcMar>
+              <w:top w:w="40" w:type="dxa"/>
+              <w:bottom w:w="40" w:type="dxa"/>
+              <w:left w:w="80" w:type="dxa"/>
+              <w:right w:w="80" w:type="dxa"/>
+            </w:tcMar>
+          </w:tcPr>
+          <w:p>
+            <w:r>
+              <w:rPr>
+                <w:sz w:val="16"/>
+              </w:rPr>
+              <w:t>-</w:t>
+            </w:r>
+          </w:p>
+        </w:tc>
+        <w:tc>
+          <w:tcPr>
+            <w:tcW w:type="dxa" w:w="3312"/>
+            <w:shd w:fill="F8FAFC"/>
+            <w:tcMar>
+              <w:top w:w="40" w:type="dxa"/>
+              <w:bottom w:w="40" w:type="dxa"/>
+              <w:left w:w="80" w:type="dxa"/>
+              <w:right w:w="80" w:type="dxa"/>
+            </w:tcMar>
+          </w:tcPr>
+          <w:p>
+            <w:r>
+              <w:rPr>
+                <w:sz w:val="16"/>
+              </w:rPr>
+              <w:t>Bcrypt cryptographically salted password hash</w:t>
+            </w:r>
+          </w:p>
+        </w:tc>
+      </w:tr>
+      <w:tr>
+        <w:tc>
+          <w:tcPr>
+            <w:tcW w:type="dxa" w:w="1872"/>
+            <w:shd w:fill="FFFFFF"/>
+            <w:tcMar>
+              <w:top w:w="40" w:type="dxa"/>
+              <w:bottom w:w="40" w:type="dxa"/>
+              <w:left w:w="80" w:type="dxa"/>
+              <w:right w:w="80" w:type="dxa"/>
+            </w:tcMar>
+          </w:tcPr>
+          <w:p>
+            <w:r>
+              <w:rPr>
+                <w:b/>
+                <w:sz w:val="16"/>
+              </w:rPr>
+              <w:t>university</w:t>
+            </w:r>
+          </w:p>
+        </w:tc>
+        <w:tc>
+          <w:tcPr>
+            <w:tcW w:type="dxa" w:w="1440"/>
+            <w:shd w:fill="FFFFFF"/>
+            <w:tcMar>
+              <w:top w:w="40" w:type="dxa"/>
+              <w:bottom w:w="40" w:type="dxa"/>
+              <w:left w:w="80" w:type="dxa"/>
+              <w:right w:w="80" w:type="dxa"/>
+            </w:tcMar>
+          </w:tcPr>
+          <w:p>
+            <w:r>
+              <w:rPr>
+                <w:sz w:val="16"/>
+              </w:rPr>
+              <w:t>String</w:t>
+            </w:r>
+          </w:p>
+        </w:tc>
+        <w:tc>
+          <w:tcPr>
+            <w:tcW w:type="dxa" w:w="1728"/>
+            <w:shd w:fill="FFFFFF"/>
+            <w:tcMar>
+              <w:top w:w="40" w:type="dxa"/>
+              <w:bottom w:w="40" w:type="dxa"/>
+              <w:left w:w="80" w:type="dxa"/>
+              <w:right w:w="80" w:type="dxa"/>
+            </w:tcMar>
+          </w:tcPr>
+          <w:p>
+            <w:r>
+              <w:rPr>
+                <w:sz w:val="16"/>
+              </w:rPr>
+              <w:t>Optional</w:t>
+            </w:r>
+          </w:p>
+        </w:tc>
+        <w:tc>
+          <w:tcPr>
+            <w:tcW w:type="dxa" w:w="1440"/>
+            <w:shd w:fill="FFFFFF"/>
+            <w:tcMar>
+              <w:top w:w="40" w:type="dxa"/>
+              <w:bottom w:w="40" w:type="dxa"/>
+              <w:left w:w="80" w:type="dxa"/>
+              <w:right w:w="80" w:type="dxa"/>
+            </w:tcMar>
+          </w:tcPr>
+          <w:p>
+            <w:r>
+              <w:rPr>
+                <w:sz w:val="16"/>
+              </w:rPr>
+              <w:t>Stanford University</w:t>
+            </w:r>
+          </w:p>
+        </w:tc>
+        <w:tc>
+          <w:tcPr>
+            <w:tcW w:type="dxa" w:w="3312"/>
+            <w:shd w:fill="FFFFFF"/>
+            <w:tcMar>
+              <w:top w:w="40" w:type="dxa"/>
+              <w:bottom w:w="40" w:type="dxa"/>
+              <w:left w:w="80" w:type="dxa"/>
+              <w:right w:w="80" w:type="dxa"/>
+            </w:tcMar>
+          </w:tcPr>
+          <w:p>
+            <w:r>
+              <w:rPr>
+                <w:sz w:val="16"/>
+              </w:rPr>
+              <w:t>Associated higher education institution</w:t>
+            </w:r>
+          </w:p>
+        </w:tc>
+      </w:tr>
+      <w:tr>
+        <w:tc>
+          <w:tcPr>
+            <w:tcW w:type="dxa" w:w="1872"/>
+            <w:shd w:fill="F8FAFC"/>
+            <w:tcMar>
+              <w:top w:w="40" w:type="dxa"/>
+              <w:bottom w:w="40" w:type="dxa"/>
+              <w:left w:w="80" w:type="dxa"/>
+              <w:right w:w="80" w:type="dxa"/>
+            </w:tcMar>
+          </w:tcPr>
+          <w:p>
+            <w:r>
+              <w:rPr>
+                <w:b/>
+                <w:sz w:val="16"/>
+              </w:rPr>
+              <w:t>major</w:t>
+            </w:r>
+          </w:p>
+        </w:tc>
+        <w:tc>
+          <w:tcPr>
+            <w:tcW w:type="dxa" w:w="1440"/>
+            <w:shd w:fill="F8FAFC"/>
+            <w:tcMar>
+              <w:top w:w="40" w:type="dxa"/>
+              <w:bottom w:w="40" w:type="dxa"/>
+              <w:left w:w="80" w:type="dxa"/>
+              <w:right w:w="80" w:type="dxa"/>
+            </w:tcMar>
+          </w:tcPr>
+          <w:p>
+            <w:r>
+              <w:rPr>
+                <w:sz w:val="16"/>
+              </w:rPr>
+              <w:t>String</w:t>
+            </w:r>
+          </w:p>
+        </w:tc>
+        <w:tc>
+          <w:tcPr>
+            <w:tcW w:type="dxa" w:w="1728"/>
+            <w:shd w:fill="F8FAFC"/>
+            <w:tcMar>
+              <w:top w:w="40" w:type="dxa"/>
+              <w:bottom w:w="40" w:type="dxa"/>
+              <w:left w:w="80" w:type="dxa"/>
+              <w:right w:w="80" w:type="dxa"/>
+            </w:tcMar>
+          </w:tcPr>
+          <w:p>
+            <w:r>
+              <w:rPr>
+                <w:sz w:val="16"/>
+              </w:rPr>
+              <w:t>Optional</w:t>
+            </w:r>
+          </w:p>
+        </w:tc>
+        <w:tc>
+          <w:tcPr>
+            <w:tcW w:type="dxa" w:w="1440"/>
+            <w:shd w:fill="F8FAFC"/>
+            <w:tcMar>
+              <w:top w:w="40" w:type="dxa"/>
+              <w:bottom w:w="40" w:type="dxa"/>
+              <w:left w:w="80" w:type="dxa"/>
+              <w:right w:w="80" w:type="dxa"/>
+            </w:tcMar>
+          </w:tcPr>
+          <w:p>
+            <w:r>
+              <w:rPr>
+                <w:sz w:val="16"/>
+              </w:rPr>
+              <w:t>Physics &amp; CS</w:t>
+            </w:r>
+          </w:p>
+        </w:tc>
+        <w:tc>
+          <w:tcPr>
+            <w:tcW w:type="dxa" w:w="3312"/>
+            <w:shd w:fill="F8FAFC"/>
+            <w:tcMar>
+              <w:top w:w="40" w:type="dxa"/>
+              <w:bottom w:w="40" w:type="dxa"/>
+              <w:left w:w="80" w:type="dxa"/>
+              <w:right w:w="80" w:type="dxa"/>
+            </w:tcMar>
+          </w:tcPr>
+          <w:p>
+            <w:r>
+              <w:rPr>
+                <w:sz w:val="16"/>
+              </w:rPr>
+              <w:t>Primary academic discipline</w:t>
+            </w:r>
+          </w:p>
+        </w:tc>
+      </w:tr>
+      <w:tr>
+        <w:tc>
+          <w:tcPr>
+            <w:tcW w:type="dxa" w:w="1872"/>
+            <w:shd w:fill="FFFFFF"/>
+            <w:tcMar>
+              <w:top w:w="40" w:type="dxa"/>
+              <w:bottom w:w="40" w:type="dxa"/>
+              <w:left w:w="80" w:type="dxa"/>
+              <w:right w:w="80" w:type="dxa"/>
+            </w:tcMar>
+          </w:tcPr>
+          <w:p>
+            <w:r>
+              <w:rPr>
+                <w:b/>
+                <w:sz w:val="16"/>
+              </w:rPr>
+              <w:t>createdAt</w:t>
+            </w:r>
+          </w:p>
+        </w:tc>
+        <w:tc>
+          <w:tcPr>
+            <w:tcW w:type="dxa" w:w="1440"/>
+            <w:shd w:fill="FFFFFF"/>
+            <w:tcMar>
+              <w:top w:w="40" w:type="dxa"/>
+              <w:bottom w:w="40" w:type="dxa"/>
+              <w:left w:w="80" w:type="dxa"/>
+              <w:right w:w="80" w:type="dxa"/>
+            </w:tcMar>
+          </w:tcPr>
+          <w:p>
+            <w:r>
+              <w:rPr>
+                <w:sz w:val="16"/>
+              </w:rPr>
+              <w:t>Date</w:t>
+            </w:r>
+          </w:p>
+        </w:tc>
+        <w:tc>
+          <w:tcPr>
+            <w:tcW w:type="dxa" w:w="1728"/>
+            <w:shd w:fill="FFFFFF"/>
+            <w:tcMar>
+              <w:top w:w="40" w:type="dxa"/>
+              <w:bottom w:w="40" w:type="dxa"/>
+              <w:left w:w="80" w:type="dxa"/>
+              <w:right w:w="80" w:type="dxa"/>
+            </w:tcMar>
+          </w:tcPr>
+          <w:p>
+            <w:r>
+              <w:rPr>
+                <w:sz w:val="16"/>
+              </w:rPr>
+              <w:t>Timestamp</w:t>
+            </w:r>
+          </w:p>
+        </w:tc>
+        <w:tc>
+          <w:tcPr>
+            <w:tcW w:type="dxa" w:w="1440"/>
+            <w:shd w:fill="FFFFFF"/>
+            <w:tcMar>
+              <w:top w:w="40" w:type="dxa"/>
+              <w:bottom w:w="40" w:type="dxa"/>
+              <w:left w:w="80" w:type="dxa"/>
+              <w:right w:w="80" w:type="dxa"/>
+            </w:tcMar>
+          </w:tcPr>
+          <w:p>
+            <w:r>
+              <w:rPr>
+                <w:sz w:val="16"/>
+              </w:rPr>
+              <w:t>Date.now</w:t>
+            </w:r>
+          </w:p>
+        </w:tc>
+        <w:tc>
+          <w:tcPr>
+            <w:tcW w:type="dxa" w:w="3312"/>
+            <w:shd w:fill="FFFFFF"/>
+            <w:tcMar>
+              <w:top w:w="40" w:type="dxa"/>
+              <w:bottom w:w="40" w:type="dxa"/>
+              <w:left w:w="80" w:type="dxa"/>
+              <w:right w:w="80" w:type="dxa"/>
+            </w:tcMar>
+          </w:tcPr>
+          <w:p>
+            <w:r>
+              <w:rPr>
+                <w:sz w:val="16"/>
+              </w:rPr>
+              <w:t>Account creation timestamp</w:t>
+            </w:r>
+          </w:p>
+        </w:tc>
+      </w:tr>
+    </w:tbl>
+    <w:p>
+      <w:pPr>
+        <w:spacing w:after="120"/>
+      </w:pPr>
+    </w:p>
+    <w:p>
+      <w:pPr>
+        <w:keepNext/>
+        <w:spacing w:before="200" w:after="80"/>
+      </w:pPr>
+      <w:r>
+        <w:rPr>
+          <w:rFonts w:ascii="Calibri" w:hAnsi="Calibri"/>
+          <w:b/>
+          <w:color w:val="334155"/>
+          <w:sz w:val="23"/>
+        </w:rPr>
+        <w:t>Table 5.2: Task Collection Schema (`models/Task.js`)</w:t>
+      </w:r>
+    </w:p>
+    <w:tbl>
+      <w:tblPr>
+        <w:tblW w:type="auto" w:w="0"/>
+        <w:jc w:val="center"/>
+        <w:tblLook w:firstColumn="1" w:firstRow="1" w:lastColumn="0" w:lastRow="0" w:noHBand="0" w:noVBand="1" w:val="04A0"/>
+      </w:tblPr>
+      <w:tblGrid>
+        <w:gridCol w:w="1872"/>
+        <w:gridCol w:w="1872"/>
+        <w:gridCol w:w="1872"/>
+        <w:gridCol w:w="1872"/>
+        <w:gridCol w:w="1872"/>
+      </w:tblGrid>
+      <w:tr>
+        <w:tc>
+          <w:tcPr>
+            <w:tcW w:type="dxa" w:w="1872"/>
+            <w:shd w:fill="1E293B"/>
+            <w:tcMar>
+              <w:top w:w="60" w:type="dxa"/>
+              <w:bottom w:w="60" w:type="dxa"/>
+              <w:left w:w="80" w:type="dxa"/>
+              <w:right w:w="80" w:type="dxa"/>
+            </w:tcMar>
+          </w:tcPr>
+          <w:p>
+            <w:r>
+              <w:rPr>
+                <w:b/>
+                <w:color w:val="FFFFFF"/>
+                <w:sz w:val="17"/>
+              </w:rPr>
+              <w:t>Field</w:t>
+            </w:r>
+          </w:p>
+        </w:tc>
+        <w:tc>
+          <w:tcPr>
+            <w:tcW w:type="dxa" w:w="1440"/>
+            <w:shd w:fill="1E293B"/>
+            <w:tcMar>
+              <w:top w:w="60" w:type="dxa"/>
+              <w:bottom w:w="60" w:type="dxa"/>
+              <w:left w:w="80" w:type="dxa"/>
+              <w:right w:w="80" w:type="dxa"/>
+            </w:tcMar>
+          </w:tcPr>
+          <w:p>
+            <w:r>
+              <w:rPr>
+                <w:b/>
+                <w:color w:val="FFFFFF"/>
+                <w:sz w:val="17"/>
+              </w:rPr>
+              <w:t>Type</w:t>
+            </w:r>
+          </w:p>
+        </w:tc>
+        <w:tc>
+          <w:tcPr>
+            <w:tcW w:type="dxa" w:w="1728"/>
+            <w:shd w:fill="1E293B"/>
+            <w:tcMar>
+              <w:top w:w="60" w:type="dxa"/>
+              <w:bottom w:w="60" w:type="dxa"/>
+              <w:left w:w="80" w:type="dxa"/>
+              <w:right w:w="80" w:type="dxa"/>
+            </w:tcMar>
+          </w:tcPr>
+          <w:p>
+            <w:r>
+              <w:rPr>
+                <w:b/>
+                <w:color w:val="FFFFFF"/>
+                <w:sz w:val="17"/>
+              </w:rPr>
+              <w:t>Constraint</w:t>
+            </w:r>
+          </w:p>
+        </w:tc>
+        <w:tc>
+          <w:tcPr>
+            <w:tcW w:type="dxa" w:w="1440"/>
+            <w:shd w:fill="1E293B"/>
+            <w:tcMar>
+              <w:top w:w="60" w:type="dxa"/>
+              <w:bottom w:w="60" w:type="dxa"/>
+              <w:left w:w="80" w:type="dxa"/>
+              <w:right w:w="80" w:type="dxa"/>
+            </w:tcMar>
+          </w:tcPr>
+          <w:p>
+            <w:r>
+              <w:rPr>
+                <w:b/>
+                <w:color w:val="FFFFFF"/>
+                <w:sz w:val="17"/>
+              </w:rPr>
+              <w:t>Default</w:t>
+            </w:r>
+          </w:p>
+        </w:tc>
+        <w:tc>
+          <w:tcPr>
+            <w:tcW w:type="dxa" w:w="3312"/>
+            <w:shd w:fill="1E293B"/>
+            <w:tcMar>
+              <w:top w:w="60" w:type="dxa"/>
+              <w:bottom w:w="60" w:type="dxa"/>
+              <w:left w:w="80" w:type="dxa"/>
+              <w:right w:w="80" w:type="dxa"/>
+            </w:tcMar>
+          </w:tcPr>
+          <w:p>
+            <w:r>
+              <w:rPr>
+                <w:b/>
+                <w:color w:val="FFFFFF"/>
+                <w:sz w:val="17"/>
+              </w:rPr>
+              <w:t>Description</w:t>
+            </w:r>
+          </w:p>
+        </w:tc>
+      </w:tr>
+      <w:tr>
+        <w:tc>
+          <w:tcPr>
+            <w:tcW w:type="dxa" w:w="1872"/>
+            <w:shd w:fill="FFFFFF"/>
+            <w:tcMar>
+              <w:top w:w="40" w:type="dxa"/>
+              <w:bottom w:w="40" w:type="dxa"/>
+              <w:left w:w="80" w:type="dxa"/>
+              <w:right w:w="80" w:type="dxa"/>
+            </w:tcMar>
+          </w:tcPr>
+          <w:p>
+            <w:r>
+              <w:rPr>
+                <w:b/>
+                <w:sz w:val="16"/>
+              </w:rPr>
+              <w:t>_id</w:t>
+            </w:r>
+          </w:p>
+        </w:tc>
+        <w:tc>
+          <w:tcPr>
+            <w:tcW w:type="dxa" w:w="1440"/>
+            <w:shd w:fill="FFFFFF"/>
+            <w:tcMar>
+              <w:top w:w="40" w:type="dxa"/>
+              <w:bottom w:w="40" w:type="dxa"/>
+              <w:left w:w="80" w:type="dxa"/>
+              <w:right w:w="80" w:type="dxa"/>
+            </w:tcMar>
+          </w:tcPr>
+          <w:p>
+            <w:r>
+              <w:rPr>
+                <w:sz w:val="16"/>
+              </w:rPr>
+              <w:t>ObjectId</w:t>
+            </w:r>
+          </w:p>
+        </w:tc>
+        <w:tc>
+          <w:tcPr>
+            <w:tcW w:type="dxa" w:w="1728"/>
+            <w:shd w:fill="FFFFFF"/>
+            <w:tcMar>
+              <w:top w:w="40" w:type="dxa"/>
+              <w:bottom w:w="40" w:type="dxa"/>
+              <w:left w:w="80" w:type="dxa"/>
+              <w:right w:w="80" w:type="dxa"/>
+            </w:tcMar>
+          </w:tcPr>
+          <w:p>
+            <w:r>
+              <w:rPr>
+                <w:sz w:val="16"/>
+              </w:rPr>
+              <w:t>Primary Key</w:t>
+            </w:r>
+          </w:p>
+        </w:tc>
+        <w:tc>
+          <w:tcPr>
+            <w:tcW w:type="dxa" w:w="1440"/>
+            <w:shd w:fill="FFFFFF"/>
+            <w:tcMar>
+              <w:top w:w="40" w:type="dxa"/>
+              <w:bottom w:w="40" w:type="dxa"/>
+              <w:left w:w="80" w:type="dxa"/>
+              <w:right w:w="80" w:type="dxa"/>
+            </w:tcMar>
+          </w:tcPr>
+          <w:p>
+            <w:r>
+              <w:rPr>
+                <w:sz w:val="16"/>
+              </w:rPr>
+              <w:t>Auto</w:t>
+            </w:r>
+          </w:p>
+        </w:tc>
+        <w:tc>
+          <w:tcPr>
+            <w:tcW w:type="dxa" w:w="3312"/>
+            <w:shd w:fill="FFFFFF"/>
+            <w:tcMar>
+              <w:top w:w="40" w:type="dxa"/>
+              <w:bottom w:w="40" w:type="dxa"/>
+              <w:left w:w="80" w:type="dxa"/>
+              <w:right w:w="80" w:type="dxa"/>
+            </w:tcMar>
+          </w:tcPr>
+          <w:p>
+            <w:r>
+              <w:rPr>
+                <w:sz w:val="16"/>
+              </w:rPr>
+              <w:t>Unique task identifier</w:t>
+            </w:r>
+          </w:p>
+        </w:tc>
+      </w:tr>
+      <w:tr>
+        <w:tc>
+          <w:tcPr>
+            <w:tcW w:type="dxa" w:w="1872"/>
+            <w:shd w:fill="F8FAFC"/>
+            <w:tcMar>
+              <w:top w:w="40" w:type="dxa"/>
+              <w:bottom w:w="40" w:type="dxa"/>
+              <w:left w:w="80" w:type="dxa"/>
+              <w:right w:w="80" w:type="dxa"/>
+            </w:tcMar>
+          </w:tcPr>
+          <w:p>
+            <w:r>
+              <w:rPr>
+                <w:b/>
+                <w:sz w:val="16"/>
+              </w:rPr>
+              <w:t>userId</w:t>
+            </w:r>
+          </w:p>
+        </w:tc>
+        <w:tc>
+          <w:tcPr>
+            <w:tcW w:type="dxa" w:w="1440"/>
+            <w:shd w:fill="F8FAFC"/>
+            <w:tcMar>
+              <w:top w:w="40" w:type="dxa"/>
+              <w:bottom w:w="40" w:type="dxa"/>
+              <w:left w:w="80" w:type="dxa"/>
+              <w:right w:w="80" w:type="dxa"/>
+            </w:tcMar>
+          </w:tcPr>
+          <w:p>
+            <w:r>
+              <w:rPr>
+                <w:sz w:val="16"/>
+              </w:rPr>
+              <w:t>String</w:t>
+            </w:r>
+          </w:p>
+        </w:tc>
+        <w:tc>
+          <w:tcPr>
+            <w:tcW w:type="dxa" w:w="1728"/>
+            <w:shd w:fill="F8FAFC"/>
+            <w:tcMar>
+              <w:top w:w="40" w:type="dxa"/>
+              <w:bottom w:w="40" w:type="dxa"/>
+              <w:left w:w="80" w:type="dxa"/>
+              <w:right w:w="80" w:type="dxa"/>
+            </w:tcMar>
+          </w:tcPr>
+          <w:p>
+            <w:r>
+              <w:rPr>
+                <w:sz w:val="16"/>
+              </w:rPr>
+              <w:t>Required, Indexed</w:t>
+            </w:r>
+          </w:p>
+        </w:tc>
+        <w:tc>
+          <w:tcPr>
+            <w:tcW w:type="dxa" w:w="1440"/>
+            <w:shd w:fill="F8FAFC"/>
+            <w:tcMar>
+              <w:top w:w="40" w:type="dxa"/>
+              <w:bottom w:w="40" w:type="dxa"/>
+              <w:left w:w="80" w:type="dxa"/>
+              <w:right w:w="80" w:type="dxa"/>
+            </w:tcMar>
+          </w:tcPr>
+          <w:p>
+            <w:r>
+              <w:rPr>
+                <w:sz w:val="16"/>
+              </w:rPr>
+              <w:t>-</w:t>
+            </w:r>
+          </w:p>
+        </w:tc>
+        <w:tc>
+          <w:tcPr>
+            <w:tcW w:type="dxa" w:w="3312"/>
+            <w:shd w:fill="F8FAFC"/>
+            <w:tcMar>
+              <w:top w:w="40" w:type="dxa"/>
+              <w:bottom w:w="40" w:type="dxa"/>
+              <w:left w:w="80" w:type="dxa"/>
+              <w:right w:w="80" w:type="dxa"/>
+            </w:tcMar>
+          </w:tcPr>
+          <w:p>
+            <w:r>
+              <w:rPr>
+                <w:sz w:val="16"/>
+              </w:rPr>
+              <w:t>Foreign reference to owning User document</w:t>
+            </w:r>
+          </w:p>
+        </w:tc>
+      </w:tr>
+      <w:tr>
+        <w:tc>
+          <w:tcPr>
+            <w:tcW w:type="dxa" w:w="1872"/>
+            <w:shd w:fill="FFFFFF"/>
+            <w:tcMar>
+              <w:top w:w="40" w:type="dxa"/>
+              <w:bottom w:w="40" w:type="dxa"/>
+              <w:left w:w="80" w:type="dxa"/>
+              <w:right w:w="80" w:type="dxa"/>
+            </w:tcMar>
+          </w:tcPr>
+          <w:p>
+            <w:r>
+              <w:rPr>
+                <w:b/>
+                <w:sz w:val="16"/>
+              </w:rPr>
+              <w:t>title</w:t>
+            </w:r>
+          </w:p>
+        </w:tc>
+        <w:tc>
+          <w:tcPr>
+            <w:tcW w:type="dxa" w:w="1440"/>
+            <w:shd w:fill="FFFFFF"/>
+            <w:tcMar>
+              <w:top w:w="40" w:type="dxa"/>
+              <w:bottom w:w="40" w:type="dxa"/>
+              <w:left w:w="80" w:type="dxa"/>
+              <w:right w:w="80" w:type="dxa"/>
+            </w:tcMar>
+          </w:tcPr>
+          <w:p>
+            <w:r>
+              <w:rPr>
+                <w:sz w:val="16"/>
+              </w:rPr>
+              <w:t>String</w:t>
+            </w:r>
+          </w:p>
+        </w:tc>
+        <w:tc>
+          <w:tcPr>
+            <w:tcW w:type="dxa" w:w="1728"/>
+            <w:shd w:fill="FFFFFF"/>
+            <w:tcMar>
+              <w:top w:w="40" w:type="dxa"/>
+              <w:bottom w:w="40" w:type="dxa"/>
+              <w:left w:w="80" w:type="dxa"/>
+              <w:right w:w="80" w:type="dxa"/>
+            </w:tcMar>
+          </w:tcPr>
+          <w:p>
+            <w:r>
+              <w:rPr>
+                <w:sz w:val="16"/>
+              </w:rPr>
+              <w:t>Required</w:t>
+            </w:r>
+          </w:p>
+        </w:tc>
+        <w:tc>
+          <w:tcPr>
+            <w:tcW w:type="dxa" w:w="1440"/>
+            <w:shd w:fill="FFFFFF"/>
+            <w:tcMar>
+              <w:top w:w="40" w:type="dxa"/>
+              <w:bottom w:w="40" w:type="dxa"/>
+              <w:left w:w="80" w:type="dxa"/>
+              <w:right w:w="80" w:type="dxa"/>
+            </w:tcMar>
+          </w:tcPr>
+          <w:p>
+            <w:r>
+              <w:rPr>
+                <w:sz w:val="16"/>
+              </w:rPr>
+              <w:t>-</w:t>
+            </w:r>
+          </w:p>
+        </w:tc>
+        <w:tc>
+          <w:tcPr>
+            <w:tcW w:type="dxa" w:w="3312"/>
+            <w:shd w:fill="FFFFFF"/>
+            <w:tcMar>
+              <w:top w:w="40" w:type="dxa"/>
+              <w:bottom w:w="40" w:type="dxa"/>
+              <w:left w:w="80" w:type="dxa"/>
+              <w:right w:w="80" w:type="dxa"/>
+            </w:tcMar>
+          </w:tcPr>
+          <w:p>
+            <w:r>
+              <w:rPr>
+                <w:sz w:val="16"/>
+              </w:rPr>
+              <w:t>Subject syllabus topic for the study block</w:t>
+            </w:r>
+          </w:p>
+        </w:tc>
+      </w:tr>
+      <w:tr>
+        <w:tc>
+          <w:tcPr>
+            <w:tcW w:type="dxa" w:w="1872"/>
+            <w:shd w:fill="F8FAFC"/>
+            <w:tcMar>
+              <w:top w:w="40" w:type="dxa"/>
+              <w:bottom w:w="40" w:type="dxa"/>
+              <w:left w:w="80" w:type="dxa"/>
+              <w:right w:w="80" w:type="dxa"/>
+            </w:tcMar>
+          </w:tcPr>
+          <w:p>
+            <w:r>
+              <w:rPr>
+                <w:b/>
+                <w:sz w:val="16"/>
+              </w:rPr>
+              <w:t>subject</w:t>
+            </w:r>
+          </w:p>
+        </w:tc>
+        <w:tc>
+          <w:tcPr>
+            <w:tcW w:type="dxa" w:w="1440"/>
+            <w:shd w:fill="F8FAFC"/>
+            <w:tcMar>
+              <w:top w:w="40" w:type="dxa"/>
+              <w:bottom w:w="40" w:type="dxa"/>
+              <w:left w:w="80" w:type="dxa"/>
+              <w:right w:w="80" w:type="dxa"/>
+            </w:tcMar>
+          </w:tcPr>
+          <w:p>
+            <w:r>
+              <w:rPr>
+                <w:sz w:val="16"/>
+              </w:rPr>
+              <w:t>String</w:t>
+            </w:r>
+          </w:p>
+        </w:tc>
+        <w:tc>
+          <w:tcPr>
+            <w:tcW w:type="dxa" w:w="1728"/>
+            <w:shd w:fill="F8FAFC"/>
+            <w:tcMar>
+              <w:top w:w="40" w:type="dxa"/>
+              <w:bottom w:w="40" w:type="dxa"/>
+              <w:left w:w="80" w:type="dxa"/>
+              <w:right w:w="80" w:type="dxa"/>
+            </w:tcMar>
+          </w:tcPr>
+          <w:p>
+            <w:r>
+              <w:rPr>
+                <w:sz w:val="16"/>
+              </w:rPr>
+              <w:t>Required</w:t>
+            </w:r>
+          </w:p>
+        </w:tc>
+        <w:tc>
+          <w:tcPr>
+            <w:tcW w:type="dxa" w:w="1440"/>
+            <w:shd w:fill="F8FAFC"/>
+            <w:tcMar>
+              <w:top w:w="40" w:type="dxa"/>
+              <w:bottom w:w="40" w:type="dxa"/>
+              <w:left w:w="80" w:type="dxa"/>
+              <w:right w:w="80" w:type="dxa"/>
+            </w:tcMar>
+          </w:tcPr>
+          <w:p>
+            <w:r>
+              <w:rPr>
+                <w:sz w:val="16"/>
+              </w:rPr>
+              <w:t>-</w:t>
+            </w:r>
+          </w:p>
+        </w:tc>
+        <w:tc>
+          <w:tcPr>
+            <w:tcW w:type="dxa" w:w="3312"/>
+            <w:shd w:fill="F8FAFC"/>
+            <w:tcMar>
+              <w:top w:w="40" w:type="dxa"/>
+              <w:bottom w:w="40" w:type="dxa"/>
+              <w:left w:w="80" w:type="dxa"/>
+              <w:right w:w="80" w:type="dxa"/>
+            </w:tcMar>
+          </w:tcPr>
+          <w:p>
+            <w:r>
+              <w:rPr>
+                <w:sz w:val="16"/>
+              </w:rPr>
+              <w:t>Academic discipline (e.g. Mathematics, Physics)</w:t>
+            </w:r>
+          </w:p>
+        </w:tc>
+      </w:tr>
+      <w:tr>
+        <w:tc>
+          <w:tcPr>
+            <w:tcW w:type="dxa" w:w="1872"/>
+            <w:shd w:fill="FFFFFF"/>
+            <w:tcMar>
+              <w:top w:w="40" w:type="dxa"/>
+              <w:bottom w:w="40" w:type="dxa"/>
+              <w:left w:w="80" w:type="dxa"/>
+              <w:right w:w="80" w:type="dxa"/>
+            </w:tcMar>
+          </w:tcPr>
+          <w:p>
+            <w:r>
+              <w:rPr>
+                <w:b/>
+                <w:sz w:val="16"/>
+              </w:rPr>
+              <w:t>date</w:t>
+            </w:r>
+          </w:p>
+        </w:tc>
+        <w:tc>
+          <w:tcPr>
+            <w:tcW w:type="dxa" w:w="1440"/>
+            <w:shd w:fill="FFFFFF"/>
+            <w:tcMar>
+              <w:top w:w="40" w:type="dxa"/>
+              <w:bottom w:w="40" w:type="dxa"/>
+              <w:left w:w="80" w:type="dxa"/>
+              <w:right w:w="80" w:type="dxa"/>
+            </w:tcMar>
+          </w:tcPr>
+          <w:p>
+            <w:r>
+              <w:rPr>
+                <w:sz w:val="16"/>
+              </w:rPr>
+              <w:t>String</w:t>
+            </w:r>
+          </w:p>
+        </w:tc>
+        <w:tc>
+          <w:tcPr>
+            <w:tcW w:type="dxa" w:w="1728"/>
+            <w:shd w:fill="FFFFFF"/>
+            <w:tcMar>
+              <w:top w:w="40" w:type="dxa"/>
+              <w:bottom w:w="40" w:type="dxa"/>
+              <w:left w:w="80" w:type="dxa"/>
+              <w:right w:w="80" w:type="dxa"/>
+            </w:tcMar>
+          </w:tcPr>
+          <w:p>
+            <w:r>
+              <w:rPr>
+                <w:sz w:val="16"/>
+              </w:rPr>
+              <w:t>Required</w:t>
+            </w:r>
+          </w:p>
+        </w:tc>
+        <w:tc>
+          <w:tcPr>
+            <w:tcW w:type="dxa" w:w="1440"/>
+            <w:shd w:fill="FFFFFF"/>
+            <w:tcMar>
+              <w:top w:w="40" w:type="dxa"/>
+              <w:bottom w:w="40" w:type="dxa"/>
+              <w:left w:w="80" w:type="dxa"/>
+              <w:right w:w="80" w:type="dxa"/>
+            </w:tcMar>
+          </w:tcPr>
+          <w:p>
+            <w:r>
+              <w:rPr>
+                <w:sz w:val="16"/>
+              </w:rPr>
+              <w:t>-</w:t>
+            </w:r>
+          </w:p>
+        </w:tc>
+        <w:tc>
+          <w:tcPr>
+            <w:tcW w:type="dxa" w:w="3312"/>
+            <w:shd w:fill="FFFFFF"/>
+            <w:tcMar>
+              <w:top w:w="40" w:type="dxa"/>
+              <w:bottom w:w="40" w:type="dxa"/>
+              <w:left w:w="80" w:type="dxa"/>
+              <w:right w:w="80" w:type="dxa"/>
+            </w:tcMar>
+          </w:tcPr>
+          <w:p>
+            <w:r>
+              <w:rPr>
+                <w:sz w:val="16"/>
+              </w:rPr>
+              <w:t>Scheduled date in ISO YYYY-MM-DD format</w:t>
+            </w:r>
+          </w:p>
+        </w:tc>
+      </w:tr>
+      <w:tr>
+        <w:tc>
+          <w:tcPr>
+            <w:tcW w:type="dxa" w:w="1872"/>
+            <w:shd w:fill="F8FAFC"/>
+            <w:tcMar>
+              <w:top w:w="40" w:type="dxa"/>
+              <w:bottom w:w="40" w:type="dxa"/>
+              <w:left w:w="80" w:type="dxa"/>
+              <w:right w:w="80" w:type="dxa"/>
+            </w:tcMar>
+          </w:tcPr>
+          <w:p>
+            <w:r>
+              <w:rPr>
+                <w:b/>
+                <w:sz w:val="16"/>
+              </w:rPr>
+              <w:t>time</w:t>
+            </w:r>
+          </w:p>
+        </w:tc>
+        <w:tc>
+          <w:tcPr>
+            <w:tcW w:type="dxa" w:w="1440"/>
+            <w:shd w:fill="F8FAFC"/>
+            <w:tcMar>
+              <w:top w:w="40" w:type="dxa"/>
+              <w:bottom w:w="40" w:type="dxa"/>
+              <w:left w:w="80" w:type="dxa"/>
+              <w:right w:w="80" w:type="dxa"/>
+            </w:tcMar>
+          </w:tcPr>
+          <w:p>
+            <w:r>
+              <w:rPr>
+                <w:sz w:val="16"/>
+              </w:rPr>
+              <w:t>String</w:t>
+            </w:r>
+          </w:p>
+        </w:tc>
+        <w:tc>
+          <w:tcPr>
+            <w:tcW w:type="dxa" w:w="1728"/>
+            <w:shd w:fill="F8FAFC"/>
+            <w:tcMar>
+              <w:top w:w="40" w:type="dxa"/>
+              <w:bottom w:w="40" w:type="dxa"/>
+              <w:left w:w="80" w:type="dxa"/>
+              <w:right w:w="80" w:type="dxa"/>
+            </w:tcMar>
+          </w:tcPr>
+          <w:p>
+            <w:r>
+              <w:rPr>
+                <w:sz w:val="16"/>
+              </w:rPr>
+              <w:t>Optional</w:t>
+            </w:r>
+          </w:p>
+        </w:tc>
+        <w:tc>
+          <w:tcPr>
+            <w:tcW w:type="dxa" w:w="1440"/>
+            <w:shd w:fill="F8FAFC"/>
+            <w:tcMar>
+              <w:top w:w="40" w:type="dxa"/>
+              <w:bottom w:w="40" w:type="dxa"/>
+              <w:left w:w="80" w:type="dxa"/>
+              <w:right w:w="80" w:type="dxa"/>
+            </w:tcMar>
+          </w:tcPr>
+          <w:p>
+            <w:r>
+              <w:rPr>
+                <w:sz w:val="16"/>
+              </w:rPr>
+              <w:t>10:00 AM</w:t>
+            </w:r>
+          </w:p>
+        </w:tc>
+        <w:tc>
+          <w:tcPr>
+            <w:tcW w:type="dxa" w:w="3312"/>
+            <w:shd w:fill="F8FAFC"/>
+            <w:tcMar>
+              <w:top w:w="40" w:type="dxa"/>
+              <w:bottom w:w="40" w:type="dxa"/>
+              <w:left w:w="80" w:type="dxa"/>
+              <w:right w:w="80" w:type="dxa"/>
+            </w:tcMar>
+          </w:tcPr>
+          <w:p>
+            <w:r>
+              <w:rPr>
+                <w:sz w:val="16"/>
+              </w:rPr>
+              <w:t>Scheduled session time</w:t>
+            </w:r>
+          </w:p>
+        </w:tc>
+      </w:tr>
+      <w:tr>
+        <w:tc>
+          <w:tcPr>
+            <w:tcW w:type="dxa" w:w="1872"/>
+            <w:shd w:fill="FFFFFF"/>
+            <w:tcMar>
+              <w:top w:w="40" w:type="dxa"/>
+              <w:bottom w:w="40" w:type="dxa"/>
+              <w:left w:w="80" w:type="dxa"/>
+              <w:right w:w="80" w:type="dxa"/>
+            </w:tcMar>
+          </w:tcPr>
+          <w:p>
+            <w:r>
+              <w:rPr>
+                <w:b/>
+                <w:sz w:val="16"/>
+              </w:rPr>
+              <w:t>duration</w:t>
+            </w:r>
+          </w:p>
+        </w:tc>
+        <w:tc>
+          <w:tcPr>
+            <w:tcW w:type="dxa" w:w="1440"/>
+            <w:shd w:fill="FFFFFF"/>
+            <w:tcMar>
+              <w:top w:w="40" w:type="dxa"/>
+              <w:bottom w:w="40" w:type="dxa"/>
+              <w:left w:w="80" w:type="dxa"/>
+              <w:right w:w="80" w:type="dxa"/>
+            </w:tcMar>
+          </w:tcPr>
+          <w:p>
+            <w:r>
+              <w:rPr>
+                <w:sz w:val="16"/>
+              </w:rPr>
+              <w:t>Number</w:t>
+            </w:r>
+          </w:p>
+        </w:tc>
+        <w:tc>
+          <w:tcPr>
+            <w:tcW w:type="dxa" w:w="1728"/>
+            <w:shd w:fill="FFFFFF"/>
+            <w:tcMar>
+              <w:top w:w="40" w:type="dxa"/>
+              <w:bottom w:w="40" w:type="dxa"/>
+              <w:left w:w="80" w:type="dxa"/>
+              <w:right w:w="80" w:type="dxa"/>
+            </w:tcMar>
+          </w:tcPr>
+          <w:p>
+            <w:r>
+              <w:rPr>
+                <w:sz w:val="16"/>
+              </w:rPr>
+              <w:t>Optional</w:t>
+            </w:r>
+          </w:p>
+        </w:tc>
+        <w:tc>
+          <w:tcPr>
+            <w:tcW w:type="dxa" w:w="1440"/>
+            <w:shd w:fill="FFFFFF"/>
+            <w:tcMar>
+              <w:top w:w="40" w:type="dxa"/>
+              <w:bottom w:w="40" w:type="dxa"/>
+              <w:left w:w="80" w:type="dxa"/>
+              <w:right w:w="80" w:type="dxa"/>
+            </w:tcMar>
+          </w:tcPr>
+          <w:p>
+            <w:r>
+              <w:rPr>
+                <w:sz w:val="16"/>
+              </w:rPr>
+              <w:t>1.5</w:t>
+            </w:r>
+          </w:p>
+        </w:tc>
+        <w:tc>
+          <w:tcPr>
+            <w:tcW w:type="dxa" w:w="3312"/>
+            <w:shd w:fill="FFFFFF"/>
+            <w:tcMar>
+              <w:top w:w="40" w:type="dxa"/>
+              <w:bottom w:w="40" w:type="dxa"/>
+              <w:left w:w="80" w:type="dxa"/>
+              <w:right w:w="80" w:type="dxa"/>
+            </w:tcMar>
+          </w:tcPr>
+          <w:p>
+            <w:r>
+              <w:rPr>
+                <w:sz w:val="16"/>
+              </w:rPr>
+              <w:t>Allocated study session duration in hours</w:t>
+            </w:r>
+          </w:p>
+        </w:tc>
+      </w:tr>
+      <w:tr>
+        <w:tc>
+          <w:tcPr>
+            <w:tcW w:type="dxa" w:w="1872"/>
+            <w:shd w:fill="F8FAFC"/>
+            <w:tcMar>
+              <w:top w:w="40" w:type="dxa"/>
+              <w:bottom w:w="40" w:type="dxa"/>
+              <w:left w:w="80" w:type="dxa"/>
+              <w:right w:w="80" w:type="dxa"/>
+            </w:tcMar>
+          </w:tcPr>
+          <w:p>
+            <w:r>
+              <w:rPr>
+                <w:b/>
+                <w:sz w:val="16"/>
+              </w:rPr>
+              <w:t>priority</w:t>
+            </w:r>
+          </w:p>
+        </w:tc>
+        <w:tc>
+          <w:tcPr>
+            <w:tcW w:type="dxa" w:w="1440"/>
+            <w:shd w:fill="F8FAFC"/>
+            <w:tcMar>
+              <w:top w:w="40" w:type="dxa"/>
+              <w:bottom w:w="40" w:type="dxa"/>
+              <w:left w:w="80" w:type="dxa"/>
+              <w:right w:w="80" w:type="dxa"/>
+            </w:tcMar>
+          </w:tcPr>
+          <w:p>
+            <w:r>
+              <w:rPr>
+                <w:sz w:val="16"/>
+              </w:rPr>
+              <w:t>String</w:t>
+            </w:r>
+          </w:p>
+        </w:tc>
+        <w:tc>
+          <w:tcPr>
+            <w:tcW w:type="dxa" w:w="1728"/>
+            <w:shd w:fill="F8FAFC"/>
+            <w:tcMar>
+              <w:top w:w="40" w:type="dxa"/>
+              <w:bottom w:w="40" w:type="dxa"/>
+              <w:left w:w="80" w:type="dxa"/>
+              <w:right w:w="80" w:type="dxa"/>
+            </w:tcMar>
+          </w:tcPr>
+          <w:p>
+            <w:r>
+              <w:rPr>
+                <w:sz w:val="16"/>
+              </w:rPr>
+              <w:t>Enum: High, Med, Low</w:t>
+            </w:r>
+          </w:p>
+        </w:tc>
+        <w:tc>
+          <w:tcPr>
+            <w:tcW w:type="dxa" w:w="1440"/>
+            <w:shd w:fill="F8FAFC"/>
+            <w:tcMar>
+              <w:top w:w="40" w:type="dxa"/>
+              <w:bottom w:w="40" w:type="dxa"/>
+              <w:left w:w="80" w:type="dxa"/>
+              <w:right w:w="80" w:type="dxa"/>
+            </w:tcMar>
+          </w:tcPr>
+          <w:p>
+            <w:r>
+              <w:rPr>
+                <w:sz w:val="16"/>
+              </w:rPr>
+              <w:t>Medium</w:t>
+            </w:r>
+          </w:p>
+        </w:tc>
+        <w:tc>
+          <w:tcPr>
+            <w:tcW w:type="dxa" w:w="3312"/>
+            <w:shd w:fill="F8FAFC"/>
+            <w:tcMar>
+              <w:top w:w="40" w:type="dxa"/>
+              <w:bottom w:w="40" w:type="dxa"/>
+              <w:left w:w="80" w:type="dxa"/>
+              <w:right w:w="80" w:type="dxa"/>
+            </w:tcMar>
+          </w:tcPr>
+          <w:p>
+            <w:r>
+              <w:rPr>
+                <w:sz w:val="16"/>
+              </w:rPr>
+              <w:t>Schedule urgency tier</w:t>
+            </w:r>
+          </w:p>
+        </w:tc>
+      </w:tr>
+      <w:tr>
+        <w:tc>
+          <w:tcPr>
+            <w:tcW w:type="dxa" w:w="1872"/>
+            <w:shd w:fill="FFFFFF"/>
+            <w:tcMar>
+              <w:top w:w="40" w:type="dxa"/>
+              <w:bottom w:w="40" w:type="dxa"/>
+              <w:left w:w="80" w:type="dxa"/>
+              <w:right w:w="80" w:type="dxa"/>
+            </w:tcMar>
+          </w:tcPr>
+          <w:p>
+            <w:r>
+              <w:rPr>
+                <w:b/>
+                <w:sz w:val="16"/>
+              </w:rPr>
+              <w:t>completed</w:t>
+            </w:r>
+          </w:p>
+        </w:tc>
+        <w:tc>
+          <w:tcPr>
+            <w:tcW w:type="dxa" w:w="1440"/>
+            <w:shd w:fill="FFFFFF"/>
+            <w:tcMar>
+              <w:top w:w="40" w:type="dxa"/>
+              <w:bottom w:w="40" w:type="dxa"/>
+              <w:left w:w="80" w:type="dxa"/>
+              <w:right w:w="80" w:type="dxa"/>
+            </w:tcMar>
+          </w:tcPr>
+          <w:p>
+            <w:r>
+              <w:rPr>
+                <w:sz w:val="16"/>
+              </w:rPr>
+              <w:t>Boolean</w:t>
+            </w:r>
+          </w:p>
+        </w:tc>
+        <w:tc>
+          <w:tcPr>
+            <w:tcW w:type="dxa" w:w="1728"/>
+            <w:shd w:fill="FFFFFF"/>
+            <w:tcMar>
+              <w:top w:w="40" w:type="dxa"/>
+              <w:bottom w:w="40" w:type="dxa"/>
+              <w:left w:w="80" w:type="dxa"/>
+              <w:right w:w="80" w:type="dxa"/>
+            </w:tcMar>
+          </w:tcPr>
+          <w:p>
+            <w:r>
+              <w:rPr>
+                <w:sz w:val="16"/>
+              </w:rPr>
+              <w:t>Boolean Flag</w:t>
+            </w:r>
+          </w:p>
+        </w:tc>
+        <w:tc>
+          <w:tcPr>
+            <w:tcW w:type="dxa" w:w="1440"/>
+            <w:shd w:fill="FFFFFF"/>
+            <w:tcMar>
+              <w:top w:w="40" w:type="dxa"/>
+              <w:bottom w:w="40" w:type="dxa"/>
+              <w:left w:w="80" w:type="dxa"/>
+              <w:right w:w="80" w:type="dxa"/>
+            </w:tcMar>
+          </w:tcPr>
+          <w:p>
+            <w:r>
+              <w:rPr>
+                <w:sz w:val="16"/>
+              </w:rPr>
+              <w:t>false</w:t>
+            </w:r>
+          </w:p>
+        </w:tc>
+        <w:tc>
+          <w:tcPr>
+            <w:tcW w:type="dxa" w:w="3312"/>
+            <w:shd w:fill="FFFFFF"/>
+            <w:tcMar>
+              <w:top w:w="40" w:type="dxa"/>
+              <w:bottom w:w="40" w:type="dxa"/>
+              <w:left w:w="80" w:type="dxa"/>
+              <w:right w:w="80" w:type="dxa"/>
+            </w:tcMar>
+          </w:tcPr>
+          <w:p>
+            <w:r>
+              <w:rPr>
+                <w:sz w:val="16"/>
+              </w:rPr>
+              <w:t>Interactive completion state</w:t>
+            </w:r>
+          </w:p>
+        </w:tc>
+      </w:tr>
+      <w:tr>
+        <w:tc>
+          <w:tcPr>
+            <w:tcW w:type="dxa" w:w="1872"/>
+            <w:shd w:fill="F8FAFC"/>
+            <w:tcMar>
+              <w:top w:w="40" w:type="dxa"/>
+              <w:bottom w:w="40" w:type="dxa"/>
+              <w:left w:w="80" w:type="dxa"/>
+              <w:right w:w="80" w:type="dxa"/>
+            </w:tcMar>
+          </w:tcPr>
+          <w:p>
+            <w:r>
+              <w:rPr>
+                <w:b/>
+                <w:sz w:val="16"/>
+              </w:rPr>
+              <w:t>reminder</w:t>
+            </w:r>
+          </w:p>
+        </w:tc>
+        <w:tc>
+          <w:tcPr>
+            <w:tcW w:type="dxa" w:w="1440"/>
+            <w:shd w:fill="F8FAFC"/>
+            <w:tcMar>
+              <w:top w:w="40" w:type="dxa"/>
+              <w:bottom w:w="40" w:type="dxa"/>
+              <w:left w:w="80" w:type="dxa"/>
+              <w:right w:w="80" w:type="dxa"/>
+            </w:tcMar>
+          </w:tcPr>
+          <w:p>
+            <w:r>
+              <w:rPr>
+                <w:sz w:val="16"/>
+              </w:rPr>
+              <w:t>String</w:t>
+            </w:r>
+          </w:p>
+        </w:tc>
+        <w:tc>
+          <w:tcPr>
+            <w:tcW w:type="dxa" w:w="1728"/>
+            <w:shd w:fill="F8FAFC"/>
+            <w:tcMar>
+              <w:top w:w="40" w:type="dxa"/>
+              <w:bottom w:w="40" w:type="dxa"/>
+              <w:left w:w="80" w:type="dxa"/>
+              <w:right w:w="80" w:type="dxa"/>
+            </w:tcMar>
+          </w:tcPr>
+          <w:p>
+            <w:r>
+              <w:rPr>
+                <w:sz w:val="16"/>
+              </w:rPr>
+              <w:t>Optional</w:t>
+            </w:r>
+          </w:p>
+        </w:tc>
+        <w:tc>
+          <w:tcPr>
+            <w:tcW w:type="dxa" w:w="1440"/>
+            <w:shd w:fill="F8FAFC"/>
+            <w:tcMar>
+              <w:top w:w="40" w:type="dxa"/>
+              <w:bottom w:w="40" w:type="dxa"/>
+              <w:left w:w="80" w:type="dxa"/>
+              <w:right w:w="80" w:type="dxa"/>
+            </w:tcMar>
+          </w:tcPr>
+          <w:p>
+            <w:r>
+              <w:rPr>
+                <w:sz w:val="16"/>
+              </w:rPr>
+              <w:t>30 mins before</w:t>
+            </w:r>
+          </w:p>
+        </w:tc>
+        <w:tc>
+          <w:tcPr>
+            <w:tcW w:type="dxa" w:w="3312"/>
+            <w:shd w:fill="F8FAFC"/>
+            <w:tcMar>
+              <w:top w:w="40" w:type="dxa"/>
+              <w:bottom w:w="40" w:type="dxa"/>
+              <w:left w:w="80" w:type="dxa"/>
+              <w:right w:w="80" w:type="dxa"/>
+            </w:tcMar>
+          </w:tcPr>
+          <w:p>
+            <w:r>
+              <w:rPr>
+                <w:sz w:val="16"/>
+              </w:rPr>
+              <w:t>Push notification alert offset</w:t>
+            </w:r>
+          </w:p>
+        </w:tc>
+      </w:tr>
+      <w:tr>
+        <w:tc>
+          <w:tcPr>
+            <w:tcW w:type="dxa" w:w="1872"/>
+            <w:shd w:fill="FFFFFF"/>
+            <w:tcMar>
+              <w:top w:w="40" w:type="dxa"/>
+              <w:bottom w:w="40" w:type="dxa"/>
+              <w:left w:w="80" w:type="dxa"/>
+              <w:right w:w="80" w:type="dxa"/>
+            </w:tcMar>
+          </w:tcPr>
+          <w:p>
+            <w:r>
+              <w:rPr>
+                <w:b/>
+                <w:sz w:val="16"/>
+              </w:rPr>
+              <w:t>category</w:t>
+            </w:r>
+          </w:p>
+        </w:tc>
+        <w:tc>
+          <w:tcPr>
+            <w:tcW w:type="dxa" w:w="1440"/>
+            <w:shd w:fill="FFFFFF"/>
+            <w:tcMar>
+              <w:top w:w="40" w:type="dxa"/>
+              <w:bottom w:w="40" w:type="dxa"/>
+              <w:left w:w="80" w:type="dxa"/>
+              <w:right w:w="80" w:type="dxa"/>
+            </w:tcMar>
+          </w:tcPr>
+          <w:p>
+            <w:r>
+              <w:rPr>
+                <w:sz w:val="16"/>
+              </w:rPr>
+              <w:t>String</w:t>
+            </w:r>
+          </w:p>
+        </w:tc>
+        <w:tc>
+          <w:tcPr>
+            <w:tcW w:type="dxa" w:w="1728"/>
+            <w:shd w:fill="FFFFFF"/>
+            <w:tcMar>
+              <w:top w:w="40" w:type="dxa"/>
+              <w:bottom w:w="40" w:type="dxa"/>
+              <w:left w:w="80" w:type="dxa"/>
+              <w:right w:w="80" w:type="dxa"/>
+            </w:tcMar>
+          </w:tcPr>
+          <w:p>
+            <w:r>
+              <w:rPr>
+                <w:sz w:val="16"/>
+              </w:rPr>
+              <w:t>Optional</w:t>
+            </w:r>
+          </w:p>
+        </w:tc>
+        <w:tc>
+          <w:tcPr>
+            <w:tcW w:type="dxa" w:w="1440"/>
+            <w:shd w:fill="FFFFFF"/>
+            <w:tcMar>
+              <w:top w:w="40" w:type="dxa"/>
+              <w:bottom w:w="40" w:type="dxa"/>
+              <w:left w:w="80" w:type="dxa"/>
+              <w:right w:w="80" w:type="dxa"/>
+            </w:tcMar>
+          </w:tcPr>
+          <w:p>
+            <w:r>
+              <w:rPr>
+                <w:sz w:val="16"/>
+              </w:rPr>
+              <w:t>Study Session</w:t>
+            </w:r>
+          </w:p>
+        </w:tc>
+        <w:tc>
+          <w:tcPr>
+            <w:tcW w:type="dxa" w:w="3312"/>
+            <w:shd w:fill="FFFFFF"/>
+            <w:tcMar>
+              <w:top w:w="40" w:type="dxa"/>
+              <w:bottom w:w="40" w:type="dxa"/>
+              <w:left w:w="80" w:type="dxa"/>
+              <w:right w:w="80" w:type="dxa"/>
+            </w:tcMar>
+          </w:tcPr>
+          <w:p>
+            <w:r>
+              <w:rPr>
+                <w:sz w:val="16"/>
+              </w:rPr>
+              <w:t>Session classification tag</w:t>
+            </w:r>
+          </w:p>
+        </w:tc>
+      </w:tr>
+    </w:tbl>
+    <w:p>
+      <w:pPr>
+        <w:spacing w:after="120"/>
+      </w:pPr>
+    </w:p>
+    <w:p>
+      <w:pPr>
+        <w:keepNext/>
+        <w:spacing w:before="200" w:after="80"/>
+      </w:pPr>
+      <w:r>
+        <w:rPr>
+          <w:rFonts w:ascii="Calibri" w:hAnsi="Calibri"/>
+          <w:b/>
+          <w:color w:val="334155"/>
+          <w:sz w:val="23"/>
+        </w:rPr>
+        <w:t>Table 5.3: Doubt &amp; Auto-FAQ Collection Schema (`models/Doubt.js`)</w:t>
+      </w:r>
+    </w:p>
+    <w:tbl>
+      <w:tblPr>
+        <w:tblW w:type="auto" w:w="0"/>
+        <w:jc w:val="center"/>
+        <w:tblLook w:firstColumn="1" w:firstRow="1" w:lastColumn="0" w:lastRow="0" w:noHBand="0" w:noVBand="1" w:val="04A0"/>
+      </w:tblPr>
+      <w:tblGrid>
+        <w:gridCol w:w="1872"/>
+        <w:gridCol w:w="1872"/>
+        <w:gridCol w:w="1872"/>
+        <w:gridCol w:w="1872"/>
+        <w:gridCol w:w="1872"/>
+      </w:tblGrid>
+      <w:tr>
+        <w:tc>
+          <w:tcPr>
+            <w:tcW w:type="dxa" w:w="1872"/>
+            <w:shd w:fill="1E293B"/>
+            <w:tcMar>
+              <w:top w:w="60" w:type="dxa"/>
+              <w:bottom w:w="60" w:type="dxa"/>
+              <w:left w:w="80" w:type="dxa"/>
+              <w:right w:w="80" w:type="dxa"/>
+            </w:tcMar>
+          </w:tcPr>
+          <w:p>
+            <w:r>
+              <w:rPr>
+                <w:b/>
+                <w:color w:val="FFFFFF"/>
+                <w:sz w:val="17"/>
+              </w:rPr>
+              <w:t>Field</w:t>
+            </w:r>
+          </w:p>
+        </w:tc>
+        <w:tc>
+          <w:tcPr>
+            <w:tcW w:type="dxa" w:w="1440"/>
+            <w:shd w:fill="1E293B"/>
+            <w:tcMar>
+              <w:top w:w="60" w:type="dxa"/>
+              <w:bottom w:w="60" w:type="dxa"/>
+              <w:left w:w="80" w:type="dxa"/>
+              <w:right w:w="80" w:type="dxa"/>
+            </w:tcMar>
+          </w:tcPr>
+          <w:p>
+            <w:r>
+              <w:rPr>
+                <w:b/>
+                <w:color w:val="FFFFFF"/>
+                <w:sz w:val="17"/>
+              </w:rPr>
+              <w:t>Type</w:t>
+            </w:r>
+          </w:p>
+        </w:tc>
+        <w:tc>
+          <w:tcPr>
+            <w:tcW w:type="dxa" w:w="1728"/>
+            <w:shd w:fill="1E293B"/>
+            <w:tcMar>
+              <w:top w:w="60" w:type="dxa"/>
+              <w:bottom w:w="60" w:type="dxa"/>
+              <w:left w:w="80" w:type="dxa"/>
+              <w:right w:w="80" w:type="dxa"/>
+            </w:tcMar>
+          </w:tcPr>
+          <w:p>
+            <w:r>
+              <w:rPr>
+                <w:b/>
+                <w:color w:val="FFFFFF"/>
+                <w:sz w:val="17"/>
+              </w:rPr>
+              <w:t>Constraint</w:t>
+            </w:r>
+          </w:p>
+        </w:tc>
+        <w:tc>
+          <w:tcPr>
+            <w:tcW w:type="dxa" w:w="1440"/>
+            <w:shd w:fill="1E293B"/>
+            <w:tcMar>
+              <w:top w:w="60" w:type="dxa"/>
+              <w:bottom w:w="60" w:type="dxa"/>
+              <w:left w:w="80" w:type="dxa"/>
+              <w:right w:w="80" w:type="dxa"/>
+            </w:tcMar>
+          </w:tcPr>
+          <w:p>
+            <w:r>
+              <w:rPr>
+                <w:b/>
+                <w:color w:val="FFFFFF"/>
+                <w:sz w:val="17"/>
+              </w:rPr>
+              <w:t>Default</w:t>
+            </w:r>
+          </w:p>
+        </w:tc>
+        <w:tc>
+          <w:tcPr>
+            <w:tcW w:type="dxa" w:w="3312"/>
+            <w:shd w:fill="1E293B"/>
+            <w:tcMar>
+              <w:top w:w="60" w:type="dxa"/>
+              <w:bottom w:w="60" w:type="dxa"/>
+              <w:left w:w="80" w:type="dxa"/>
+              <w:right w:w="80" w:type="dxa"/>
+            </w:tcMar>
+          </w:tcPr>
+          <w:p>
+            <w:r>
+              <w:rPr>
+                <w:b/>
+                <w:color w:val="FFFFFF"/>
+                <w:sz w:val="17"/>
+              </w:rPr>
+              <w:t>Description</w:t>
+            </w:r>
+          </w:p>
+        </w:tc>
+      </w:tr>
+      <w:tr>
+        <w:tc>
+          <w:tcPr>
+            <w:tcW w:type="dxa" w:w="1872"/>
+            <w:shd w:fill="FFFFFF"/>
+            <w:tcMar>
+              <w:top w:w="40" w:type="dxa"/>
+              <w:bottom w:w="40" w:type="dxa"/>
+              <w:left w:w="80" w:type="dxa"/>
+              <w:right w:w="80" w:type="dxa"/>
+            </w:tcMar>
+          </w:tcPr>
+          <w:p>
+            <w:r>
+              <w:rPr>
+                <w:b/>
+                <w:sz w:val="16"/>
+              </w:rPr>
+              <w:t>_id</w:t>
+            </w:r>
+          </w:p>
+        </w:tc>
+        <w:tc>
+          <w:tcPr>
+            <w:tcW w:type="dxa" w:w="1440"/>
+            <w:shd w:fill="FFFFFF"/>
+            <w:tcMar>
+              <w:top w:w="40" w:type="dxa"/>
+              <w:bottom w:w="40" w:type="dxa"/>
+              <w:left w:w="80" w:type="dxa"/>
+              <w:right w:w="80" w:type="dxa"/>
+            </w:tcMar>
+          </w:tcPr>
+          <w:p>
+            <w:r>
+              <w:rPr>
+                <w:sz w:val="16"/>
+              </w:rPr>
+              <w:t>ObjectId</w:t>
+            </w:r>
+          </w:p>
+        </w:tc>
+        <w:tc>
+          <w:tcPr>
+            <w:tcW w:type="dxa" w:w="1728"/>
+            <w:shd w:fill="FFFFFF"/>
+            <w:tcMar>
+              <w:top w:w="40" w:type="dxa"/>
+              <w:bottom w:w="40" w:type="dxa"/>
+              <w:left w:w="80" w:type="dxa"/>
+              <w:right w:w="80" w:type="dxa"/>
+            </w:tcMar>
+          </w:tcPr>
+          <w:p>
+            <w:r>
+              <w:rPr>
+                <w:sz w:val="16"/>
+              </w:rPr>
+              <w:t>Primary Key</w:t>
+            </w:r>
+          </w:p>
+        </w:tc>
+        <w:tc>
+          <w:tcPr>
+            <w:tcW w:type="dxa" w:w="1440"/>
+            <w:shd w:fill="FFFFFF"/>
+            <w:tcMar>
+              <w:top w:w="40" w:type="dxa"/>
+              <w:bottom w:w="40" w:type="dxa"/>
+              <w:left w:w="80" w:type="dxa"/>
+              <w:right w:w="80" w:type="dxa"/>
+            </w:tcMar>
+          </w:tcPr>
+          <w:p>
+            <w:r>
+              <w:rPr>
+                <w:sz w:val="16"/>
+              </w:rPr>
+              <w:t>Auto</w:t>
+            </w:r>
+          </w:p>
+        </w:tc>
+        <w:tc>
+          <w:tcPr>
+            <w:tcW w:type="dxa" w:w="3312"/>
+            <w:shd w:fill="FFFFFF"/>
+            <w:tcMar>
+              <w:top w:w="40" w:type="dxa"/>
+              <w:bottom w:w="40" w:type="dxa"/>
+              <w:left w:w="80" w:type="dxa"/>
+              <w:right w:w="80" w:type="dxa"/>
+            </w:tcMar>
+          </w:tcPr>
+          <w:p>
+            <w:r>
+              <w:rPr>
+                <w:sz w:val="16"/>
+              </w:rPr>
+              <w:t>Unique doubt document identifier</w:t>
+            </w:r>
+          </w:p>
+        </w:tc>
+      </w:tr>
+      <w:tr>
+        <w:tc>
+          <w:tcPr>
+            <w:tcW w:type="dxa" w:w="1872"/>
+            <w:shd w:fill="F8FAFC"/>
+            <w:tcMar>
+              <w:top w:w="40" w:type="dxa"/>
+              <w:bottom w:w="40" w:type="dxa"/>
+              <w:left w:w="80" w:type="dxa"/>
+              <w:right w:w="80" w:type="dxa"/>
+            </w:tcMar>
+          </w:tcPr>
+          <w:p>
+            <w:r>
+              <w:rPr>
+                <w:b/>
+                <w:sz w:val="16"/>
+              </w:rPr>
+              <w:t>userId</w:t>
+            </w:r>
+          </w:p>
+        </w:tc>
+        <w:tc>
+          <w:tcPr>
+            <w:tcW w:type="dxa" w:w="1440"/>
+            <w:shd w:fill="F8FAFC"/>
+            <w:tcMar>
+              <w:top w:w="40" w:type="dxa"/>
+              <w:bottom w:w="40" w:type="dxa"/>
+              <w:left w:w="80" w:type="dxa"/>
+              <w:right w:w="80" w:type="dxa"/>
+            </w:tcMar>
+          </w:tcPr>
+          <w:p>
+            <w:r>
+              <w:rPr>
+                <w:sz w:val="16"/>
+              </w:rPr>
+              <w:t>String</w:t>
+            </w:r>
+          </w:p>
+        </w:tc>
+        <w:tc>
+          <w:tcPr>
+            <w:tcW w:type="dxa" w:w="1728"/>
+            <w:shd w:fill="F8FAFC"/>
+            <w:tcMar>
+              <w:top w:w="40" w:type="dxa"/>
+              <w:bottom w:w="40" w:type="dxa"/>
+              <w:left w:w="80" w:type="dxa"/>
+              <w:right w:w="80" w:type="dxa"/>
+            </w:tcMar>
+          </w:tcPr>
+          <w:p>
+            <w:r>
+              <w:rPr>
+                <w:sz w:val="16"/>
+              </w:rPr>
+              <w:t>Required, Indexed</w:t>
+            </w:r>
+          </w:p>
+        </w:tc>
+        <w:tc>
+          <w:tcPr>
+            <w:tcW w:type="dxa" w:w="1440"/>
+            <w:shd w:fill="F8FAFC"/>
+            <w:tcMar>
+              <w:top w:w="40" w:type="dxa"/>
+              <w:bottom w:w="40" w:type="dxa"/>
+              <w:left w:w="80" w:type="dxa"/>
+              <w:right w:w="80" w:type="dxa"/>
+            </w:tcMar>
+          </w:tcPr>
+          <w:p>
+            <w:r>
+              <w:rPr>
+                <w:sz w:val="16"/>
+              </w:rPr>
+              <w:t>-</w:t>
+            </w:r>
+          </w:p>
+        </w:tc>
+        <w:tc>
+          <w:tcPr>
+            <w:tcW w:type="dxa" w:w="3312"/>
+            <w:shd w:fill="F8FAFC"/>
+            <w:tcMar>
+              <w:top w:w="40" w:type="dxa"/>
+              <w:bottom w:w="40" w:type="dxa"/>
+              <w:left w:w="80" w:type="dxa"/>
+              <w:right w:w="80" w:type="dxa"/>
+            </w:tcMar>
+          </w:tcPr>
+          <w:p>
+            <w:r>
+              <w:rPr>
+                <w:sz w:val="16"/>
+              </w:rPr>
+              <w:t>Reference to user who submitted the doubt</w:t>
+            </w:r>
+          </w:p>
+        </w:tc>
+      </w:tr>
+      <w:tr>
+        <w:tc>
+          <w:tcPr>
+            <w:tcW w:type="dxa" w:w="1872"/>
+            <w:shd w:fill="FFFFFF"/>
+            <w:tcMar>
+              <w:top w:w="40" w:type="dxa"/>
+              <w:bottom w:w="40" w:type="dxa"/>
+              <w:left w:w="80" w:type="dxa"/>
+              <w:right w:w="80" w:type="dxa"/>
+            </w:tcMar>
+          </w:tcPr>
+          <w:p>
+            <w:r>
+              <w:rPr>
+                <w:b/>
+                <w:sz w:val="16"/>
+              </w:rPr>
+              <w:t>question</w:t>
+            </w:r>
+          </w:p>
+        </w:tc>
+        <w:tc>
+          <w:tcPr>
+            <w:tcW w:type="dxa" w:w="1440"/>
+            <w:shd w:fill="FFFFFF"/>
+            <w:tcMar>
+              <w:top w:w="40" w:type="dxa"/>
+              <w:bottom w:w="40" w:type="dxa"/>
+              <w:left w:w="80" w:type="dxa"/>
+              <w:right w:w="80" w:type="dxa"/>
+            </w:tcMar>
+          </w:tcPr>
+          <w:p>
+            <w:r>
+              <w:rPr>
+                <w:sz w:val="16"/>
+              </w:rPr>
+              <w:t>String</w:t>
+            </w:r>
+          </w:p>
+        </w:tc>
+        <w:tc>
+          <w:tcPr>
+            <w:tcW w:type="dxa" w:w="1728"/>
+            <w:shd w:fill="FFFFFF"/>
+            <w:tcMar>
+              <w:top w:w="40" w:type="dxa"/>
+              <w:bottom w:w="40" w:type="dxa"/>
+              <w:left w:w="80" w:type="dxa"/>
+              <w:right w:w="80" w:type="dxa"/>
+            </w:tcMar>
+          </w:tcPr>
+          <w:p>
+            <w:r>
+              <w:rPr>
+                <w:sz w:val="16"/>
+              </w:rPr>
+              <w:t>Required</w:t>
+            </w:r>
+          </w:p>
+        </w:tc>
+        <w:tc>
+          <w:tcPr>
+            <w:tcW w:type="dxa" w:w="1440"/>
+            <w:shd w:fill="FFFFFF"/>
+            <w:tcMar>
+              <w:top w:w="40" w:type="dxa"/>
+              <w:bottom w:w="40" w:type="dxa"/>
+              <w:left w:w="80" w:type="dxa"/>
+              <w:right w:w="80" w:type="dxa"/>
+            </w:tcMar>
+          </w:tcPr>
+          <w:p>
+            <w:r>
+              <w:rPr>
+                <w:sz w:val="16"/>
+              </w:rPr>
+              <w:t>-</w:t>
+            </w:r>
+          </w:p>
+        </w:tc>
+        <w:tc>
+          <w:tcPr>
+            <w:tcW w:type="dxa" w:w="3312"/>
+            <w:shd w:fill="FFFFFF"/>
+            <w:tcMar>
+              <w:top w:w="40" w:type="dxa"/>
+              <w:bottom w:w="40" w:type="dxa"/>
+              <w:left w:w="80" w:type="dxa"/>
+              <w:right w:w="80" w:type="dxa"/>
+            </w:tcMar>
+          </w:tcPr>
+          <w:p>
+            <w:r>
+              <w:rPr>
+                <w:sz w:val="16"/>
+              </w:rPr>
+              <w:t>Raw query text submitted by the student</w:t>
+            </w:r>
+          </w:p>
+        </w:tc>
+      </w:tr>
+      <w:tr>
+        <w:tc>
+          <w:tcPr>
+            <w:tcW w:type="dxa" w:w="1872"/>
+            <w:shd w:fill="F8FAFC"/>
+            <w:tcMar>
+              <w:top w:w="40" w:type="dxa"/>
+              <w:bottom w:w="40" w:type="dxa"/>
+              <w:left w:w="80" w:type="dxa"/>
+              <w:right w:w="80" w:type="dxa"/>
+            </w:tcMar>
+          </w:tcPr>
+          <w:p>
+            <w:r>
+              <w:rPr>
+                <w:b/>
+                <w:sz w:val="16"/>
+              </w:rPr>
+              <w:t>normalizedQuestion</w:t>
+            </w:r>
+          </w:p>
+        </w:tc>
+        <w:tc>
+          <w:tcPr>
+            <w:tcW w:type="dxa" w:w="1440"/>
+            <w:shd w:fill="F8FAFC"/>
+            <w:tcMar>
+              <w:top w:w="40" w:type="dxa"/>
+              <w:bottom w:w="40" w:type="dxa"/>
+              <w:left w:w="80" w:type="dxa"/>
+              <w:right w:w="80" w:type="dxa"/>
+            </w:tcMar>
+          </w:tcPr>
+          <w:p>
+            <w:r>
+              <w:rPr>
+                <w:sz w:val="16"/>
+              </w:rPr>
+              <w:t>String</w:t>
+            </w:r>
+          </w:p>
+        </w:tc>
+        <w:tc>
+          <w:tcPr>
+            <w:tcW w:type="dxa" w:w="1728"/>
+            <w:shd w:fill="F8FAFC"/>
+            <w:tcMar>
+              <w:top w:w="40" w:type="dxa"/>
+              <w:bottom w:w="40" w:type="dxa"/>
+              <w:left w:w="80" w:type="dxa"/>
+              <w:right w:w="80" w:type="dxa"/>
+            </w:tcMar>
+          </w:tcPr>
+          <w:p>
+            <w:r>
+              <w:rPr>
+                <w:sz w:val="16"/>
+              </w:rPr>
+              <w:t>Required, Indexed</w:t>
+            </w:r>
+          </w:p>
+        </w:tc>
+        <w:tc>
+          <w:tcPr>
+            <w:tcW w:type="dxa" w:w="1440"/>
+            <w:shd w:fill="F8FAFC"/>
+            <w:tcMar>
+              <w:top w:w="40" w:type="dxa"/>
+              <w:bottom w:w="40" w:type="dxa"/>
+              <w:left w:w="80" w:type="dxa"/>
+              <w:right w:w="80" w:type="dxa"/>
+            </w:tcMar>
+          </w:tcPr>
+          <w:p>
+            <w:r>
+              <w:rPr>
+                <w:sz w:val="16"/>
+              </w:rPr>
+              <w:t>-</w:t>
+            </w:r>
+          </w:p>
+        </w:tc>
+        <w:tc>
+          <w:tcPr>
+            <w:tcW w:type="dxa" w:w="3312"/>
+            <w:shd w:fill="F8FAFC"/>
+            <w:tcMar>
+              <w:top w:w="40" w:type="dxa"/>
+              <w:bottom w:w="40" w:type="dxa"/>
+              <w:left w:w="80" w:type="dxa"/>
+              <w:right w:w="80" w:type="dxa"/>
+            </w:tcMar>
+          </w:tcPr>
+          <w:p>
+            <w:r>
+              <w:rPr>
+                <w:sz w:val="16"/>
+              </w:rPr>
+              <w:t>Punctuation-stripped lowercase text for Auto-FAQ</w:t>
+            </w:r>
+          </w:p>
+        </w:tc>
+      </w:tr>
+      <w:tr>
+        <w:tc>
+          <w:tcPr>
+            <w:tcW w:type="dxa" w:w="1872"/>
+            <w:shd w:fill="FFFFFF"/>
+            <w:tcMar>
+              <w:top w:w="40" w:type="dxa"/>
+              <w:bottom w:w="40" w:type="dxa"/>
+              <w:left w:w="80" w:type="dxa"/>
+              <w:right w:w="80" w:type="dxa"/>
+            </w:tcMar>
+          </w:tcPr>
+          <w:p>
+            <w:r>
+              <w:rPr>
+                <w:b/>
+                <w:sz w:val="16"/>
+              </w:rPr>
+              <w:t>answer.equation</w:t>
+            </w:r>
+          </w:p>
+        </w:tc>
+        <w:tc>
+          <w:tcPr>
+            <w:tcW w:type="dxa" w:w="1440"/>
+            <w:shd w:fill="FFFFFF"/>
+            <w:tcMar>
+              <w:top w:w="40" w:type="dxa"/>
+              <w:bottom w:w="40" w:type="dxa"/>
+              <w:left w:w="80" w:type="dxa"/>
+              <w:right w:w="80" w:type="dxa"/>
+            </w:tcMar>
+          </w:tcPr>
+          <w:p>
+            <w:r>
+              <w:rPr>
+                <w:sz w:val="16"/>
+              </w:rPr>
+              <w:t>String</w:t>
+            </w:r>
+          </w:p>
+        </w:tc>
+        <w:tc>
+          <w:tcPr>
+            <w:tcW w:type="dxa" w:w="1728"/>
+            <w:shd w:fill="FFFFFF"/>
+            <w:tcMar>
+              <w:top w:w="40" w:type="dxa"/>
+              <w:bottom w:w="40" w:type="dxa"/>
+              <w:left w:w="80" w:type="dxa"/>
+              <w:right w:w="80" w:type="dxa"/>
+            </w:tcMar>
+          </w:tcPr>
+          <w:p>
+            <w:r>
+              <w:rPr>
+                <w:sz w:val="16"/>
+              </w:rPr>
+              <w:t>Optional</w:t>
+            </w:r>
+          </w:p>
+        </w:tc>
+        <w:tc>
+          <w:tcPr>
+            <w:tcW w:type="dxa" w:w="1440"/>
+            <w:shd w:fill="FFFFFF"/>
+            <w:tcMar>
+              <w:top w:w="40" w:type="dxa"/>
+              <w:bottom w:w="40" w:type="dxa"/>
+              <w:left w:w="80" w:type="dxa"/>
+              <w:right w:w="80" w:type="dxa"/>
+            </w:tcMar>
+          </w:tcPr>
+          <w:p>
+            <w:r>
+              <w:rPr>
+                <w:sz w:val="16"/>
+              </w:rPr>
+              <w:t>null</w:t>
+            </w:r>
+          </w:p>
+        </w:tc>
+        <w:tc>
+          <w:tcPr>
+            <w:tcW w:type="dxa" w:w="3312"/>
+            <w:shd w:fill="FFFFFF"/>
+            <w:tcMar>
+              <w:top w:w="40" w:type="dxa"/>
+              <w:bottom w:w="40" w:type="dxa"/>
+              <w:left w:w="80" w:type="dxa"/>
+              <w:right w:w="80" w:type="dxa"/>
+            </w:tcMar>
+          </w:tcPr>
+          <w:p>
+            <w:r>
+              <w:rPr>
+                <w:sz w:val="16"/>
+              </w:rPr>
+              <w:t>KaTeX LaTeX mathematical formulation string</w:t>
+            </w:r>
+          </w:p>
+        </w:tc>
+      </w:tr>
+      <w:tr>
+        <w:tc>
+          <w:tcPr>
+            <w:tcW w:type="dxa" w:w="1872"/>
+            <w:shd w:fill="F8FAFC"/>
+            <w:tcMar>
+              <w:top w:w="40" w:type="dxa"/>
+              <w:bottom w:w="40" w:type="dxa"/>
+              <w:left w:w="80" w:type="dxa"/>
+              <w:right w:w="80" w:type="dxa"/>
+            </w:tcMar>
+          </w:tcPr>
+          <w:p>
+            <w:r>
+              <w:rPr>
+                <w:b/>
+                <w:sz w:val="16"/>
+              </w:rPr>
+              <w:t>answer.equationSubtitle</w:t>
+            </w:r>
+          </w:p>
+        </w:tc>
+        <w:tc>
+          <w:tcPr>
+            <w:tcW w:type="dxa" w:w="1440"/>
+            <w:shd w:fill="F8FAFC"/>
+            <w:tcMar>
+              <w:top w:w="40" w:type="dxa"/>
+              <w:bottom w:w="40" w:type="dxa"/>
+              <w:left w:w="80" w:type="dxa"/>
+              <w:right w:w="80" w:type="dxa"/>
+            </w:tcMar>
+          </w:tcPr>
+          <w:p>
+            <w:r>
+              <w:rPr>
+                <w:sz w:val="16"/>
+              </w:rPr>
+              <w:t>String</w:t>
+            </w:r>
+          </w:p>
+        </w:tc>
+        <w:tc>
+          <w:tcPr>
+            <w:tcW w:type="dxa" w:w="1728"/>
+            <w:shd w:fill="F8FAFC"/>
+            <w:tcMar>
+              <w:top w:w="40" w:type="dxa"/>
+              <w:bottom w:w="40" w:type="dxa"/>
+              <w:left w:w="80" w:type="dxa"/>
+              <w:right w:w="80" w:type="dxa"/>
+            </w:tcMar>
+          </w:tcPr>
+          <w:p>
+            <w:r>
+              <w:rPr>
+                <w:sz w:val="16"/>
+              </w:rPr>
+              <w:t>Optional</w:t>
+            </w:r>
+          </w:p>
+        </w:tc>
+        <w:tc>
+          <w:tcPr>
+            <w:tcW w:type="dxa" w:w="1440"/>
+            <w:shd w:fill="F8FAFC"/>
+            <w:tcMar>
+              <w:top w:w="40" w:type="dxa"/>
+              <w:bottom w:w="40" w:type="dxa"/>
+              <w:left w:w="80" w:type="dxa"/>
+              <w:right w:w="80" w:type="dxa"/>
+            </w:tcMar>
+          </w:tcPr>
+          <w:p>
+            <w:r>
+              <w:rPr>
+                <w:sz w:val="16"/>
+              </w:rPr>
+              <w:t>null</w:t>
+            </w:r>
+          </w:p>
+        </w:tc>
+        <w:tc>
+          <w:tcPr>
+            <w:tcW w:type="dxa" w:w="3312"/>
+            <w:shd w:fill="F8FAFC"/>
+            <w:tcMar>
+              <w:top w:w="40" w:type="dxa"/>
+              <w:bottom w:w="40" w:type="dxa"/>
+              <w:left w:w="80" w:type="dxa"/>
+              <w:right w:w="80" w:type="dxa"/>
+            </w:tcMar>
+          </w:tcPr>
+          <w:p>
+            <w:r>
+              <w:rPr>
+                <w:sz w:val="16"/>
+              </w:rPr>
+              <w:t>Formal academic title of equation or theorem</w:t>
+            </w:r>
+          </w:p>
+        </w:tc>
+      </w:tr>
+      <w:tr>
+        <w:tc>
+          <w:tcPr>
+            <w:tcW w:type="dxa" w:w="1872"/>
+            <w:shd w:fill="FFFFFF"/>
+            <w:tcMar>
+              <w:top w:w="40" w:type="dxa"/>
+              <w:bottom w:w="40" w:type="dxa"/>
+              <w:left w:w="80" w:type="dxa"/>
+              <w:right w:w="80" w:type="dxa"/>
+            </w:tcMar>
+          </w:tcPr>
+          <w:p>
+            <w:r>
+              <w:rPr>
+                <w:b/>
+                <w:sz w:val="16"/>
+              </w:rPr>
+              <w:t>answer.explanation</w:t>
+            </w:r>
+          </w:p>
+        </w:tc>
+        <w:tc>
+          <w:tcPr>
+            <w:tcW w:type="dxa" w:w="1440"/>
+            <w:shd w:fill="FFFFFF"/>
+            <w:tcMar>
+              <w:top w:w="40" w:type="dxa"/>
+              <w:bottom w:w="40" w:type="dxa"/>
+              <w:left w:w="80" w:type="dxa"/>
+              <w:right w:w="80" w:type="dxa"/>
+            </w:tcMar>
+          </w:tcPr>
+          <w:p>
+            <w:r>
+              <w:rPr>
+                <w:sz w:val="16"/>
+              </w:rPr>
+              <w:t>String</w:t>
+            </w:r>
+          </w:p>
+        </w:tc>
+        <w:tc>
+          <w:tcPr>
+            <w:tcW w:type="dxa" w:w="1728"/>
+            <w:shd w:fill="FFFFFF"/>
+            <w:tcMar>
+              <w:top w:w="40" w:type="dxa"/>
+              <w:bottom w:w="40" w:type="dxa"/>
+              <w:left w:w="80" w:type="dxa"/>
+              <w:right w:w="80" w:type="dxa"/>
+            </w:tcMar>
+          </w:tcPr>
+          <w:p>
+            <w:r>
+              <w:rPr>
+                <w:sz w:val="16"/>
+              </w:rPr>
+              <w:t>Required</w:t>
+            </w:r>
+          </w:p>
+        </w:tc>
+        <w:tc>
+          <w:tcPr>
+            <w:tcW w:type="dxa" w:w="1440"/>
+            <w:shd w:fill="FFFFFF"/>
+            <w:tcMar>
+              <w:top w:w="40" w:type="dxa"/>
+              <w:bottom w:w="40" w:type="dxa"/>
+              <w:left w:w="80" w:type="dxa"/>
+              <w:right w:w="80" w:type="dxa"/>
+            </w:tcMar>
+          </w:tcPr>
+          <w:p>
+            <w:r>
+              <w:rPr>
+                <w:sz w:val="16"/>
+              </w:rPr>
+              <w:t>-</w:t>
+            </w:r>
+          </w:p>
+        </w:tc>
+        <w:tc>
+          <w:tcPr>
+            <w:tcW w:type="dxa" w:w="3312"/>
+            <w:shd w:fill="FFFFFF"/>
+            <w:tcMar>
+              <w:top w:w="40" w:type="dxa"/>
+              <w:bottom w:w="40" w:type="dxa"/>
+              <w:left w:w="80" w:type="dxa"/>
+              <w:right w:w="80" w:type="dxa"/>
+            </w:tcMar>
+          </w:tcPr>
+          <w:p>
+            <w:r>
+              <w:rPr>
+                <w:sz w:val="16"/>
+              </w:rPr>
+              <w:t>Markdown step-by-step resolution</w:t>
+            </w:r>
+          </w:p>
+        </w:tc>
+      </w:tr>
+      <w:tr>
+        <w:tc>
+          <w:tcPr>
+            <w:tcW w:type="dxa" w:w="1872"/>
+            <w:shd w:fill="F8FAFC"/>
+            <w:tcMar>
+              <w:top w:w="40" w:type="dxa"/>
+              <w:bottom w:w="40" w:type="dxa"/>
+              <w:left w:w="80" w:type="dxa"/>
+              <w:right w:w="80" w:type="dxa"/>
+            </w:tcMar>
+          </w:tcPr>
+          <w:p>
+            <w:r>
+              <w:rPr>
+                <w:b/>
+                <w:sz w:val="16"/>
+              </w:rPr>
+              <w:t>answer.keyPoints</w:t>
+            </w:r>
+          </w:p>
+        </w:tc>
+        <w:tc>
+          <w:tcPr>
+            <w:tcW w:type="dxa" w:w="1440"/>
+            <w:shd w:fill="F8FAFC"/>
+            <w:tcMar>
+              <w:top w:w="40" w:type="dxa"/>
+              <w:bottom w:w="40" w:type="dxa"/>
+              <w:left w:w="80" w:type="dxa"/>
+              <w:right w:w="80" w:type="dxa"/>
+            </w:tcMar>
+          </w:tcPr>
+          <w:p>
+            <w:r>
+              <w:rPr>
+                <w:sz w:val="16"/>
+              </w:rPr>
+              <w:t>Array[Object]</w:t>
+            </w:r>
+          </w:p>
+        </w:tc>
+        <w:tc>
+          <w:tcPr>
+            <w:tcW w:type="dxa" w:w="1728"/>
+            <w:shd w:fill="F8FAFC"/>
+            <w:tcMar>
+              <w:top w:w="40" w:type="dxa"/>
+              <w:bottom w:w="40" w:type="dxa"/>
+              <w:left w:w="80" w:type="dxa"/>
+              <w:right w:w="80" w:type="dxa"/>
+            </w:tcMar>
+          </w:tcPr>
+          <w:p>
+            <w:r>
+              <w:rPr>
+                <w:sz w:val="16"/>
+              </w:rPr>
+              <w:t>Subdocuments</w:t>
+            </w:r>
+          </w:p>
+        </w:tc>
+        <w:tc>
+          <w:tcPr>
+            <w:tcW w:type="dxa" w:w="1440"/>
+            <w:shd w:fill="F8FAFC"/>
+            <w:tcMar>
+              <w:top w:w="40" w:type="dxa"/>
+              <w:bottom w:w="40" w:type="dxa"/>
+              <w:left w:w="80" w:type="dxa"/>
+              <w:right w:w="80" w:type="dxa"/>
+            </w:tcMar>
+          </w:tcPr>
+          <w:p>
+            <w:r>
+              <w:rPr>
+                <w:sz w:val="16"/>
+              </w:rPr>
+              <w:t>[]</w:t>
+            </w:r>
+          </w:p>
+        </w:tc>
+        <w:tc>
+          <w:tcPr>
+            <w:tcW w:type="dxa" w:w="3312"/>
+            <w:shd w:fill="F8FAFC"/>
+            <w:tcMar>
+              <w:top w:w="40" w:type="dxa"/>
+              <w:bottom w:w="40" w:type="dxa"/>
+              <w:left w:w="80" w:type="dxa"/>
+              <w:right w:w="80" w:type="dxa"/>
+            </w:tcMar>
+          </w:tcPr>
+          <w:p>
+            <w:r>
+              <w:rPr>
+                <w:sz w:val="16"/>
+              </w:rPr>
+              <w:t>2-3 conceptual takeaways ({title, text})</w:t>
+            </w:r>
+          </w:p>
+        </w:tc>
+      </w:tr>
+      <w:tr>
+        <w:tc>
+          <w:tcPr>
+            <w:tcW w:type="dxa" w:w="1872"/>
+            <w:shd w:fill="FFFFFF"/>
+            <w:tcMar>
+              <w:top w:w="40" w:type="dxa"/>
+              <w:bottom w:w="40" w:type="dxa"/>
+              <w:left w:w="80" w:type="dxa"/>
+              <w:right w:w="80" w:type="dxa"/>
+            </w:tcMar>
+          </w:tcPr>
+          <w:p>
+            <w:r>
+              <w:rPr>
+                <w:b/>
+                <w:sz w:val="16"/>
+              </w:rPr>
+              <w:t>subject</w:t>
+            </w:r>
+          </w:p>
+        </w:tc>
+        <w:tc>
+          <w:tcPr>
+            <w:tcW w:type="dxa" w:w="1440"/>
+            <w:shd w:fill="FFFFFF"/>
+            <w:tcMar>
+              <w:top w:w="40" w:type="dxa"/>
+              <w:bottom w:w="40" w:type="dxa"/>
+              <w:left w:w="80" w:type="dxa"/>
+              <w:right w:w="80" w:type="dxa"/>
+            </w:tcMar>
+          </w:tcPr>
+          <w:p>
+            <w:r>
+              <w:rPr>
+                <w:sz w:val="16"/>
+              </w:rPr>
+              <w:t>String</w:t>
+            </w:r>
+          </w:p>
+        </w:tc>
+        <w:tc>
+          <w:tcPr>
+            <w:tcW w:type="dxa" w:w="1728"/>
+            <w:shd w:fill="FFFFFF"/>
+            <w:tcMar>
+              <w:top w:w="40" w:type="dxa"/>
+              <w:bottom w:w="40" w:type="dxa"/>
+              <w:left w:w="80" w:type="dxa"/>
+              <w:right w:w="80" w:type="dxa"/>
+            </w:tcMar>
+          </w:tcPr>
+          <w:p>
+            <w:r>
+              <w:rPr>
+                <w:sz w:val="16"/>
+              </w:rPr>
+              <w:t>Optional</w:t>
+            </w:r>
+          </w:p>
+        </w:tc>
+        <w:tc>
+          <w:tcPr>
+            <w:tcW w:type="dxa" w:w="1440"/>
+            <w:shd w:fill="FFFFFF"/>
+            <w:tcMar>
+              <w:top w:w="40" w:type="dxa"/>
+              <w:bottom w:w="40" w:type="dxa"/>
+              <w:left w:w="80" w:type="dxa"/>
+              <w:right w:w="80" w:type="dxa"/>
+            </w:tcMar>
+          </w:tcPr>
+          <w:p>
+            <w:r>
+              <w:rPr>
+                <w:sz w:val="16"/>
+              </w:rPr>
+              <w:t>General Academic</w:t>
+            </w:r>
+          </w:p>
+        </w:tc>
+        <w:tc>
+          <w:tcPr>
+            <w:tcW w:type="dxa" w:w="3312"/>
+            <w:shd w:fill="FFFFFF"/>
+            <w:tcMar>
+              <w:top w:w="40" w:type="dxa"/>
+              <w:bottom w:w="40" w:type="dxa"/>
+              <w:left w:w="80" w:type="dxa"/>
+              <w:right w:w="80" w:type="dxa"/>
+            </w:tcMar>
+          </w:tcPr>
+          <w:p>
+            <w:r>
+              <w:rPr>
+                <w:sz w:val="16"/>
+              </w:rPr>
+              <w:t>Subject domain of the problem</w:t>
+            </w:r>
+          </w:p>
+        </w:tc>
+      </w:tr>
+      <w:tr>
+        <w:tc>
+          <w:tcPr>
+            <w:tcW w:type="dxa" w:w="1872"/>
+            <w:shd w:fill="F8FAFC"/>
+            <w:tcMar>
+              <w:top w:w="40" w:type="dxa"/>
+              <w:bottom w:w="40" w:type="dxa"/>
+              <w:left w:w="80" w:type="dxa"/>
+              <w:right w:w="80" w:type="dxa"/>
+            </w:tcMar>
+          </w:tcPr>
+          <w:p>
+            <w:r>
+              <w:rPr>
+                <w:b/>
+                <w:sz w:val="16"/>
+              </w:rPr>
+              <w:t>isAutoFaqMatch</w:t>
+            </w:r>
+          </w:p>
+        </w:tc>
+        <w:tc>
+          <w:tcPr>
+            <w:tcW w:type="dxa" w:w="1440"/>
+            <w:shd w:fill="F8FAFC"/>
+            <w:tcMar>
+              <w:top w:w="40" w:type="dxa"/>
+              <w:bottom w:w="40" w:type="dxa"/>
+              <w:left w:w="80" w:type="dxa"/>
+              <w:right w:w="80" w:type="dxa"/>
+            </w:tcMar>
+          </w:tcPr>
+          <w:p>
+            <w:r>
+              <w:rPr>
+                <w:sz w:val="16"/>
+              </w:rPr>
+              <w:t>Boolean</w:t>
+            </w:r>
+          </w:p>
+        </w:tc>
+        <w:tc>
+          <w:tcPr>
+            <w:tcW w:type="dxa" w:w="1728"/>
+            <w:shd w:fill="F8FAFC"/>
+            <w:tcMar>
+              <w:top w:w="40" w:type="dxa"/>
+              <w:bottom w:w="40" w:type="dxa"/>
+              <w:left w:w="80" w:type="dxa"/>
+              <w:right w:w="80" w:type="dxa"/>
+            </w:tcMar>
+          </w:tcPr>
+          <w:p>
+            <w:r>
+              <w:rPr>
+                <w:sz w:val="16"/>
+              </w:rPr>
+              <w:t>Boolean Flag</w:t>
+            </w:r>
+          </w:p>
+        </w:tc>
+        <w:tc>
+          <w:tcPr>
+            <w:tcW w:type="dxa" w:w="1440"/>
+            <w:shd w:fill="F8FAFC"/>
+            <w:tcMar>
+              <w:top w:w="40" w:type="dxa"/>
+              <w:bottom w:w="40" w:type="dxa"/>
+              <w:left w:w="80" w:type="dxa"/>
+              <w:right w:w="80" w:type="dxa"/>
+            </w:tcMar>
+          </w:tcPr>
+          <w:p>
+            <w:r>
+              <w:rPr>
+                <w:sz w:val="16"/>
+              </w:rPr>
+              <w:t>false</w:t>
+            </w:r>
+          </w:p>
+        </w:tc>
+        <w:tc>
+          <w:tcPr>
+            <w:tcW w:type="dxa" w:w="3312"/>
+            <w:shd w:fill="F8FAFC"/>
+            <w:tcMar>
+              <w:top w:w="40" w:type="dxa"/>
+              <w:bottom w:w="40" w:type="dxa"/>
+              <w:left w:w="80" w:type="dxa"/>
+              <w:right w:w="80" w:type="dxa"/>
+            </w:tcMar>
+          </w:tcPr>
+          <w:p>
+            <w:r>
+              <w:rPr>
+                <w:sz w:val="16"/>
+              </w:rPr>
+              <w:t>Flags whether response was served from cache</w:t>
+            </w:r>
+          </w:p>
+        </w:tc>
+      </w:tr>
+      <w:tr>
+        <w:tc>
+          <w:tcPr>
+            <w:tcW w:type="dxa" w:w="1872"/>
+            <w:shd w:fill="FFFFFF"/>
+            <w:tcMar>
+              <w:top w:w="40" w:type="dxa"/>
+              <w:bottom w:w="40" w:type="dxa"/>
+              <w:left w:w="80" w:type="dxa"/>
+              <w:right w:w="80" w:type="dxa"/>
+            </w:tcMar>
+          </w:tcPr>
+          <w:p>
+            <w:r>
+              <w:rPr>
+                <w:b/>
+                <w:sz w:val="16"/>
+              </w:rPr>
+              <w:t>useCount</w:t>
+            </w:r>
+          </w:p>
+        </w:tc>
+        <w:tc>
+          <w:tcPr>
+            <w:tcW w:type="dxa" w:w="1440"/>
+            <w:shd w:fill="FFFFFF"/>
+            <w:tcMar>
+              <w:top w:w="40" w:type="dxa"/>
+              <w:bottom w:w="40" w:type="dxa"/>
+              <w:left w:w="80" w:type="dxa"/>
+              <w:right w:w="80" w:type="dxa"/>
+            </w:tcMar>
+          </w:tcPr>
+          <w:p>
+            <w:r>
+              <w:rPr>
+                <w:sz w:val="16"/>
+              </w:rPr>
+              <w:t>Number</w:t>
+            </w:r>
+          </w:p>
+        </w:tc>
+        <w:tc>
+          <w:tcPr>
+            <w:tcW w:type="dxa" w:w="1728"/>
+            <w:shd w:fill="FFFFFF"/>
+            <w:tcMar>
+              <w:top w:w="40" w:type="dxa"/>
+              <w:bottom w:w="40" w:type="dxa"/>
+              <w:left w:w="80" w:type="dxa"/>
+              <w:right w:w="80" w:type="dxa"/>
+            </w:tcMar>
+          </w:tcPr>
+          <w:p>
+            <w:r>
+              <w:rPr>
+                <w:sz w:val="16"/>
+              </w:rPr>
+              <w:t>Indexed</w:t>
+            </w:r>
+          </w:p>
+        </w:tc>
+        <w:tc>
+          <w:tcPr>
+            <w:tcW w:type="dxa" w:w="1440"/>
+            <w:shd w:fill="FFFFFF"/>
+            <w:tcMar>
+              <w:top w:w="40" w:type="dxa"/>
+              <w:bottom w:w="40" w:type="dxa"/>
+              <w:left w:w="80" w:type="dxa"/>
+              <w:right w:w="80" w:type="dxa"/>
+            </w:tcMar>
+          </w:tcPr>
+          <w:p>
+            <w:r>
+              <w:rPr>
+                <w:sz w:val="16"/>
+              </w:rPr>
+              <w:t>1</w:t>
+            </w:r>
+          </w:p>
+        </w:tc>
+        <w:tc>
+          <w:tcPr>
+            <w:tcW w:type="dxa" w:w="3312"/>
+            <w:shd w:fill="FFFFFF"/>
+            <w:tcMar>
+              <w:top w:w="40" w:type="dxa"/>
+              <w:bottom w:w="40" w:type="dxa"/>
+              <w:left w:w="80" w:type="dxa"/>
+              <w:right w:w="80" w:type="dxa"/>
+            </w:tcMar>
+          </w:tcPr>
+          <w:p>
+            <w:r>
+              <w:rPr>
+                <w:sz w:val="16"/>
+              </w:rPr>
+              <w:t>Popularity counter for Auto-FAQ recommendation ranking</w:t>
+            </w:r>
+          </w:p>
+        </w:tc>
+      </w:tr>
+    </w:tbl>
+    <w:p>
+      <w:pPr>
+        <w:spacing w:after="120"/>
+      </w:pPr>
+    </w:p>
+    <w:p>
+      <w:pPr>
+        <w:keepNext/>
+        <w:spacing w:before="200" w:after="80"/>
+      </w:pPr>
+      <w:r>
+        <w:rPr>
+          <w:rFonts w:ascii="Calibri" w:hAnsi="Calibri"/>
+          <w:b/>
+          <w:color w:val="334155"/>
+          <w:sz w:val="23"/>
+        </w:rPr>
+        <w:t>Table 5.4: Smart Note Collection Schema (`models/Note.js`)</w:t>
+      </w:r>
+    </w:p>
+    <w:tbl>
+      <w:tblPr>
+        <w:tblW w:type="auto" w:w="0"/>
+        <w:jc w:val="center"/>
+        <w:tblLook w:firstColumn="1" w:firstRow="1" w:lastColumn="0" w:lastRow="0" w:noHBand="0" w:noVBand="1" w:val="04A0"/>
+      </w:tblPr>
+      <w:tblGrid>
+        <w:gridCol w:w="1872"/>
+        <w:gridCol w:w="1872"/>
+        <w:gridCol w:w="1872"/>
+        <w:gridCol w:w="1872"/>
+        <w:gridCol w:w="1872"/>
+      </w:tblGrid>
+      <w:tr>
+        <w:tc>
+          <w:tcPr>
+            <w:tcW w:type="dxa" w:w="1872"/>
+            <w:shd w:fill="1E293B"/>
+            <w:tcMar>
+              <w:top w:w="60" w:type="dxa"/>
+              <w:bottom w:w="60" w:type="dxa"/>
+              <w:left w:w="80" w:type="dxa"/>
+              <w:right w:w="80" w:type="dxa"/>
+            </w:tcMar>
+          </w:tcPr>
+          <w:p>
+            <w:r>
+              <w:rPr>
+                <w:b/>
+                <w:color w:val="FFFFFF"/>
+                <w:sz w:val="17"/>
+              </w:rPr>
+              <w:t>Field</w:t>
+            </w:r>
+          </w:p>
+        </w:tc>
+        <w:tc>
+          <w:tcPr>
+            <w:tcW w:type="dxa" w:w="1440"/>
+            <w:shd w:fill="1E293B"/>
+            <w:tcMar>
+              <w:top w:w="60" w:type="dxa"/>
+              <w:bottom w:w="60" w:type="dxa"/>
+              <w:left w:w="80" w:type="dxa"/>
+              <w:right w:w="80" w:type="dxa"/>
+            </w:tcMar>
+          </w:tcPr>
+          <w:p>
+            <w:r>
+              <w:rPr>
+                <w:b/>
+                <w:color w:val="FFFFFF"/>
+                <w:sz w:val="17"/>
+              </w:rPr>
+              <w:t>Type</w:t>
+            </w:r>
+          </w:p>
+        </w:tc>
+        <w:tc>
+          <w:tcPr>
+            <w:tcW w:type="dxa" w:w="1728"/>
+            <w:shd w:fill="1E293B"/>
+            <w:tcMar>
+              <w:top w:w="60" w:type="dxa"/>
+              <w:bottom w:w="60" w:type="dxa"/>
+              <w:left w:w="80" w:type="dxa"/>
+              <w:right w:w="80" w:type="dxa"/>
+            </w:tcMar>
+          </w:tcPr>
+          <w:p>
+            <w:r>
+              <w:rPr>
+                <w:b/>
+                <w:color w:val="FFFFFF"/>
+                <w:sz w:val="17"/>
+              </w:rPr>
+              <w:t>Constraint</w:t>
+            </w:r>
+          </w:p>
+        </w:tc>
+        <w:tc>
+          <w:tcPr>
+            <w:tcW w:type="dxa" w:w="1440"/>
+            <w:shd w:fill="1E293B"/>
+            <w:tcMar>
+              <w:top w:w="60" w:type="dxa"/>
+              <w:bottom w:w="60" w:type="dxa"/>
+              <w:left w:w="80" w:type="dxa"/>
+              <w:right w:w="80" w:type="dxa"/>
+            </w:tcMar>
+          </w:tcPr>
+          <w:p>
+            <w:r>
+              <w:rPr>
+                <w:b/>
+                <w:color w:val="FFFFFF"/>
+                <w:sz w:val="17"/>
+              </w:rPr>
+              <w:t>Default</w:t>
+            </w:r>
+          </w:p>
+        </w:tc>
+        <w:tc>
+          <w:tcPr>
+            <w:tcW w:type="dxa" w:w="3312"/>
+            <w:shd w:fill="1E293B"/>
+            <w:tcMar>
+              <w:top w:w="60" w:type="dxa"/>
+              <w:bottom w:w="60" w:type="dxa"/>
+              <w:left w:w="80" w:type="dxa"/>
+              <w:right w:w="80" w:type="dxa"/>
+            </w:tcMar>
+          </w:tcPr>
+          <w:p>
+            <w:r>
+              <w:rPr>
+                <w:b/>
+                <w:color w:val="FFFFFF"/>
+                <w:sz w:val="17"/>
+              </w:rPr>
+              <w:t>Description</w:t>
+            </w:r>
+          </w:p>
+        </w:tc>
+      </w:tr>
+      <w:tr>
+        <w:tc>
+          <w:tcPr>
+            <w:tcW w:type="dxa" w:w="1872"/>
+            <w:shd w:fill="FFFFFF"/>
+            <w:tcMar>
+              <w:top w:w="40" w:type="dxa"/>
+              <w:bottom w:w="40" w:type="dxa"/>
+              <w:left w:w="80" w:type="dxa"/>
+              <w:right w:w="80" w:type="dxa"/>
+            </w:tcMar>
+          </w:tcPr>
+          <w:p>
+            <w:r>
+              <w:rPr>
+                <w:b/>
+                <w:sz w:val="16"/>
+              </w:rPr>
+              <w:t>_id</w:t>
+            </w:r>
+          </w:p>
+        </w:tc>
+        <w:tc>
+          <w:tcPr>
+            <w:tcW w:type="dxa" w:w="1440"/>
+            <w:shd w:fill="FFFFFF"/>
+            <w:tcMar>
+              <w:top w:w="40" w:type="dxa"/>
+              <w:bottom w:w="40" w:type="dxa"/>
+              <w:left w:w="80" w:type="dxa"/>
+              <w:right w:w="80" w:type="dxa"/>
+            </w:tcMar>
+          </w:tcPr>
+          <w:p>
+            <w:r>
+              <w:rPr>
+                <w:sz w:val="16"/>
+              </w:rPr>
+              <w:t>ObjectId</w:t>
+            </w:r>
+          </w:p>
+        </w:tc>
+        <w:tc>
+          <w:tcPr>
+            <w:tcW w:type="dxa" w:w="1728"/>
+            <w:shd w:fill="FFFFFF"/>
+            <w:tcMar>
+              <w:top w:w="40" w:type="dxa"/>
+              <w:bottom w:w="40" w:type="dxa"/>
+              <w:left w:w="80" w:type="dxa"/>
+              <w:right w:w="80" w:type="dxa"/>
+            </w:tcMar>
+          </w:tcPr>
+          <w:p>
+            <w:r>
+              <w:rPr>
+                <w:sz w:val="16"/>
+              </w:rPr>
+              <w:t>Primary Key</w:t>
+            </w:r>
+          </w:p>
+        </w:tc>
+        <w:tc>
+          <w:tcPr>
+            <w:tcW w:type="dxa" w:w="1440"/>
+            <w:shd w:fill="FFFFFF"/>
+            <w:tcMar>
+              <w:top w:w="40" w:type="dxa"/>
+              <w:bottom w:w="40" w:type="dxa"/>
+              <w:left w:w="80" w:type="dxa"/>
+              <w:right w:w="80" w:type="dxa"/>
+            </w:tcMar>
+          </w:tcPr>
+          <w:p>
+            <w:r>
+              <w:rPr>
+                <w:sz w:val="16"/>
+              </w:rPr>
+              <w:t>Auto</w:t>
+            </w:r>
+          </w:p>
+        </w:tc>
+        <w:tc>
+          <w:tcPr>
+            <w:tcW w:type="dxa" w:w="3312"/>
+            <w:shd w:fill="FFFFFF"/>
+            <w:tcMar>
+              <w:top w:w="40" w:type="dxa"/>
+              <w:bottom w:w="40" w:type="dxa"/>
+              <w:left w:w="80" w:type="dxa"/>
+              <w:right w:w="80" w:type="dxa"/>
+            </w:tcMar>
+          </w:tcPr>
+          <w:p>
+            <w:r>
+              <w:rPr>
+                <w:sz w:val="16"/>
+              </w:rPr>
+              <w:t>Unique smart note identifier</w:t>
+            </w:r>
+          </w:p>
+        </w:tc>
+      </w:tr>
+      <w:tr>
+        <w:tc>
+          <w:tcPr>
+            <w:tcW w:type="dxa" w:w="1872"/>
+            <w:shd w:fill="F8FAFC"/>
+            <w:tcMar>
+              <w:top w:w="40" w:type="dxa"/>
+              <w:bottom w:w="40" w:type="dxa"/>
+              <w:left w:w="80" w:type="dxa"/>
+              <w:right w:w="80" w:type="dxa"/>
+            </w:tcMar>
+          </w:tcPr>
+          <w:p>
+            <w:r>
+              <w:rPr>
+                <w:b/>
+                <w:sz w:val="16"/>
+              </w:rPr>
+              <w:t>userId</w:t>
+            </w:r>
+          </w:p>
+        </w:tc>
+        <w:tc>
+          <w:tcPr>
+            <w:tcW w:type="dxa" w:w="1440"/>
+            <w:shd w:fill="F8FAFC"/>
+            <w:tcMar>
+              <w:top w:w="40" w:type="dxa"/>
+              <w:bottom w:w="40" w:type="dxa"/>
+              <w:left w:w="80" w:type="dxa"/>
+              <w:right w:w="80" w:type="dxa"/>
+            </w:tcMar>
+          </w:tcPr>
+          <w:p>
+            <w:r>
+              <w:rPr>
+                <w:sz w:val="16"/>
+              </w:rPr>
+              <w:t>String</w:t>
+            </w:r>
+          </w:p>
+        </w:tc>
+        <w:tc>
+          <w:tcPr>
+            <w:tcW w:type="dxa" w:w="1728"/>
+            <w:shd w:fill="F8FAFC"/>
+            <w:tcMar>
+              <w:top w:w="40" w:type="dxa"/>
+              <w:bottom w:w="40" w:type="dxa"/>
+              <w:left w:w="80" w:type="dxa"/>
+              <w:right w:w="80" w:type="dxa"/>
+            </w:tcMar>
+          </w:tcPr>
+          <w:p>
+            <w:r>
+              <w:rPr>
+                <w:sz w:val="16"/>
+              </w:rPr>
+              <w:t>Required, Indexed</w:t>
+            </w:r>
+          </w:p>
+        </w:tc>
+        <w:tc>
+          <w:tcPr>
+            <w:tcW w:type="dxa" w:w="1440"/>
+            <w:shd w:fill="F8FAFC"/>
+            <w:tcMar>
+              <w:top w:w="40" w:type="dxa"/>
+              <w:bottom w:w="40" w:type="dxa"/>
+              <w:left w:w="80" w:type="dxa"/>
+              <w:right w:w="80" w:type="dxa"/>
+            </w:tcMar>
+          </w:tcPr>
+          <w:p>
+            <w:r>
+              <w:rPr>
+                <w:sz w:val="16"/>
+              </w:rPr>
+              <w:t>-</w:t>
+            </w:r>
+          </w:p>
+        </w:tc>
+        <w:tc>
+          <w:tcPr>
+            <w:tcW w:type="dxa" w:w="3312"/>
+            <w:shd w:fill="F8FAFC"/>
+            <w:tcMar>
+              <w:top w:w="40" w:type="dxa"/>
+              <w:bottom w:w="40" w:type="dxa"/>
+              <w:left w:w="80" w:type="dxa"/>
+              <w:right w:w="80" w:type="dxa"/>
+            </w:tcMar>
+          </w:tcPr>
+          <w:p>
+            <w:r>
+              <w:rPr>
+                <w:sz w:val="16"/>
+              </w:rPr>
+              <w:t>Reference to owning student</w:t>
+            </w:r>
+          </w:p>
+        </w:tc>
+      </w:tr>
+      <w:tr>
+        <w:tc>
+          <w:tcPr>
+            <w:tcW w:type="dxa" w:w="1872"/>
+            <w:shd w:fill="FFFFFF"/>
+            <w:tcMar>
+              <w:top w:w="40" w:type="dxa"/>
+              <w:bottom w:w="40" w:type="dxa"/>
+              <w:left w:w="80" w:type="dxa"/>
+              <w:right w:w="80" w:type="dxa"/>
+            </w:tcMar>
+          </w:tcPr>
+          <w:p>
+            <w:r>
+              <w:rPr>
+                <w:b/>
+                <w:sz w:val="16"/>
+              </w:rPr>
+              <w:t>title</w:t>
+            </w:r>
+          </w:p>
+        </w:tc>
+        <w:tc>
+          <w:tcPr>
+            <w:tcW w:type="dxa" w:w="1440"/>
+            <w:shd w:fill="FFFFFF"/>
+            <w:tcMar>
+              <w:top w:w="40" w:type="dxa"/>
+              <w:bottom w:w="40" w:type="dxa"/>
+              <w:left w:w="80" w:type="dxa"/>
+              <w:right w:w="80" w:type="dxa"/>
+            </w:tcMar>
+          </w:tcPr>
+          <w:p>
+            <w:r>
+              <w:rPr>
+                <w:sz w:val="16"/>
+              </w:rPr>
+              <w:t>String</w:t>
+            </w:r>
+          </w:p>
+        </w:tc>
+        <w:tc>
+          <w:tcPr>
+            <w:tcW w:type="dxa" w:w="1728"/>
+            <w:shd w:fill="FFFFFF"/>
+            <w:tcMar>
+              <w:top w:w="40" w:type="dxa"/>
+              <w:bottom w:w="40" w:type="dxa"/>
+              <w:left w:w="80" w:type="dxa"/>
+              <w:right w:w="80" w:type="dxa"/>
+            </w:tcMar>
+          </w:tcPr>
+          <w:p>
+            <w:r>
+              <w:rPr>
+                <w:sz w:val="16"/>
+              </w:rPr>
+              <w:t>Required</w:t>
+            </w:r>
+          </w:p>
+        </w:tc>
+        <w:tc>
+          <w:tcPr>
+            <w:tcW w:type="dxa" w:w="1440"/>
+            <w:shd w:fill="FFFFFF"/>
+            <w:tcMar>
+              <w:top w:w="40" w:type="dxa"/>
+              <w:bottom w:w="40" w:type="dxa"/>
+              <w:left w:w="80" w:type="dxa"/>
+              <w:right w:w="80" w:type="dxa"/>
+            </w:tcMar>
+          </w:tcPr>
+          <w:p>
+            <w:r>
+              <w:rPr>
+                <w:sz w:val="16"/>
+              </w:rPr>
+              <w:t>-</w:t>
+            </w:r>
+          </w:p>
+        </w:tc>
+        <w:tc>
+          <w:tcPr>
+            <w:tcW w:type="dxa" w:w="3312"/>
+            <w:shd w:fill="FFFFFF"/>
+            <w:tcMar>
+              <w:top w:w="40" w:type="dxa"/>
+              <w:bottom w:w="40" w:type="dxa"/>
+              <w:left w:w="80" w:type="dxa"/>
+              <w:right w:w="80" w:type="dxa"/>
+            </w:tcMar>
+          </w:tcPr>
+          <w:p>
+            <w:r>
+              <w:rPr>
+                <w:sz w:val="16"/>
+              </w:rPr>
+              <w:t>Generated conceptual chapter title</w:t>
+            </w:r>
+          </w:p>
+        </w:tc>
+      </w:tr>
+      <w:tr>
+        <w:tc>
+          <w:tcPr>
+            <w:tcW w:type="dxa" w:w="1872"/>
+            <w:shd w:fill="F8FAFC"/>
+            <w:tcMar>
+              <w:top w:w="40" w:type="dxa"/>
+              <w:bottom w:w="40" w:type="dxa"/>
+              <w:left w:w="80" w:type="dxa"/>
+              <w:right w:w="80" w:type="dxa"/>
+            </w:tcMar>
+          </w:tcPr>
+          <w:p>
+            <w:r>
+              <w:rPr>
+                <w:b/>
+                <w:sz w:val="16"/>
+              </w:rPr>
+              <w:t>subject</w:t>
+            </w:r>
+          </w:p>
+        </w:tc>
+        <w:tc>
+          <w:tcPr>
+            <w:tcW w:type="dxa" w:w="1440"/>
+            <w:shd w:fill="F8FAFC"/>
+            <w:tcMar>
+              <w:top w:w="40" w:type="dxa"/>
+              <w:bottom w:w="40" w:type="dxa"/>
+              <w:left w:w="80" w:type="dxa"/>
+              <w:right w:w="80" w:type="dxa"/>
+            </w:tcMar>
+          </w:tcPr>
+          <w:p>
+            <w:r>
+              <w:rPr>
+                <w:sz w:val="16"/>
+              </w:rPr>
+              <w:t>String</w:t>
+            </w:r>
+          </w:p>
+        </w:tc>
+        <w:tc>
+          <w:tcPr>
+            <w:tcW w:type="dxa" w:w="1728"/>
+            <w:shd w:fill="F8FAFC"/>
+            <w:tcMar>
+              <w:top w:w="40" w:type="dxa"/>
+              <w:bottom w:w="40" w:type="dxa"/>
+              <w:left w:w="80" w:type="dxa"/>
+              <w:right w:w="80" w:type="dxa"/>
+            </w:tcMar>
+          </w:tcPr>
+          <w:p>
+            <w:r>
+              <w:rPr>
+                <w:sz w:val="16"/>
+              </w:rPr>
+              <w:t>Optional</w:t>
+            </w:r>
+          </w:p>
+        </w:tc>
+        <w:tc>
+          <w:tcPr>
+            <w:tcW w:type="dxa" w:w="1440"/>
+            <w:shd w:fill="F8FAFC"/>
+            <w:tcMar>
+              <w:top w:w="40" w:type="dxa"/>
+              <w:bottom w:w="40" w:type="dxa"/>
+              <w:left w:w="80" w:type="dxa"/>
+              <w:right w:w="80" w:type="dxa"/>
+            </w:tcMar>
+          </w:tcPr>
+          <w:p>
+            <w:r>
+              <w:rPr>
+                <w:sz w:val="16"/>
+              </w:rPr>
+              <w:t>General</w:t>
+            </w:r>
+          </w:p>
+        </w:tc>
+        <w:tc>
+          <w:tcPr>
+            <w:tcW w:type="dxa" w:w="3312"/>
+            <w:shd w:fill="F8FAFC"/>
+            <w:tcMar>
+              <w:top w:w="40" w:type="dxa"/>
+              <w:bottom w:w="40" w:type="dxa"/>
+              <w:left w:w="80" w:type="dxa"/>
+              <w:right w:w="80" w:type="dxa"/>
+            </w:tcMar>
+          </w:tcPr>
+          <w:p>
+            <w:r>
+              <w:rPr>
+                <w:sz w:val="16"/>
+              </w:rPr>
+              <w:t>Academic classification</w:t>
+            </w:r>
+          </w:p>
+        </w:tc>
+      </w:tr>
+      <w:tr>
+        <w:tc>
+          <w:tcPr>
+            <w:tcW w:type="dxa" w:w="1872"/>
+            <w:shd w:fill="FFFFFF"/>
+            <w:tcMar>
+              <w:top w:w="40" w:type="dxa"/>
+              <w:bottom w:w="40" w:type="dxa"/>
+              <w:left w:w="80" w:type="dxa"/>
+              <w:right w:w="80" w:type="dxa"/>
+            </w:tcMar>
+          </w:tcPr>
+          <w:p>
+            <w:r>
+              <w:rPr>
+                <w:b/>
+                <w:sz w:val="16"/>
+              </w:rPr>
+              <w:t>fileName</w:t>
+            </w:r>
+          </w:p>
+        </w:tc>
+        <w:tc>
+          <w:tcPr>
+            <w:tcW w:type="dxa" w:w="1440"/>
+            <w:shd w:fill="FFFFFF"/>
+            <w:tcMar>
+              <w:top w:w="40" w:type="dxa"/>
+              <w:bottom w:w="40" w:type="dxa"/>
+              <w:left w:w="80" w:type="dxa"/>
+              <w:right w:w="80" w:type="dxa"/>
+            </w:tcMar>
+          </w:tcPr>
+          <w:p>
+            <w:r>
+              <w:rPr>
+                <w:sz w:val="16"/>
+              </w:rPr>
+              <w:t>String</w:t>
+            </w:r>
+          </w:p>
+        </w:tc>
+        <w:tc>
+          <w:tcPr>
+            <w:tcW w:type="dxa" w:w="1728"/>
+            <w:shd w:fill="FFFFFF"/>
+            <w:tcMar>
+              <w:top w:w="40" w:type="dxa"/>
+              <w:bottom w:w="40" w:type="dxa"/>
+              <w:left w:w="80" w:type="dxa"/>
+              <w:right w:w="80" w:type="dxa"/>
+            </w:tcMar>
+          </w:tcPr>
+          <w:p>
+            <w:r>
+              <w:rPr>
+                <w:sz w:val="16"/>
+              </w:rPr>
+              <w:t>Required</w:t>
+            </w:r>
+          </w:p>
+        </w:tc>
+        <w:tc>
+          <w:tcPr>
+            <w:tcW w:type="dxa" w:w="1440"/>
+            <w:shd w:fill="FFFFFF"/>
+            <w:tcMar>
+              <w:top w:w="40" w:type="dxa"/>
+              <w:bottom w:w="40" w:type="dxa"/>
+              <w:left w:w="80" w:type="dxa"/>
+              <w:right w:w="80" w:type="dxa"/>
+            </w:tcMar>
+          </w:tcPr>
+          <w:p>
+            <w:r>
+              <w:rPr>
+                <w:sz w:val="16"/>
+              </w:rPr>
+              <w:t>-</w:t>
+            </w:r>
+          </w:p>
+        </w:tc>
+        <w:tc>
+          <w:tcPr>
+            <w:tcW w:type="dxa" w:w="3312"/>
+            <w:shd w:fill="FFFFFF"/>
+            <w:tcMar>
+              <w:top w:w="40" w:type="dxa"/>
+              <w:bottom w:w="40" w:type="dxa"/>
+              <w:left w:w="80" w:type="dxa"/>
+              <w:right w:w="80" w:type="dxa"/>
+            </w:tcMar>
+          </w:tcPr>
+          <w:p>
+            <w:r>
+              <w:rPr>
+                <w:sz w:val="16"/>
+              </w:rPr>
+              <w:t>Original name of uploaded PDF/document</w:t>
+            </w:r>
+          </w:p>
+        </w:tc>
+      </w:tr>
+      <w:tr>
+        <w:tc>
+          <w:tcPr>
+            <w:tcW w:type="dxa" w:w="1872"/>
+            <w:shd w:fill="F8FAFC"/>
+            <w:tcMar>
+              <w:top w:w="40" w:type="dxa"/>
+              <w:bottom w:w="40" w:type="dxa"/>
+              <w:left w:w="80" w:type="dxa"/>
+              <w:right w:w="80" w:type="dxa"/>
+            </w:tcMar>
+          </w:tcPr>
+          <w:p>
+            <w:r>
+              <w:rPr>
+                <w:b/>
+                <w:sz w:val="16"/>
+              </w:rPr>
+              <w:t>fileType</w:t>
+            </w:r>
+          </w:p>
+        </w:tc>
+        <w:tc>
+          <w:tcPr>
+            <w:tcW w:type="dxa" w:w="1440"/>
+            <w:shd w:fill="F8FAFC"/>
+            <w:tcMar>
+              <w:top w:w="40" w:type="dxa"/>
+              <w:bottom w:w="40" w:type="dxa"/>
+              <w:left w:w="80" w:type="dxa"/>
+              <w:right w:w="80" w:type="dxa"/>
+            </w:tcMar>
+          </w:tcPr>
+          <w:p>
+            <w:r>
+              <w:rPr>
+                <w:sz w:val="16"/>
+              </w:rPr>
+              <w:t>String</w:t>
+            </w:r>
+          </w:p>
+        </w:tc>
+        <w:tc>
+          <w:tcPr>
+            <w:tcW w:type="dxa" w:w="1728"/>
+            <w:shd w:fill="F8FAFC"/>
+            <w:tcMar>
+              <w:top w:w="40" w:type="dxa"/>
+              <w:bottom w:w="40" w:type="dxa"/>
+              <w:left w:w="80" w:type="dxa"/>
+              <w:right w:w="80" w:type="dxa"/>
+            </w:tcMar>
+          </w:tcPr>
+          <w:p>
+            <w:r>
+              <w:rPr>
+                <w:sz w:val="16"/>
+              </w:rPr>
+              <w:t>Optional</w:t>
+            </w:r>
+          </w:p>
+        </w:tc>
+        <w:tc>
+          <w:tcPr>
+            <w:tcW w:type="dxa" w:w="1440"/>
+            <w:shd w:fill="F8FAFC"/>
+            <w:tcMar>
+              <w:top w:w="40" w:type="dxa"/>
+              <w:bottom w:w="40" w:type="dxa"/>
+              <w:left w:w="80" w:type="dxa"/>
+              <w:right w:w="80" w:type="dxa"/>
+            </w:tcMar>
+          </w:tcPr>
+          <w:p>
+            <w:r>
+              <w:rPr>
+                <w:sz w:val="16"/>
+              </w:rPr>
+              <w:t>pdf</w:t>
+            </w:r>
+          </w:p>
+        </w:tc>
+        <w:tc>
+          <w:tcPr>
+            <w:tcW w:type="dxa" w:w="3312"/>
+            <w:shd w:fill="F8FAFC"/>
+            <w:tcMar>
+              <w:top w:w="40" w:type="dxa"/>
+              <w:bottom w:w="40" w:type="dxa"/>
+              <w:left w:w="80" w:type="dxa"/>
+              <w:right w:w="80" w:type="dxa"/>
+            </w:tcMar>
+          </w:tcPr>
+          <w:p>
+            <w:r>
+              <w:rPr>
+                <w:sz w:val="16"/>
+              </w:rPr>
+              <w:t>MIME type (pdf, txt, docx)</w:t>
+            </w:r>
+          </w:p>
+        </w:tc>
+      </w:tr>
+      <w:tr>
+        <w:tc>
+          <w:tcPr>
+            <w:tcW w:type="dxa" w:w="1872"/>
+            <w:shd w:fill="FFFFFF"/>
+            <w:tcMar>
+              <w:top w:w="40" w:type="dxa"/>
+              <w:bottom w:w="40" w:type="dxa"/>
+              <w:left w:w="80" w:type="dxa"/>
+              <w:right w:w="80" w:type="dxa"/>
+            </w:tcMar>
+          </w:tcPr>
+          <w:p>
+            <w:r>
+              <w:rPr>
+                <w:b/>
+                <w:sz w:val="16"/>
+              </w:rPr>
+              <w:t>extractedText</w:t>
+            </w:r>
+          </w:p>
+        </w:tc>
+        <w:tc>
+          <w:tcPr>
+            <w:tcW w:type="dxa" w:w="1440"/>
+            <w:shd w:fill="FFFFFF"/>
+            <w:tcMar>
+              <w:top w:w="40" w:type="dxa"/>
+              <w:bottom w:w="40" w:type="dxa"/>
+              <w:left w:w="80" w:type="dxa"/>
+              <w:right w:w="80" w:type="dxa"/>
+            </w:tcMar>
+          </w:tcPr>
+          <w:p>
+            <w:r>
+              <w:rPr>
+                <w:sz w:val="16"/>
+              </w:rPr>
+              <w:t>String</w:t>
+            </w:r>
+          </w:p>
+        </w:tc>
+        <w:tc>
+          <w:tcPr>
+            <w:tcW w:type="dxa" w:w="1728"/>
+            <w:shd w:fill="FFFFFF"/>
+            <w:tcMar>
+              <w:top w:w="40" w:type="dxa"/>
+              <w:bottom w:w="40" w:type="dxa"/>
+              <w:left w:w="80" w:type="dxa"/>
+              <w:right w:w="80" w:type="dxa"/>
+            </w:tcMar>
+          </w:tcPr>
+          <w:p>
+            <w:r>
+              <w:rPr>
+                <w:sz w:val="16"/>
+              </w:rPr>
+              <w:t>Text Chunk</w:t>
+            </w:r>
+          </w:p>
+        </w:tc>
+        <w:tc>
+          <w:tcPr>
+            <w:tcW w:type="dxa" w:w="1440"/>
+            <w:shd w:fill="FFFFFF"/>
+            <w:tcMar>
+              <w:top w:w="40" w:type="dxa"/>
+              <w:bottom w:w="40" w:type="dxa"/>
+              <w:left w:w="80" w:type="dxa"/>
+              <w:right w:w="80" w:type="dxa"/>
+            </w:tcMar>
+          </w:tcPr>
+          <w:p>
+            <w:r>
+              <w:rPr>
+                <w:sz w:val="16"/>
+              </w:rPr>
+              <w:t>null</w:t>
+            </w:r>
+          </w:p>
+        </w:tc>
+        <w:tc>
+          <w:tcPr>
+            <w:tcW w:type="dxa" w:w="3312"/>
+            <w:shd w:fill="FFFFFF"/>
+            <w:tcMar>
+              <w:top w:w="40" w:type="dxa"/>
+              <w:bottom w:w="40" w:type="dxa"/>
+              <w:left w:w="80" w:type="dxa"/>
+              <w:right w:w="80" w:type="dxa"/>
+            </w:tcMar>
+          </w:tcPr>
+          <w:p>
+            <w:r>
+              <w:rPr>
+                <w:sz w:val="16"/>
+              </w:rPr>
+              <w:t>Parsed raw text buffer from PDF extraction</w:t>
+            </w:r>
+          </w:p>
+        </w:tc>
+      </w:tr>
+      <w:tr>
+        <w:tc>
+          <w:tcPr>
+            <w:tcW w:type="dxa" w:w="1872"/>
+            <w:shd w:fill="F8FAFC"/>
+            <w:tcMar>
+              <w:top w:w="40" w:type="dxa"/>
+              <w:bottom w:w="40" w:type="dxa"/>
+              <w:left w:w="80" w:type="dxa"/>
+              <w:right w:w="80" w:type="dxa"/>
+            </w:tcMar>
+          </w:tcPr>
+          <w:p>
+            <w:r>
+              <w:rPr>
+                <w:b/>
+                <w:sz w:val="16"/>
+              </w:rPr>
+              <w:t>summary</w:t>
+            </w:r>
+          </w:p>
+        </w:tc>
+        <w:tc>
+          <w:tcPr>
+            <w:tcW w:type="dxa" w:w="1440"/>
+            <w:shd w:fill="F8FAFC"/>
+            <w:tcMar>
+              <w:top w:w="40" w:type="dxa"/>
+              <w:bottom w:w="40" w:type="dxa"/>
+              <w:left w:w="80" w:type="dxa"/>
+              <w:right w:w="80" w:type="dxa"/>
+            </w:tcMar>
+          </w:tcPr>
+          <w:p>
+            <w:r>
+              <w:rPr>
+                <w:sz w:val="16"/>
+              </w:rPr>
+              <w:t>String</w:t>
+            </w:r>
+          </w:p>
+        </w:tc>
+        <w:tc>
+          <w:tcPr>
+            <w:tcW w:type="dxa" w:w="1728"/>
+            <w:shd w:fill="F8FAFC"/>
+            <w:tcMar>
+              <w:top w:w="40" w:type="dxa"/>
+              <w:bottom w:w="40" w:type="dxa"/>
+              <w:left w:w="80" w:type="dxa"/>
+              <w:right w:w="80" w:type="dxa"/>
+            </w:tcMar>
+          </w:tcPr>
+          <w:p>
+            <w:r>
+              <w:rPr>
+                <w:sz w:val="16"/>
+              </w:rPr>
+              <w:t>Required</w:t>
+            </w:r>
+          </w:p>
+        </w:tc>
+        <w:tc>
+          <w:tcPr>
+            <w:tcW w:type="dxa" w:w="1440"/>
+            <w:shd w:fill="F8FAFC"/>
+            <w:tcMar>
+              <w:top w:w="40" w:type="dxa"/>
+              <w:bottom w:w="40" w:type="dxa"/>
+              <w:left w:w="80" w:type="dxa"/>
+              <w:right w:w="80" w:type="dxa"/>
+            </w:tcMar>
+          </w:tcPr>
+          <w:p>
+            <w:r>
+              <w:rPr>
+                <w:sz w:val="16"/>
+              </w:rPr>
+              <w:t>-</w:t>
+            </w:r>
+          </w:p>
+        </w:tc>
+        <w:tc>
+          <w:tcPr>
+            <w:tcW w:type="dxa" w:w="3312"/>
+            <w:shd w:fill="F8FAFC"/>
+            <w:tcMar>
+              <w:top w:w="40" w:type="dxa"/>
+              <w:bottom w:w="40" w:type="dxa"/>
+              <w:left w:w="80" w:type="dxa"/>
+              <w:right w:w="80" w:type="dxa"/>
+            </w:tcMar>
+          </w:tcPr>
+          <w:p>
+            <w:r>
+              <w:rPr>
+                <w:sz w:val="16"/>
+              </w:rPr>
+              <w:t>Hierarchical markdown chapter summary</w:t>
+            </w:r>
+          </w:p>
+        </w:tc>
+      </w:tr>
+      <w:tr>
+        <w:tc>
+          <w:tcPr>
+            <w:tcW w:type="dxa" w:w="1872"/>
+            <w:shd w:fill="FFFFFF"/>
+            <w:tcMar>
+              <w:top w:w="40" w:type="dxa"/>
+              <w:bottom w:w="40" w:type="dxa"/>
+              <w:left w:w="80" w:type="dxa"/>
+              <w:right w:w="80" w:type="dxa"/>
+            </w:tcMar>
+          </w:tcPr>
+          <w:p>
+            <w:r>
+              <w:rPr>
+                <w:b/>
+                <w:sz w:val="16"/>
+              </w:rPr>
+              <w:t>keyConcepts</w:t>
+            </w:r>
+          </w:p>
+        </w:tc>
+        <w:tc>
+          <w:tcPr>
+            <w:tcW w:type="dxa" w:w="1440"/>
+            <w:shd w:fill="FFFFFF"/>
+            <w:tcMar>
+              <w:top w:w="40" w:type="dxa"/>
+              <w:bottom w:w="40" w:type="dxa"/>
+              <w:left w:w="80" w:type="dxa"/>
+              <w:right w:w="80" w:type="dxa"/>
+            </w:tcMar>
+          </w:tcPr>
+          <w:p>
+            <w:r>
+              <w:rPr>
+                <w:sz w:val="16"/>
+              </w:rPr>
+              <w:t>Array[Object]</w:t>
+            </w:r>
+          </w:p>
+        </w:tc>
+        <w:tc>
+          <w:tcPr>
+            <w:tcW w:type="dxa" w:w="1728"/>
+            <w:shd w:fill="FFFFFF"/>
+            <w:tcMar>
+              <w:top w:w="40" w:type="dxa"/>
+              <w:bottom w:w="40" w:type="dxa"/>
+              <w:left w:w="80" w:type="dxa"/>
+              <w:right w:w="80" w:type="dxa"/>
+            </w:tcMar>
+          </w:tcPr>
+          <w:p>
+            <w:r>
+              <w:rPr>
+                <w:sz w:val="16"/>
+              </w:rPr>
+              <w:t>Subdocuments</w:t>
+            </w:r>
+          </w:p>
+        </w:tc>
+        <w:tc>
+          <w:tcPr>
+            <w:tcW w:type="dxa" w:w="1440"/>
+            <w:shd w:fill="FFFFFF"/>
+            <w:tcMar>
+              <w:top w:w="40" w:type="dxa"/>
+              <w:bottom w:w="40" w:type="dxa"/>
+              <w:left w:w="80" w:type="dxa"/>
+              <w:right w:w="80" w:type="dxa"/>
+            </w:tcMar>
+          </w:tcPr>
+          <w:p>
+            <w:r>
+              <w:rPr>
+                <w:sz w:val="16"/>
+              </w:rPr>
+              <w:t>[]</w:t>
+            </w:r>
+          </w:p>
+        </w:tc>
+        <w:tc>
+          <w:tcPr>
+            <w:tcW w:type="dxa" w:w="3312"/>
+            <w:shd w:fill="FFFFFF"/>
+            <w:tcMar>
+              <w:top w:w="40" w:type="dxa"/>
+              <w:bottom w:w="40" w:type="dxa"/>
+              <w:left w:w="80" w:type="dxa"/>
+              <w:right w:w="80" w:type="dxa"/>
+            </w:tcMar>
+          </w:tcPr>
+          <w:p>
+            <w:r>
+              <w:rPr>
+                <w:sz w:val="16"/>
+              </w:rPr>
+              <w:t>Core takeaway terms ({title, description})</w:t>
+            </w:r>
+          </w:p>
+        </w:tc>
+      </w:tr>
+    </w:tbl>
+    <w:p>
+      <w:pPr>
+        <w:spacing w:after="120"/>
+      </w:pPr>
+    </w:p>
+    <w:p>
+      <w:pPr>
+        <w:keepNext/>
+        <w:spacing w:before="200" w:after="80"/>
+      </w:pPr>
+      <w:r>
+        <w:rPr>
+          <w:rFonts w:ascii="Calibri" w:hAnsi="Calibri"/>
+          <w:b/>
+          <w:color w:val="334155"/>
+          <w:sz w:val="23"/>
+        </w:rPr>
+        <w:t>Table 5.5: Quiz Collection Schema (`models/Quiz.js`)</w:t>
+      </w:r>
+    </w:p>
+    <w:tbl>
+      <w:tblPr>
+        <w:tblW w:type="auto" w:w="0"/>
+        <w:jc w:val="center"/>
+        <w:tblLook w:firstColumn="1" w:firstRow="1" w:lastColumn="0" w:lastRow="0" w:noHBand="0" w:noVBand="1" w:val="04A0"/>
+      </w:tblPr>
+      <w:tblGrid>
+        <w:gridCol w:w="1872"/>
+        <w:gridCol w:w="1872"/>
+        <w:gridCol w:w="1872"/>
+        <w:gridCol w:w="1872"/>
+        <w:gridCol w:w="1872"/>
+      </w:tblGrid>
+      <w:tr>
+        <w:tc>
+          <w:tcPr>
+            <w:tcW w:type="dxa" w:w="1872"/>
+            <w:shd w:fill="1E293B"/>
+            <w:tcMar>
+              <w:top w:w="60" w:type="dxa"/>
+              <w:bottom w:w="60" w:type="dxa"/>
+              <w:left w:w="80" w:type="dxa"/>
+              <w:right w:w="80" w:type="dxa"/>
+            </w:tcMar>
+          </w:tcPr>
+          <w:p>
+            <w:r>
+              <w:rPr>
+                <w:b/>
+                <w:color w:val="FFFFFF"/>
+                <w:sz w:val="17"/>
+              </w:rPr>
+              <w:t>Field</w:t>
+            </w:r>
+          </w:p>
+        </w:tc>
+        <w:tc>
+          <w:tcPr>
+            <w:tcW w:type="dxa" w:w="1440"/>
+            <w:shd w:fill="1E293B"/>
+            <w:tcMar>
+              <w:top w:w="60" w:type="dxa"/>
+              <w:bottom w:w="60" w:type="dxa"/>
+              <w:left w:w="80" w:type="dxa"/>
+              <w:right w:w="80" w:type="dxa"/>
+            </w:tcMar>
+          </w:tcPr>
+          <w:p>
+            <w:r>
+              <w:rPr>
+                <w:b/>
+                <w:color w:val="FFFFFF"/>
+                <w:sz w:val="17"/>
+              </w:rPr>
+              <w:t>Type</w:t>
+            </w:r>
+          </w:p>
+        </w:tc>
+        <w:tc>
+          <w:tcPr>
+            <w:tcW w:type="dxa" w:w="1728"/>
+            <w:shd w:fill="1E293B"/>
+            <w:tcMar>
+              <w:top w:w="60" w:type="dxa"/>
+              <w:bottom w:w="60" w:type="dxa"/>
+              <w:left w:w="80" w:type="dxa"/>
+              <w:right w:w="80" w:type="dxa"/>
+            </w:tcMar>
+          </w:tcPr>
+          <w:p>
+            <w:r>
+              <w:rPr>
+                <w:b/>
+                <w:color w:val="FFFFFF"/>
+                <w:sz w:val="17"/>
+              </w:rPr>
+              <w:t>Constraint</w:t>
+            </w:r>
+          </w:p>
+        </w:tc>
+        <w:tc>
+          <w:tcPr>
+            <w:tcW w:type="dxa" w:w="1440"/>
+            <w:shd w:fill="1E293B"/>
+            <w:tcMar>
+              <w:top w:w="60" w:type="dxa"/>
+              <w:bottom w:w="60" w:type="dxa"/>
+              <w:left w:w="80" w:type="dxa"/>
+              <w:right w:w="80" w:type="dxa"/>
+            </w:tcMar>
+          </w:tcPr>
+          <w:p>
+            <w:r>
+              <w:rPr>
+                <w:b/>
+                <w:color w:val="FFFFFF"/>
+                <w:sz w:val="17"/>
+              </w:rPr>
+              <w:t>Default</w:t>
+            </w:r>
+          </w:p>
+        </w:tc>
+        <w:tc>
+          <w:tcPr>
+            <w:tcW w:type="dxa" w:w="3312"/>
+            <w:shd w:fill="1E293B"/>
+            <w:tcMar>
+              <w:top w:w="60" w:type="dxa"/>
+              <w:bottom w:w="60" w:type="dxa"/>
+              <w:left w:w="80" w:type="dxa"/>
+              <w:right w:w="80" w:type="dxa"/>
+            </w:tcMar>
+          </w:tcPr>
+          <w:p>
+            <w:r>
+              <w:rPr>
+                <w:b/>
+                <w:color w:val="FFFFFF"/>
+                <w:sz w:val="17"/>
+              </w:rPr>
+              <w:t>Description</w:t>
+            </w:r>
+          </w:p>
+        </w:tc>
+      </w:tr>
+      <w:tr>
+        <w:tc>
+          <w:tcPr>
+            <w:tcW w:type="dxa" w:w="1872"/>
+            <w:shd w:fill="FFFFFF"/>
+            <w:tcMar>
+              <w:top w:w="40" w:type="dxa"/>
+              <w:bottom w:w="40" w:type="dxa"/>
+              <w:left w:w="80" w:type="dxa"/>
+              <w:right w:w="80" w:type="dxa"/>
+            </w:tcMar>
+          </w:tcPr>
+          <w:p>
+            <w:r>
+              <w:rPr>
+                <w:b/>
+                <w:sz w:val="16"/>
+              </w:rPr>
+              <w:t>_id</w:t>
+            </w:r>
+          </w:p>
+        </w:tc>
+        <w:tc>
+          <w:tcPr>
+            <w:tcW w:type="dxa" w:w="1440"/>
+            <w:shd w:fill="FFFFFF"/>
+            <w:tcMar>
+              <w:top w:w="40" w:type="dxa"/>
+              <w:bottom w:w="40" w:type="dxa"/>
+              <w:left w:w="80" w:type="dxa"/>
+              <w:right w:w="80" w:type="dxa"/>
+            </w:tcMar>
+          </w:tcPr>
+          <w:p>
+            <w:r>
+              <w:rPr>
+                <w:sz w:val="16"/>
+              </w:rPr>
+              <w:t>ObjectId</w:t>
+            </w:r>
+          </w:p>
+        </w:tc>
+        <w:tc>
+          <w:tcPr>
+            <w:tcW w:type="dxa" w:w="1728"/>
+            <w:shd w:fill="FFFFFF"/>
+            <w:tcMar>
+              <w:top w:w="40" w:type="dxa"/>
+              <w:bottom w:w="40" w:type="dxa"/>
+              <w:left w:w="80" w:type="dxa"/>
+              <w:right w:w="80" w:type="dxa"/>
+            </w:tcMar>
+          </w:tcPr>
+          <w:p>
+            <w:r>
+              <w:rPr>
+                <w:sz w:val="16"/>
+              </w:rPr>
+              <w:t>Primary Key</w:t>
+            </w:r>
+          </w:p>
+        </w:tc>
+        <w:tc>
+          <w:tcPr>
+            <w:tcW w:type="dxa" w:w="1440"/>
+            <w:shd w:fill="FFFFFF"/>
+            <w:tcMar>
+              <w:top w:w="40" w:type="dxa"/>
+              <w:bottom w:w="40" w:type="dxa"/>
+              <w:left w:w="80" w:type="dxa"/>
+              <w:right w:w="80" w:type="dxa"/>
+            </w:tcMar>
+          </w:tcPr>
+          <w:p>
+            <w:r>
+              <w:rPr>
+                <w:sz w:val="16"/>
+              </w:rPr>
+              <w:t>Auto</w:t>
+            </w:r>
+          </w:p>
+        </w:tc>
+        <w:tc>
+          <w:tcPr>
+            <w:tcW w:type="dxa" w:w="3312"/>
+            <w:shd w:fill="FFFFFF"/>
+            <w:tcMar>
+              <w:top w:w="40" w:type="dxa"/>
+              <w:bottom w:w="40" w:type="dxa"/>
+              <w:left w:w="80" w:type="dxa"/>
+              <w:right w:w="80" w:type="dxa"/>
+            </w:tcMar>
+          </w:tcPr>
+          <w:p>
+            <w:r>
+              <w:rPr>
+                <w:sz w:val="16"/>
+              </w:rPr>
+              <w:t>Unique quiz identifier</w:t>
+            </w:r>
+          </w:p>
+        </w:tc>
+      </w:tr>
+      <w:tr>
+        <w:tc>
+          <w:tcPr>
+            <w:tcW w:type="dxa" w:w="1872"/>
+            <w:shd w:fill="F8FAFC"/>
+            <w:tcMar>
+              <w:top w:w="40" w:type="dxa"/>
+              <w:bottom w:w="40" w:type="dxa"/>
+              <w:left w:w="80" w:type="dxa"/>
+              <w:right w:w="80" w:type="dxa"/>
+            </w:tcMar>
+          </w:tcPr>
+          <w:p>
+            <w:r>
+              <w:rPr>
+                <w:b/>
+                <w:sz w:val="16"/>
+              </w:rPr>
+              <w:t>userId</w:t>
+            </w:r>
+          </w:p>
+        </w:tc>
+        <w:tc>
+          <w:tcPr>
+            <w:tcW w:type="dxa" w:w="1440"/>
+            <w:shd w:fill="F8FAFC"/>
+            <w:tcMar>
+              <w:top w:w="40" w:type="dxa"/>
+              <w:bottom w:w="40" w:type="dxa"/>
+              <w:left w:w="80" w:type="dxa"/>
+              <w:right w:w="80" w:type="dxa"/>
+            </w:tcMar>
+          </w:tcPr>
+          <w:p>
+            <w:r>
+              <w:rPr>
+                <w:sz w:val="16"/>
+              </w:rPr>
+              <w:t>String</w:t>
+            </w:r>
+          </w:p>
+        </w:tc>
+        <w:tc>
+          <w:tcPr>
+            <w:tcW w:type="dxa" w:w="1728"/>
+            <w:shd w:fill="F8FAFC"/>
+            <w:tcMar>
+              <w:top w:w="40" w:type="dxa"/>
+              <w:bottom w:w="40" w:type="dxa"/>
+              <w:left w:w="80" w:type="dxa"/>
+              <w:right w:w="80" w:type="dxa"/>
+            </w:tcMar>
+          </w:tcPr>
+          <w:p>
+            <w:r>
+              <w:rPr>
+                <w:sz w:val="16"/>
+              </w:rPr>
+              <w:t>Required, Indexed</w:t>
+            </w:r>
+          </w:p>
+        </w:tc>
+        <w:tc>
+          <w:tcPr>
+            <w:tcW w:type="dxa" w:w="1440"/>
+            <w:shd w:fill="F8FAFC"/>
+            <w:tcMar>
+              <w:top w:w="40" w:type="dxa"/>
+              <w:bottom w:w="40" w:type="dxa"/>
+              <w:left w:w="80" w:type="dxa"/>
+              <w:right w:w="80" w:type="dxa"/>
+            </w:tcMar>
+          </w:tcPr>
+          <w:p>
+            <w:r>
+              <w:rPr>
+                <w:sz w:val="16"/>
+              </w:rPr>
+              <w:t>-</w:t>
+            </w:r>
+          </w:p>
+        </w:tc>
+        <w:tc>
+          <w:tcPr>
+            <w:tcW w:type="dxa" w:w="3312"/>
+            <w:shd w:fill="F8FAFC"/>
+            <w:tcMar>
+              <w:top w:w="40" w:type="dxa"/>
+              <w:bottom w:w="40" w:type="dxa"/>
+              <w:left w:w="80" w:type="dxa"/>
+              <w:right w:w="80" w:type="dxa"/>
+            </w:tcMar>
+          </w:tcPr>
+          <w:p>
+            <w:r>
+              <w:rPr>
+                <w:sz w:val="16"/>
+              </w:rPr>
+              <w:t>Reference to student who generated the quiz</w:t>
+            </w:r>
+          </w:p>
+        </w:tc>
+      </w:tr>
+      <w:tr>
+        <w:tc>
+          <w:tcPr>
+            <w:tcW w:type="dxa" w:w="1872"/>
+            <w:shd w:fill="FFFFFF"/>
+            <w:tcMar>
+              <w:top w:w="40" w:type="dxa"/>
+              <w:bottom w:w="40" w:type="dxa"/>
+              <w:left w:w="80" w:type="dxa"/>
+              <w:right w:w="80" w:type="dxa"/>
+            </w:tcMar>
+          </w:tcPr>
+          <w:p>
+            <w:r>
+              <w:rPr>
+                <w:b/>
+                <w:sz w:val="16"/>
+              </w:rPr>
+              <w:t>title</w:t>
+            </w:r>
+          </w:p>
+        </w:tc>
+        <w:tc>
+          <w:tcPr>
+            <w:tcW w:type="dxa" w:w="1440"/>
+            <w:shd w:fill="FFFFFF"/>
+            <w:tcMar>
+              <w:top w:w="40" w:type="dxa"/>
+              <w:bottom w:w="40" w:type="dxa"/>
+              <w:left w:w="80" w:type="dxa"/>
+              <w:right w:w="80" w:type="dxa"/>
+            </w:tcMar>
+          </w:tcPr>
+          <w:p>
+            <w:r>
+              <w:rPr>
+                <w:sz w:val="16"/>
+              </w:rPr>
+              <w:t>String</w:t>
+            </w:r>
+          </w:p>
+        </w:tc>
+        <w:tc>
+          <w:tcPr>
+            <w:tcW w:type="dxa" w:w="1728"/>
+            <w:shd w:fill="FFFFFF"/>
+            <w:tcMar>
+              <w:top w:w="40" w:type="dxa"/>
+              <w:bottom w:w="40" w:type="dxa"/>
+              <w:left w:w="80" w:type="dxa"/>
+              <w:right w:w="80" w:type="dxa"/>
+            </w:tcMar>
+          </w:tcPr>
+          <w:p>
+            <w:r>
+              <w:rPr>
+                <w:sz w:val="16"/>
+              </w:rPr>
+              <w:t>Required</w:t>
+            </w:r>
+          </w:p>
+        </w:tc>
+        <w:tc>
+          <w:tcPr>
+            <w:tcW w:type="dxa" w:w="1440"/>
+            <w:shd w:fill="FFFFFF"/>
+            <w:tcMar>
+              <w:top w:w="40" w:type="dxa"/>
+              <w:bottom w:w="40" w:type="dxa"/>
+              <w:left w:w="80" w:type="dxa"/>
+              <w:right w:w="80" w:type="dxa"/>
+            </w:tcMar>
+          </w:tcPr>
+          <w:p>
+            <w:r>
+              <w:rPr>
+                <w:sz w:val="16"/>
+              </w:rPr>
+              <w:t>-</w:t>
+            </w:r>
+          </w:p>
+        </w:tc>
+        <w:tc>
+          <w:tcPr>
+            <w:tcW w:type="dxa" w:w="3312"/>
+            <w:shd w:fill="FFFFFF"/>
+            <w:tcMar>
+              <w:top w:w="40" w:type="dxa"/>
+              <w:bottom w:w="40" w:type="dxa"/>
+              <w:left w:w="80" w:type="dxa"/>
+              <w:right w:w="80" w:type="dxa"/>
+            </w:tcMar>
+          </w:tcPr>
+          <w:p>
+            <w:r>
+              <w:rPr>
+                <w:sz w:val="16"/>
+              </w:rPr>
+              <w:t>Topic-specific test title (e.g. Pythagoras Theorem)</w:t>
+            </w:r>
+          </w:p>
+        </w:tc>
+      </w:tr>
+      <w:tr>
+        <w:tc>
+          <w:tcPr>
+            <w:tcW w:type="dxa" w:w="1872"/>
+            <w:shd w:fill="F8FAFC"/>
+            <w:tcMar>
+              <w:top w:w="40" w:type="dxa"/>
+              <w:bottom w:w="40" w:type="dxa"/>
+              <w:left w:w="80" w:type="dxa"/>
+              <w:right w:w="80" w:type="dxa"/>
+            </w:tcMar>
+          </w:tcPr>
+          <w:p>
+            <w:r>
+              <w:rPr>
+                <w:b/>
+                <w:sz w:val="16"/>
+              </w:rPr>
+              <w:t>subject</w:t>
+            </w:r>
+          </w:p>
+        </w:tc>
+        <w:tc>
+          <w:tcPr>
+            <w:tcW w:type="dxa" w:w="1440"/>
+            <w:shd w:fill="F8FAFC"/>
+            <w:tcMar>
+              <w:top w:w="40" w:type="dxa"/>
+              <w:bottom w:w="40" w:type="dxa"/>
+              <w:left w:w="80" w:type="dxa"/>
+              <w:right w:w="80" w:type="dxa"/>
+            </w:tcMar>
+          </w:tcPr>
+          <w:p>
+            <w:r>
+              <w:rPr>
+                <w:sz w:val="16"/>
+              </w:rPr>
+              <w:t>String</w:t>
+            </w:r>
+          </w:p>
+        </w:tc>
+        <w:tc>
+          <w:tcPr>
+            <w:tcW w:type="dxa" w:w="1728"/>
+            <w:shd w:fill="F8FAFC"/>
+            <w:tcMar>
+              <w:top w:w="40" w:type="dxa"/>
+              <w:bottom w:w="40" w:type="dxa"/>
+              <w:left w:w="80" w:type="dxa"/>
+              <w:right w:w="80" w:type="dxa"/>
+            </w:tcMar>
+          </w:tcPr>
+          <w:p>
+            <w:r>
+              <w:rPr>
+                <w:sz w:val="16"/>
+              </w:rPr>
+              <w:t>Optional</w:t>
+            </w:r>
+          </w:p>
+        </w:tc>
+        <w:tc>
+          <w:tcPr>
+            <w:tcW w:type="dxa" w:w="1440"/>
+            <w:shd w:fill="F8FAFC"/>
+            <w:tcMar>
+              <w:top w:w="40" w:type="dxa"/>
+              <w:bottom w:w="40" w:type="dxa"/>
+              <w:left w:w="80" w:type="dxa"/>
+              <w:right w:w="80" w:type="dxa"/>
+            </w:tcMar>
+          </w:tcPr>
+          <w:p>
+            <w:r>
+              <w:rPr>
+                <w:sz w:val="16"/>
+              </w:rPr>
+              <w:t>General</w:t>
+            </w:r>
+          </w:p>
+        </w:tc>
+        <w:tc>
+          <w:tcPr>
+            <w:tcW w:type="dxa" w:w="3312"/>
+            <w:shd w:fill="F8FAFC"/>
+            <w:tcMar>
+              <w:top w:w="40" w:type="dxa"/>
+              <w:bottom w:w="40" w:type="dxa"/>
+              <w:left w:w="80" w:type="dxa"/>
+              <w:right w:w="80" w:type="dxa"/>
+            </w:tcMar>
+          </w:tcPr>
+          <w:p>
+            <w:r>
+              <w:rPr>
+                <w:sz w:val="16"/>
+              </w:rPr>
+              <w:t>Targeted academic discipline</w:t>
+            </w:r>
+          </w:p>
+        </w:tc>
+      </w:tr>
+      <w:tr>
+        <w:tc>
+          <w:tcPr>
+            <w:tcW w:type="dxa" w:w="1872"/>
+            <w:shd w:fill="FFFFFF"/>
+            <w:tcMar>
+              <w:top w:w="40" w:type="dxa"/>
+              <w:bottom w:w="40" w:type="dxa"/>
+              <w:left w:w="80" w:type="dxa"/>
+              <w:right w:w="80" w:type="dxa"/>
+            </w:tcMar>
+          </w:tcPr>
+          <w:p>
+            <w:r>
+              <w:rPr>
+                <w:b/>
+                <w:sz w:val="16"/>
+              </w:rPr>
+              <w:t>difficulty</w:t>
+            </w:r>
+          </w:p>
+        </w:tc>
+        <w:tc>
+          <w:tcPr>
+            <w:tcW w:type="dxa" w:w="1440"/>
+            <w:shd w:fill="FFFFFF"/>
+            <w:tcMar>
+              <w:top w:w="40" w:type="dxa"/>
+              <w:bottom w:w="40" w:type="dxa"/>
+              <w:left w:w="80" w:type="dxa"/>
+              <w:right w:w="80" w:type="dxa"/>
+            </w:tcMar>
+          </w:tcPr>
+          <w:p>
+            <w:r>
+              <w:rPr>
+                <w:sz w:val="16"/>
+              </w:rPr>
+              <w:t>String</w:t>
+            </w:r>
+          </w:p>
+        </w:tc>
+        <w:tc>
+          <w:tcPr>
+            <w:tcW w:type="dxa" w:w="1728"/>
+            <w:shd w:fill="FFFFFF"/>
+            <w:tcMar>
+              <w:top w:w="40" w:type="dxa"/>
+              <w:bottom w:w="40" w:type="dxa"/>
+              <w:left w:w="80" w:type="dxa"/>
+              <w:right w:w="80" w:type="dxa"/>
+            </w:tcMar>
+          </w:tcPr>
+          <w:p>
+            <w:r>
+              <w:rPr>
+                <w:sz w:val="16"/>
+              </w:rPr>
+              <w:t>Enum: Easy, Med, Hard</w:t>
+            </w:r>
+          </w:p>
+        </w:tc>
+        <w:tc>
+          <w:tcPr>
+            <w:tcW w:type="dxa" w:w="1440"/>
+            <w:shd w:fill="FFFFFF"/>
+            <w:tcMar>
+              <w:top w:w="40" w:type="dxa"/>
+              <w:bottom w:w="40" w:type="dxa"/>
+              <w:left w:w="80" w:type="dxa"/>
+              <w:right w:w="80" w:type="dxa"/>
+            </w:tcMar>
+          </w:tcPr>
+          <w:p>
+            <w:r>
+              <w:rPr>
+                <w:sz w:val="16"/>
+              </w:rPr>
+              <w:t>Medium</w:t>
+            </w:r>
+          </w:p>
+        </w:tc>
+        <w:tc>
+          <w:tcPr>
+            <w:tcW w:type="dxa" w:w="3312"/>
+            <w:shd w:fill="FFFFFF"/>
+            <w:tcMar>
+              <w:top w:w="40" w:type="dxa"/>
+              <w:bottom w:w="40" w:type="dxa"/>
+              <w:left w:w="80" w:type="dxa"/>
+              <w:right w:w="80" w:type="dxa"/>
+            </w:tcMar>
+          </w:tcPr>
+          <w:p>
+            <w:r>
+              <w:rPr>
+                <w:sz w:val="16"/>
+              </w:rPr>
+              <w:t>Question cognitive complexity tier</w:t>
+            </w:r>
+          </w:p>
+        </w:tc>
+      </w:tr>
+      <w:tr>
+        <w:tc>
+          <w:tcPr>
+            <w:tcW w:type="dxa" w:w="1872"/>
+            <w:shd w:fill="F8FAFC"/>
+            <w:tcMar>
+              <w:top w:w="40" w:type="dxa"/>
+              <w:bottom w:w="40" w:type="dxa"/>
+              <w:left w:w="80" w:type="dxa"/>
+              <w:right w:w="80" w:type="dxa"/>
+            </w:tcMar>
+          </w:tcPr>
+          <w:p>
+            <w:r>
+              <w:rPr>
+                <w:b/>
+                <w:sz w:val="16"/>
+              </w:rPr>
+              <w:t>questions</w:t>
+            </w:r>
+          </w:p>
+        </w:tc>
+        <w:tc>
+          <w:tcPr>
+            <w:tcW w:type="dxa" w:w="1440"/>
+            <w:shd w:fill="F8FAFC"/>
+            <w:tcMar>
+              <w:top w:w="40" w:type="dxa"/>
+              <w:bottom w:w="40" w:type="dxa"/>
+              <w:left w:w="80" w:type="dxa"/>
+              <w:right w:w="80" w:type="dxa"/>
+            </w:tcMar>
+          </w:tcPr>
+          <w:p>
+            <w:r>
+              <w:rPr>
+                <w:sz w:val="16"/>
+              </w:rPr>
+              <w:t>Array[Question]</w:t>
+            </w:r>
+          </w:p>
+        </w:tc>
+        <w:tc>
+          <w:tcPr>
+            <w:tcW w:type="dxa" w:w="1728"/>
+            <w:shd w:fill="F8FAFC"/>
+            <w:tcMar>
+              <w:top w:w="40" w:type="dxa"/>
+              <w:bottom w:w="40" w:type="dxa"/>
+              <w:left w:w="80" w:type="dxa"/>
+              <w:right w:w="80" w:type="dxa"/>
+            </w:tcMar>
+          </w:tcPr>
+          <w:p>
+            <w:r>
+              <w:rPr>
+                <w:sz w:val="16"/>
+              </w:rPr>
+              <w:t>Subdocuments</w:t>
+            </w:r>
+          </w:p>
+        </w:tc>
+        <w:tc>
+          <w:tcPr>
+            <w:tcW w:type="dxa" w:w="1440"/>
+            <w:shd w:fill="F8FAFC"/>
+            <w:tcMar>
+              <w:top w:w="40" w:type="dxa"/>
+              <w:bottom w:w="40" w:type="dxa"/>
+              <w:left w:w="80" w:type="dxa"/>
+              <w:right w:w="80" w:type="dxa"/>
+            </w:tcMar>
+          </w:tcPr>
+          <w:p>
+            <w:r>
+              <w:rPr>
+                <w:sz w:val="16"/>
+              </w:rPr>
+              <w:t>[]</w:t>
+            </w:r>
+          </w:p>
+        </w:tc>
+        <w:tc>
+          <w:tcPr>
+            <w:tcW w:type="dxa" w:w="3312"/>
+            <w:shd w:fill="F8FAFC"/>
+            <w:tcMar>
+              <w:top w:w="40" w:type="dxa"/>
+              <w:bottom w:w="40" w:type="dxa"/>
+              <w:left w:w="80" w:type="dxa"/>
+              <w:right w:w="80" w:type="dxa"/>
+            </w:tcMar>
+          </w:tcPr>
+          <w:p>
+            <w:r>
+              <w:rPr>
+                <w:sz w:val="16"/>
+              </w:rPr>
+              <w:t>4-option MCQs with correct index and explanation</w:t>
+            </w:r>
+          </w:p>
+        </w:tc>
+      </w:tr>
+      <w:tr>
+        <w:tc>
+          <w:tcPr>
+            <w:tcW w:type="dxa" w:w="1872"/>
+            <w:shd w:fill="FFFFFF"/>
+            <w:tcMar>
+              <w:top w:w="40" w:type="dxa"/>
+              <w:bottom w:w="40" w:type="dxa"/>
+              <w:left w:w="80" w:type="dxa"/>
+              <w:right w:w="80" w:type="dxa"/>
+            </w:tcMar>
+          </w:tcPr>
+          <w:p>
+            <w:r>
+              <w:rPr>
+                <w:b/>
+                <w:sz w:val="16"/>
+              </w:rPr>
+              <w:t>attempts</w:t>
+            </w:r>
+          </w:p>
+        </w:tc>
+        <w:tc>
+          <w:tcPr>
+            <w:tcW w:type="dxa" w:w="1440"/>
+            <w:shd w:fill="FFFFFF"/>
+            <w:tcMar>
+              <w:top w:w="40" w:type="dxa"/>
+              <w:bottom w:w="40" w:type="dxa"/>
+              <w:left w:w="80" w:type="dxa"/>
+              <w:right w:w="80" w:type="dxa"/>
+            </w:tcMar>
+          </w:tcPr>
+          <w:p>
+            <w:r>
+              <w:rPr>
+                <w:sz w:val="16"/>
+              </w:rPr>
+              <w:t>Array[Attempt]</w:t>
+            </w:r>
+          </w:p>
+        </w:tc>
+        <w:tc>
+          <w:tcPr>
+            <w:tcW w:type="dxa" w:w="1728"/>
+            <w:shd w:fill="FFFFFF"/>
+            <w:tcMar>
+              <w:top w:w="40" w:type="dxa"/>
+              <w:bottom w:w="40" w:type="dxa"/>
+              <w:left w:w="80" w:type="dxa"/>
+              <w:right w:w="80" w:type="dxa"/>
+            </w:tcMar>
+          </w:tcPr>
+          <w:p>
+            <w:r>
+              <w:rPr>
+                <w:sz w:val="16"/>
+              </w:rPr>
+              <w:t>Subdocuments</w:t>
+            </w:r>
+          </w:p>
+        </w:tc>
+        <w:tc>
+          <w:tcPr>
+            <w:tcW w:type="dxa" w:w="1440"/>
+            <w:shd w:fill="FFFFFF"/>
+            <w:tcMar>
+              <w:top w:w="40" w:type="dxa"/>
+              <w:bottom w:w="40" w:type="dxa"/>
+              <w:left w:w="80" w:type="dxa"/>
+              <w:right w:w="80" w:type="dxa"/>
+            </w:tcMar>
+          </w:tcPr>
+          <w:p>
+            <w:r>
+              <w:rPr>
+                <w:sz w:val="16"/>
+              </w:rPr>
+              <w:t>[]</w:t>
+            </w:r>
+          </w:p>
+        </w:tc>
+        <w:tc>
+          <w:tcPr>
+            <w:tcW w:type="dxa" w:w="3312"/>
+            <w:shd w:fill="FFFFFF"/>
+            <w:tcMar>
+              <w:top w:w="40" w:type="dxa"/>
+              <w:bottom w:w="40" w:type="dxa"/>
+              <w:left w:w="80" w:type="dxa"/>
+              <w:right w:w="80" w:type="dxa"/>
+            </w:tcMar>
+          </w:tcPr>
+          <w:p>
+            <w:r>
+              <w:rPr>
+                <w:sz w:val="16"/>
+              </w:rPr>
+              <w:t>Historical user submissions ({score, percentage, time})</w:t>
+            </w:r>
+          </w:p>
+        </w:tc>
+      </w:tr>
+    </w:tbl>
+    <w:p>
+      <w:pPr>
+        <w:spacing w:after="120"/>
+      </w:pPr>
+    </w:p>
+    <w:p>
+      <w:pPr>
+        <w:keepNext/>
+        <w:spacing w:before="200" w:after="80"/>
+      </w:pPr>
+      <w:r>
+        <w:rPr>
+          <w:rFonts w:ascii="Calibri" w:hAnsi="Calibri"/>
+          <w:b/>
+          <w:color w:val="334155"/>
+          <w:sz w:val="23"/>
+        </w:rPr>
+        <w:t>Table 5.6: Progress Dashboard Collection Schema (`models/Progress.js`)</w:t>
+      </w:r>
+    </w:p>
+    <w:tbl>
+      <w:tblPr>
+        <w:tblW w:type="auto" w:w="0"/>
+        <w:jc w:val="center"/>
+        <w:tblLook w:firstColumn="1" w:firstRow="1" w:lastColumn="0" w:lastRow="0" w:noHBand="0" w:noVBand="1" w:val="04A0"/>
+      </w:tblPr>
+      <w:tblGrid>
+        <w:gridCol w:w="1872"/>
+        <w:gridCol w:w="1872"/>
+        <w:gridCol w:w="1872"/>
+        <w:gridCol w:w="1872"/>
+        <w:gridCol w:w="1872"/>
+      </w:tblGrid>
+      <w:tr>
+        <w:tc>
+          <w:tcPr>
+            <w:tcW w:type="dxa" w:w="1872"/>
+            <w:shd w:fill="1E293B"/>
+            <w:tcMar>
+              <w:top w:w="60" w:type="dxa"/>
+              <w:bottom w:w="60" w:type="dxa"/>
+              <w:left w:w="80" w:type="dxa"/>
+              <w:right w:w="80" w:type="dxa"/>
+            </w:tcMar>
+          </w:tcPr>
+          <w:p>
+            <w:r>
+              <w:rPr>
+                <w:b/>
+                <w:color w:val="FFFFFF"/>
+                <w:sz w:val="17"/>
+              </w:rPr>
+              <w:t>Field</w:t>
+            </w:r>
+          </w:p>
+        </w:tc>
+        <w:tc>
+          <w:tcPr>
+            <w:tcW w:type="dxa" w:w="1440"/>
+            <w:shd w:fill="1E293B"/>
+            <w:tcMar>
+              <w:top w:w="60" w:type="dxa"/>
+              <w:bottom w:w="60" w:type="dxa"/>
+              <w:left w:w="80" w:type="dxa"/>
+              <w:right w:w="80" w:type="dxa"/>
+            </w:tcMar>
+          </w:tcPr>
+          <w:p>
+            <w:r>
+              <w:rPr>
+                <w:b/>
+                <w:color w:val="FFFFFF"/>
+                <w:sz w:val="17"/>
+              </w:rPr>
+              <w:t>Type</w:t>
+            </w:r>
+          </w:p>
+        </w:tc>
+        <w:tc>
+          <w:tcPr>
+            <w:tcW w:type="dxa" w:w="1728"/>
+            <w:shd w:fill="1E293B"/>
+            <w:tcMar>
+              <w:top w:w="60" w:type="dxa"/>
+              <w:bottom w:w="60" w:type="dxa"/>
+              <w:left w:w="80" w:type="dxa"/>
+              <w:right w:w="80" w:type="dxa"/>
+            </w:tcMar>
+          </w:tcPr>
+          <w:p>
+            <w:r>
+              <w:rPr>
+                <w:b/>
+                <w:color w:val="FFFFFF"/>
+                <w:sz w:val="17"/>
+              </w:rPr>
+              <w:t>Constraint</w:t>
+            </w:r>
+          </w:p>
+        </w:tc>
+        <w:tc>
+          <w:tcPr>
+            <w:tcW w:type="dxa" w:w="1440"/>
+            <w:shd w:fill="1E293B"/>
+            <w:tcMar>
+              <w:top w:w="60" w:type="dxa"/>
+              <w:bottom w:w="60" w:type="dxa"/>
+              <w:left w:w="80" w:type="dxa"/>
+              <w:right w:w="80" w:type="dxa"/>
+            </w:tcMar>
+          </w:tcPr>
+          <w:p>
+            <w:r>
+              <w:rPr>
+                <w:b/>
+                <w:color w:val="FFFFFF"/>
+                <w:sz w:val="17"/>
+              </w:rPr>
+              <w:t>Default</w:t>
+            </w:r>
+          </w:p>
+        </w:tc>
+        <w:tc>
+          <w:tcPr>
+            <w:tcW w:type="dxa" w:w="3312"/>
+            <w:shd w:fill="1E293B"/>
+            <w:tcMar>
+              <w:top w:w="60" w:type="dxa"/>
+              <w:bottom w:w="60" w:type="dxa"/>
+              <w:left w:w="80" w:type="dxa"/>
+              <w:right w:w="80" w:type="dxa"/>
+            </w:tcMar>
+          </w:tcPr>
+          <w:p>
+            <w:r>
+              <w:rPr>
+                <w:b/>
+                <w:color w:val="FFFFFF"/>
+                <w:sz w:val="17"/>
+              </w:rPr>
+              <w:t>Description</w:t>
+            </w:r>
+          </w:p>
+        </w:tc>
+      </w:tr>
+      <w:tr>
+        <w:tc>
+          <w:tcPr>
+            <w:tcW w:type="dxa" w:w="1872"/>
+            <w:shd w:fill="FFFFFF"/>
+            <w:tcMar>
+              <w:top w:w="40" w:type="dxa"/>
+              <w:bottom w:w="40" w:type="dxa"/>
+              <w:left w:w="80" w:type="dxa"/>
+              <w:right w:w="80" w:type="dxa"/>
+            </w:tcMar>
+          </w:tcPr>
+          <w:p>
+            <w:r>
+              <w:rPr>
+                <w:b/>
+                <w:sz w:val="16"/>
+              </w:rPr>
+              <w:t>_id</w:t>
+            </w:r>
+          </w:p>
+        </w:tc>
+        <w:tc>
+          <w:tcPr>
+            <w:tcW w:type="dxa" w:w="1440"/>
+            <w:shd w:fill="FFFFFF"/>
+            <w:tcMar>
+              <w:top w:w="40" w:type="dxa"/>
+              <w:bottom w:w="40" w:type="dxa"/>
+              <w:left w:w="80" w:type="dxa"/>
+              <w:right w:w="80" w:type="dxa"/>
+            </w:tcMar>
+          </w:tcPr>
+          <w:p>
+            <w:r>
+              <w:rPr>
+                <w:sz w:val="16"/>
+              </w:rPr>
+              <w:t>ObjectId</w:t>
+            </w:r>
+          </w:p>
+        </w:tc>
+        <w:tc>
+          <w:tcPr>
+            <w:tcW w:type="dxa" w:w="1728"/>
+            <w:shd w:fill="FFFFFF"/>
+            <w:tcMar>
+              <w:top w:w="40" w:type="dxa"/>
+              <w:bottom w:w="40" w:type="dxa"/>
+              <w:left w:w="80" w:type="dxa"/>
+              <w:right w:w="80" w:type="dxa"/>
+            </w:tcMar>
+          </w:tcPr>
+          <w:p>
+            <w:r>
+              <w:rPr>
+                <w:sz w:val="16"/>
+              </w:rPr>
+              <w:t>Primary Key</w:t>
+            </w:r>
+          </w:p>
+        </w:tc>
+        <w:tc>
+          <w:tcPr>
+            <w:tcW w:type="dxa" w:w="1440"/>
+            <w:shd w:fill="FFFFFF"/>
+            <w:tcMar>
+              <w:top w:w="40" w:type="dxa"/>
+              <w:bottom w:w="40" w:type="dxa"/>
+              <w:left w:w="80" w:type="dxa"/>
+              <w:right w:w="80" w:type="dxa"/>
+            </w:tcMar>
+          </w:tcPr>
+          <w:p>
+            <w:r>
+              <w:rPr>
+                <w:sz w:val="16"/>
+              </w:rPr>
+              <w:t>Auto</w:t>
+            </w:r>
+          </w:p>
+        </w:tc>
+        <w:tc>
+          <w:tcPr>
+            <w:tcW w:type="dxa" w:w="3312"/>
+            <w:shd w:fill="FFFFFF"/>
+            <w:tcMar>
+              <w:top w:w="40" w:type="dxa"/>
+              <w:bottom w:w="40" w:type="dxa"/>
+              <w:left w:w="80" w:type="dxa"/>
+              <w:right w:w="80" w:type="dxa"/>
+            </w:tcMar>
+          </w:tcPr>
+          <w:p>
+            <w:r>
+              <w:rPr>
+                <w:sz w:val="16"/>
+              </w:rPr>
+              <w:t>Unique progress document identifier</w:t>
+            </w:r>
+          </w:p>
+        </w:tc>
+      </w:tr>
+      <w:tr>
+        <w:tc>
+          <w:tcPr>
+            <w:tcW w:type="dxa" w:w="1872"/>
+            <w:shd w:fill="F8FAFC"/>
+            <w:tcMar>
+              <w:top w:w="40" w:type="dxa"/>
+              <w:bottom w:w="40" w:type="dxa"/>
+              <w:left w:w="80" w:type="dxa"/>
+              <w:right w:w="80" w:type="dxa"/>
+            </w:tcMar>
+          </w:tcPr>
+          <w:p>
+            <w:r>
+              <w:rPr>
+                <w:b/>
+                <w:sz w:val="16"/>
+              </w:rPr>
+              <w:t>userId</w:t>
+            </w:r>
+          </w:p>
+        </w:tc>
+        <w:tc>
+          <w:tcPr>
+            <w:tcW w:type="dxa" w:w="1440"/>
+            <w:shd w:fill="F8FAFC"/>
+            <w:tcMar>
+              <w:top w:w="40" w:type="dxa"/>
+              <w:bottom w:w="40" w:type="dxa"/>
+              <w:left w:w="80" w:type="dxa"/>
+              <w:right w:w="80" w:type="dxa"/>
+            </w:tcMar>
+          </w:tcPr>
+          <w:p>
+            <w:r>
+              <w:rPr>
+                <w:sz w:val="16"/>
+              </w:rPr>
+              <w:t>String</w:t>
+            </w:r>
+          </w:p>
+        </w:tc>
+        <w:tc>
+          <w:tcPr>
+            <w:tcW w:type="dxa" w:w="1728"/>
+            <w:shd w:fill="F8FAFC"/>
+            <w:tcMar>
+              <w:top w:w="40" w:type="dxa"/>
+              <w:bottom w:w="40" w:type="dxa"/>
+              <w:left w:w="80" w:type="dxa"/>
+              <w:right w:w="80" w:type="dxa"/>
+            </w:tcMar>
+          </w:tcPr>
+          <w:p>
+            <w:r>
+              <w:rPr>
+                <w:sz w:val="16"/>
+              </w:rPr>
+              <w:t>Required, Unique, Indexed</w:t>
+            </w:r>
+          </w:p>
+        </w:tc>
+        <w:tc>
+          <w:tcPr>
+            <w:tcW w:type="dxa" w:w="1440"/>
+            <w:shd w:fill="F8FAFC"/>
+            <w:tcMar>
+              <w:top w:w="40" w:type="dxa"/>
+              <w:bottom w:w="40" w:type="dxa"/>
+              <w:left w:w="80" w:type="dxa"/>
+              <w:right w:w="80" w:type="dxa"/>
+            </w:tcMar>
+          </w:tcPr>
+          <w:p>
+            <w:r>
+              <w:rPr>
+                <w:sz w:val="16"/>
+              </w:rPr>
+              <w:t>-</w:t>
+            </w:r>
+          </w:p>
+        </w:tc>
+        <w:tc>
+          <w:tcPr>
+            <w:tcW w:type="dxa" w:w="3312"/>
+            <w:shd w:fill="F8FAFC"/>
+            <w:tcMar>
+              <w:top w:w="40" w:type="dxa"/>
+              <w:bottom w:w="40" w:type="dxa"/>
+              <w:left w:w="80" w:type="dxa"/>
+              <w:right w:w="80" w:type="dxa"/>
+            </w:tcMar>
+          </w:tcPr>
+          <w:p>
+            <w:r>
+              <w:rPr>
+                <w:sz w:val="16"/>
+              </w:rPr>
+              <w:t>Strict 1-to-1 foreign key to User</w:t>
+            </w:r>
+          </w:p>
+        </w:tc>
+      </w:tr>
+      <w:tr>
+        <w:tc>
+          <w:tcPr>
+            <w:tcW w:type="dxa" w:w="1872"/>
+            <w:shd w:fill="FFFFFF"/>
+            <w:tcMar>
+              <w:top w:w="40" w:type="dxa"/>
+              <w:bottom w:w="40" w:type="dxa"/>
+              <w:left w:w="80" w:type="dxa"/>
+              <w:right w:w="80" w:type="dxa"/>
+            </w:tcMar>
+          </w:tcPr>
+          <w:p>
+            <w:r>
+              <w:rPr>
+                <w:b/>
+                <w:sz w:val="16"/>
+              </w:rPr>
+              <w:t>totalStudyHours</w:t>
+            </w:r>
+          </w:p>
+        </w:tc>
+        <w:tc>
+          <w:tcPr>
+            <w:tcW w:type="dxa" w:w="1440"/>
+            <w:shd w:fill="FFFFFF"/>
+            <w:tcMar>
+              <w:top w:w="40" w:type="dxa"/>
+              <w:bottom w:w="40" w:type="dxa"/>
+              <w:left w:w="80" w:type="dxa"/>
+              <w:right w:w="80" w:type="dxa"/>
+            </w:tcMar>
+          </w:tcPr>
+          <w:p>
+            <w:r>
+              <w:rPr>
+                <w:sz w:val="16"/>
+              </w:rPr>
+              <w:t>Number</w:t>
+            </w:r>
+          </w:p>
+        </w:tc>
+        <w:tc>
+          <w:tcPr>
+            <w:tcW w:type="dxa" w:w="1728"/>
+            <w:shd w:fill="FFFFFF"/>
+            <w:tcMar>
+              <w:top w:w="40" w:type="dxa"/>
+              <w:bottom w:w="40" w:type="dxa"/>
+              <w:left w:w="80" w:type="dxa"/>
+              <w:right w:w="80" w:type="dxa"/>
+            </w:tcMar>
+          </w:tcPr>
+          <w:p>
+            <w:r>
+              <w:rPr>
+                <w:sz w:val="16"/>
+              </w:rPr>
+              <w:t>Float</w:t>
+            </w:r>
+          </w:p>
+        </w:tc>
+        <w:tc>
+          <w:tcPr>
+            <w:tcW w:type="dxa" w:w="1440"/>
+            <w:shd w:fill="FFFFFF"/>
+            <w:tcMar>
+              <w:top w:w="40" w:type="dxa"/>
+              <w:bottom w:w="40" w:type="dxa"/>
+              <w:left w:w="80" w:type="dxa"/>
+              <w:right w:w="80" w:type="dxa"/>
+            </w:tcMar>
+          </w:tcPr>
+          <w:p>
+            <w:r>
+              <w:rPr>
+                <w:sz w:val="16"/>
+              </w:rPr>
+              <w:t>0.0</w:t>
+            </w:r>
+          </w:p>
+        </w:tc>
+        <w:tc>
+          <w:tcPr>
+            <w:tcW w:type="dxa" w:w="3312"/>
+            <w:shd w:fill="FFFFFF"/>
+            <w:tcMar>
+              <w:top w:w="40" w:type="dxa"/>
+              <w:bottom w:w="40" w:type="dxa"/>
+              <w:left w:w="80" w:type="dxa"/>
+              <w:right w:w="80" w:type="dxa"/>
+            </w:tcMar>
+          </w:tcPr>
+          <w:p>
+            <w:r>
+              <w:rPr>
+                <w:sz w:val="16"/>
+              </w:rPr>
+              <w:t>Cumulative productive study hours logged</w:t>
+            </w:r>
+          </w:p>
+        </w:tc>
+      </w:tr>
+      <w:tr>
+        <w:tc>
+          <w:tcPr>
+            <w:tcW w:type="dxa" w:w="1872"/>
+            <w:shd w:fill="F8FAFC"/>
+            <w:tcMar>
+              <w:top w:w="40" w:type="dxa"/>
+              <w:bottom w:w="40" w:type="dxa"/>
+              <w:left w:w="80" w:type="dxa"/>
+              <w:right w:w="80" w:type="dxa"/>
+            </w:tcMar>
+          </w:tcPr>
+          <w:p>
+            <w:r>
+              <w:rPr>
+                <w:b/>
+                <w:sz w:val="16"/>
+              </w:rPr>
+              <w:t>quizzesTaken</w:t>
+            </w:r>
+          </w:p>
+        </w:tc>
+        <w:tc>
+          <w:tcPr>
+            <w:tcW w:type="dxa" w:w="1440"/>
+            <w:shd w:fill="F8FAFC"/>
+            <w:tcMar>
+              <w:top w:w="40" w:type="dxa"/>
+              <w:bottom w:w="40" w:type="dxa"/>
+              <w:left w:w="80" w:type="dxa"/>
+              <w:right w:w="80" w:type="dxa"/>
+            </w:tcMar>
+          </w:tcPr>
+          <w:p>
+            <w:r>
+              <w:rPr>
+                <w:sz w:val="16"/>
+              </w:rPr>
+              <w:t>Number</w:t>
+            </w:r>
+          </w:p>
+        </w:tc>
+        <w:tc>
+          <w:tcPr>
+            <w:tcW w:type="dxa" w:w="1728"/>
+            <w:shd w:fill="F8FAFC"/>
+            <w:tcMar>
+              <w:top w:w="40" w:type="dxa"/>
+              <w:bottom w:w="40" w:type="dxa"/>
+              <w:left w:w="80" w:type="dxa"/>
+              <w:right w:w="80" w:type="dxa"/>
+            </w:tcMar>
+          </w:tcPr>
+          <w:p>
+            <w:r>
+              <w:rPr>
+                <w:sz w:val="16"/>
+              </w:rPr>
+              <w:t>Integer</w:t>
+            </w:r>
+          </w:p>
+        </w:tc>
+        <w:tc>
+          <w:tcPr>
+            <w:tcW w:type="dxa" w:w="1440"/>
+            <w:shd w:fill="F8FAFC"/>
+            <w:tcMar>
+              <w:top w:w="40" w:type="dxa"/>
+              <w:bottom w:w="40" w:type="dxa"/>
+              <w:left w:w="80" w:type="dxa"/>
+              <w:right w:w="80" w:type="dxa"/>
+            </w:tcMar>
+          </w:tcPr>
+          <w:p>
+            <w:r>
+              <w:rPr>
+                <w:sz w:val="16"/>
+              </w:rPr>
+              <w:t>0</w:t>
+            </w:r>
+          </w:p>
+        </w:tc>
+        <w:tc>
+          <w:tcPr>
+            <w:tcW w:type="dxa" w:w="3312"/>
+            <w:shd w:fill="F8FAFC"/>
+            <w:tcMar>
+              <w:top w:w="40" w:type="dxa"/>
+              <w:bottom w:w="40" w:type="dxa"/>
+              <w:left w:w="80" w:type="dxa"/>
+              <w:right w:w="80" w:type="dxa"/>
+            </w:tcMar>
+          </w:tcPr>
+          <w:p>
+            <w:r>
+              <w:rPr>
+                <w:sz w:val="16"/>
+              </w:rPr>
+              <w:t>Total completed active-recall quiz evaluations</w:t>
+            </w:r>
+          </w:p>
+        </w:tc>
+      </w:tr>
+      <w:tr>
+        <w:tc>
+          <w:tcPr>
+            <w:tcW w:type="dxa" w:w="1872"/>
+            <w:shd w:fill="FFFFFF"/>
+            <w:tcMar>
+              <w:top w:w="40" w:type="dxa"/>
+              <w:bottom w:w="40" w:type="dxa"/>
+              <w:left w:w="80" w:type="dxa"/>
+              <w:right w:w="80" w:type="dxa"/>
+            </w:tcMar>
+          </w:tcPr>
+          <w:p>
+            <w:r>
+              <w:rPr>
+                <w:b/>
+                <w:sz w:val="16"/>
+              </w:rPr>
+              <w:t>totalQuizScoreSum</w:t>
+            </w:r>
+          </w:p>
+        </w:tc>
+        <w:tc>
+          <w:tcPr>
+            <w:tcW w:type="dxa" w:w="1440"/>
+            <w:shd w:fill="FFFFFF"/>
+            <w:tcMar>
+              <w:top w:w="40" w:type="dxa"/>
+              <w:bottom w:w="40" w:type="dxa"/>
+              <w:left w:w="80" w:type="dxa"/>
+              <w:right w:w="80" w:type="dxa"/>
+            </w:tcMar>
+          </w:tcPr>
+          <w:p>
+            <w:r>
+              <w:rPr>
+                <w:sz w:val="16"/>
+              </w:rPr>
+              <w:t>Number</w:t>
+            </w:r>
+          </w:p>
+        </w:tc>
+        <w:tc>
+          <w:tcPr>
+            <w:tcW w:type="dxa" w:w="1728"/>
+            <w:shd w:fill="FFFFFF"/>
+            <w:tcMar>
+              <w:top w:w="40" w:type="dxa"/>
+              <w:bottom w:w="40" w:type="dxa"/>
+              <w:left w:w="80" w:type="dxa"/>
+              <w:right w:w="80" w:type="dxa"/>
+            </w:tcMar>
+          </w:tcPr>
+          <w:p>
+            <w:r>
+              <w:rPr>
+                <w:sz w:val="16"/>
+              </w:rPr>
+              <w:t>Float</w:t>
+            </w:r>
+          </w:p>
+        </w:tc>
+        <w:tc>
+          <w:tcPr>
+            <w:tcW w:type="dxa" w:w="1440"/>
+            <w:shd w:fill="FFFFFF"/>
+            <w:tcMar>
+              <w:top w:w="40" w:type="dxa"/>
+              <w:bottom w:w="40" w:type="dxa"/>
+              <w:left w:w="80" w:type="dxa"/>
+              <w:right w:w="80" w:type="dxa"/>
+            </w:tcMar>
+          </w:tcPr>
+          <w:p>
+            <w:r>
+              <w:rPr>
+                <w:sz w:val="16"/>
+              </w:rPr>
+              <w:t>0.0</w:t>
+            </w:r>
+          </w:p>
+        </w:tc>
+        <w:tc>
+          <w:tcPr>
+            <w:tcW w:type="dxa" w:w="3312"/>
+            <w:shd w:fill="FFFFFF"/>
+            <w:tcMar>
+              <w:top w:w="40" w:type="dxa"/>
+              <w:bottom w:w="40" w:type="dxa"/>
+              <w:left w:w="80" w:type="dxa"/>
+              <w:right w:w="80" w:type="dxa"/>
+            </w:tcMar>
+          </w:tcPr>
+          <w:p>
+            <w:r>
+              <w:rPr>
+                <w:sz w:val="16"/>
+              </w:rPr>
+              <w:t>Running score sum for calculating average accuracy</w:t>
+            </w:r>
+          </w:p>
+        </w:tc>
+      </w:tr>
+      <w:tr>
+        <w:tc>
+          <w:tcPr>
+            <w:tcW w:type="dxa" w:w="1872"/>
+            <w:shd w:fill="F8FAFC"/>
+            <w:tcMar>
+              <w:top w:w="40" w:type="dxa"/>
+              <w:bottom w:w="40" w:type="dxa"/>
+              <w:left w:w="80" w:type="dxa"/>
+              <w:right w:w="80" w:type="dxa"/>
+            </w:tcMar>
+          </w:tcPr>
+          <w:p>
+            <w:r>
+              <w:rPr>
+                <w:b/>
+                <w:sz w:val="16"/>
+              </w:rPr>
+              <w:t>tasksCompleted</w:t>
+            </w:r>
+          </w:p>
+        </w:tc>
+        <w:tc>
+          <w:tcPr>
+            <w:tcW w:type="dxa" w:w="1440"/>
+            <w:shd w:fill="F8FAFC"/>
+            <w:tcMar>
+              <w:top w:w="40" w:type="dxa"/>
+              <w:bottom w:w="40" w:type="dxa"/>
+              <w:left w:w="80" w:type="dxa"/>
+              <w:right w:w="80" w:type="dxa"/>
+            </w:tcMar>
+          </w:tcPr>
+          <w:p>
+            <w:r>
+              <w:rPr>
+                <w:sz w:val="16"/>
+              </w:rPr>
+              <w:t>Number</w:t>
+            </w:r>
+          </w:p>
+        </w:tc>
+        <w:tc>
+          <w:tcPr>
+            <w:tcW w:type="dxa" w:w="1728"/>
+            <w:shd w:fill="F8FAFC"/>
+            <w:tcMar>
+              <w:top w:w="40" w:type="dxa"/>
+              <w:bottom w:w="40" w:type="dxa"/>
+              <w:left w:w="80" w:type="dxa"/>
+              <w:right w:w="80" w:type="dxa"/>
+            </w:tcMar>
+          </w:tcPr>
+          <w:p>
+            <w:r>
+              <w:rPr>
+                <w:sz w:val="16"/>
+              </w:rPr>
+              <w:t>Integer</w:t>
+            </w:r>
+          </w:p>
+        </w:tc>
+        <w:tc>
+          <w:tcPr>
+            <w:tcW w:type="dxa" w:w="1440"/>
+            <w:shd w:fill="F8FAFC"/>
+            <w:tcMar>
+              <w:top w:w="40" w:type="dxa"/>
+              <w:bottom w:w="40" w:type="dxa"/>
+              <w:left w:w="80" w:type="dxa"/>
+              <w:right w:w="80" w:type="dxa"/>
+            </w:tcMar>
+          </w:tcPr>
+          <w:p>
+            <w:r>
+              <w:rPr>
+                <w:sz w:val="16"/>
+              </w:rPr>
+              <w:t>0</w:t>
+            </w:r>
+          </w:p>
+        </w:tc>
+        <w:tc>
+          <w:tcPr>
+            <w:tcW w:type="dxa" w:w="3312"/>
+            <w:shd w:fill="F8FAFC"/>
+            <w:tcMar>
+              <w:top w:w="40" w:type="dxa"/>
+              <w:bottom w:w="40" w:type="dxa"/>
+              <w:left w:w="80" w:type="dxa"/>
+              <w:right w:w="80" w:type="dxa"/>
+            </w:tcMar>
+          </w:tcPr>
+          <w:p>
+            <w:r>
+              <w:rPr>
+                <w:sz w:val="16"/>
+              </w:rPr>
+              <w:t>Completed timetable checklist items</w:t>
+            </w:r>
+          </w:p>
+        </w:tc>
+      </w:tr>
+      <w:tr>
+        <w:tc>
+          <w:tcPr>
+            <w:tcW w:type="dxa" w:w="1872"/>
+            <w:shd w:fill="FFFFFF"/>
+            <w:tcMar>
+              <w:top w:w="40" w:type="dxa"/>
+              <w:bottom w:w="40" w:type="dxa"/>
+              <w:left w:w="80" w:type="dxa"/>
+              <w:right w:w="80" w:type="dxa"/>
+            </w:tcMar>
+          </w:tcPr>
+          <w:p>
+            <w:r>
+              <w:rPr>
+                <w:b/>
+                <w:sz w:val="16"/>
+              </w:rPr>
+              <w:t>streakDays</w:t>
+            </w:r>
+          </w:p>
+        </w:tc>
+        <w:tc>
+          <w:tcPr>
+            <w:tcW w:type="dxa" w:w="1440"/>
+            <w:shd w:fill="FFFFFF"/>
+            <w:tcMar>
+              <w:top w:w="40" w:type="dxa"/>
+              <w:bottom w:w="40" w:type="dxa"/>
+              <w:left w:w="80" w:type="dxa"/>
+              <w:right w:w="80" w:type="dxa"/>
+            </w:tcMar>
+          </w:tcPr>
+          <w:p>
+            <w:r>
+              <w:rPr>
+                <w:sz w:val="16"/>
+              </w:rPr>
+              <w:t>Number</w:t>
+            </w:r>
+          </w:p>
+        </w:tc>
+        <w:tc>
+          <w:tcPr>
+            <w:tcW w:type="dxa" w:w="1728"/>
+            <w:shd w:fill="FFFFFF"/>
+            <w:tcMar>
+              <w:top w:w="40" w:type="dxa"/>
+              <w:bottom w:w="40" w:type="dxa"/>
+              <w:left w:w="80" w:type="dxa"/>
+              <w:right w:w="80" w:type="dxa"/>
+            </w:tcMar>
+          </w:tcPr>
+          <w:p>
+            <w:r>
+              <w:rPr>
+                <w:sz w:val="16"/>
+              </w:rPr>
+              <w:t>Integer</w:t>
+            </w:r>
+          </w:p>
+        </w:tc>
+        <w:tc>
+          <w:tcPr>
+            <w:tcW w:type="dxa" w:w="1440"/>
+            <w:shd w:fill="FFFFFF"/>
+            <w:tcMar>
+              <w:top w:w="40" w:type="dxa"/>
+              <w:bottom w:w="40" w:type="dxa"/>
+              <w:left w:w="80" w:type="dxa"/>
+              <w:right w:w="80" w:type="dxa"/>
+            </w:tcMar>
+          </w:tcPr>
+          <w:p>
+            <w:r>
+              <w:rPr>
+                <w:sz w:val="16"/>
+              </w:rPr>
+              <w:t>0</w:t>
+            </w:r>
+          </w:p>
+        </w:tc>
+        <w:tc>
+          <w:tcPr>
+            <w:tcW w:type="dxa" w:w="3312"/>
+            <w:shd w:fill="FFFFFF"/>
+            <w:tcMar>
+              <w:top w:w="40" w:type="dxa"/>
+              <w:bottom w:w="40" w:type="dxa"/>
+              <w:left w:w="80" w:type="dxa"/>
+              <w:right w:w="80" w:type="dxa"/>
+            </w:tcMar>
+          </w:tcPr>
+          <w:p>
+            <w:r>
+              <w:rPr>
+                <w:sz w:val="16"/>
+              </w:rPr>
+              <w:t>Consecutive days of platform activity</w:t>
+            </w:r>
+          </w:p>
+        </w:tc>
+      </w:tr>
+      <w:tr>
+        <w:tc>
+          <w:tcPr>
+            <w:tcW w:type="dxa" w:w="1872"/>
+            <w:shd w:fill="F8FAFC"/>
+            <w:tcMar>
+              <w:top w:w="40" w:type="dxa"/>
+              <w:bottom w:w="40" w:type="dxa"/>
+              <w:left w:w="80" w:type="dxa"/>
+              <w:right w:w="80" w:type="dxa"/>
+            </w:tcMar>
+          </w:tcPr>
+          <w:p>
+            <w:r>
+              <w:rPr>
+                <w:b/>
+                <w:sz w:val="16"/>
+              </w:rPr>
+              <w:t>weeklyTargetHours</w:t>
+            </w:r>
+          </w:p>
+        </w:tc>
+        <w:tc>
+          <w:tcPr>
+            <w:tcW w:type="dxa" w:w="1440"/>
+            <w:shd w:fill="F8FAFC"/>
+            <w:tcMar>
+              <w:top w:w="40" w:type="dxa"/>
+              <w:bottom w:w="40" w:type="dxa"/>
+              <w:left w:w="80" w:type="dxa"/>
+              <w:right w:w="80" w:type="dxa"/>
+            </w:tcMar>
+          </w:tcPr>
+          <w:p>
+            <w:r>
+              <w:rPr>
+                <w:sz w:val="16"/>
+              </w:rPr>
+              <w:t>Number</w:t>
+            </w:r>
+          </w:p>
+        </w:tc>
+        <w:tc>
+          <w:tcPr>
+            <w:tcW w:type="dxa" w:w="1728"/>
+            <w:shd w:fill="F8FAFC"/>
+            <w:tcMar>
+              <w:top w:w="40" w:type="dxa"/>
+              <w:bottom w:w="40" w:type="dxa"/>
+              <w:left w:w="80" w:type="dxa"/>
+              <w:right w:w="80" w:type="dxa"/>
+            </w:tcMar>
+          </w:tcPr>
+          <w:p>
+            <w:r>
+              <w:rPr>
+                <w:sz w:val="16"/>
+              </w:rPr>
+              <w:t>Float</w:t>
+            </w:r>
+          </w:p>
+        </w:tc>
+        <w:tc>
+          <w:tcPr>
+            <w:tcW w:type="dxa" w:w="1440"/>
+            <w:shd w:fill="F8FAFC"/>
+            <w:tcMar>
+              <w:top w:w="40" w:type="dxa"/>
+              <w:bottom w:w="40" w:type="dxa"/>
+              <w:left w:w="80" w:type="dxa"/>
+              <w:right w:w="80" w:type="dxa"/>
+            </w:tcMar>
+          </w:tcPr>
+          <w:p>
+            <w:r>
+              <w:rPr>
+                <w:sz w:val="16"/>
+              </w:rPr>
+              <w:t>38.0</w:t>
+            </w:r>
+          </w:p>
+        </w:tc>
+        <w:tc>
+          <w:tcPr>
+            <w:tcW w:type="dxa" w:w="3312"/>
+            <w:shd w:fill="F8FAFC"/>
+            <w:tcMar>
+              <w:top w:w="40" w:type="dxa"/>
+              <w:bottom w:w="40" w:type="dxa"/>
+              <w:left w:w="80" w:type="dxa"/>
+              <w:right w:w="80" w:type="dxa"/>
+            </w:tcMar>
+          </w:tcPr>
+          <w:p>
+            <w:r>
+              <w:rPr>
+                <w:sz w:val="16"/>
+              </w:rPr>
+              <w:t>Configurable weekly study target</w:t>
+            </w:r>
+          </w:p>
+        </w:tc>
+      </w:tr>
+      <w:tr>
+        <w:tc>
+          <w:tcPr>
+            <w:tcW w:type="dxa" w:w="1872"/>
+            <w:shd w:fill="FFFFFF"/>
+            <w:tcMar>
+              <w:top w:w="40" w:type="dxa"/>
+              <w:bottom w:w="40" w:type="dxa"/>
+              <w:left w:w="80" w:type="dxa"/>
+              <w:right w:w="80" w:type="dxa"/>
+            </w:tcMar>
+          </w:tcPr>
+          <w:p>
+            <w:r>
+              <w:rPr>
+                <w:b/>
+                <w:sz w:val="16"/>
+              </w:rPr>
+              <w:t>subjectStats</w:t>
+            </w:r>
+          </w:p>
+        </w:tc>
+        <w:tc>
+          <w:tcPr>
+            <w:tcW w:type="dxa" w:w="1440"/>
+            <w:shd w:fill="FFFFFF"/>
+            <w:tcMar>
+              <w:top w:w="40" w:type="dxa"/>
+              <w:bottom w:w="40" w:type="dxa"/>
+              <w:left w:w="80" w:type="dxa"/>
+              <w:right w:w="80" w:type="dxa"/>
+            </w:tcMar>
+          </w:tcPr>
+          <w:p>
+            <w:r>
+              <w:rPr>
+                <w:sz w:val="16"/>
+              </w:rPr>
+              <w:t>Array[Object]</w:t>
+            </w:r>
+          </w:p>
+        </w:tc>
+        <w:tc>
+          <w:tcPr>
+            <w:tcW w:type="dxa" w:w="1728"/>
+            <w:shd w:fill="FFFFFF"/>
+            <w:tcMar>
+              <w:top w:w="40" w:type="dxa"/>
+              <w:bottom w:w="40" w:type="dxa"/>
+              <w:left w:w="80" w:type="dxa"/>
+              <w:right w:w="80" w:type="dxa"/>
+            </w:tcMar>
+          </w:tcPr>
+          <w:p>
+            <w:r>
+              <w:rPr>
+                <w:sz w:val="16"/>
+              </w:rPr>
+              <w:t>Subdocuments</w:t>
+            </w:r>
+          </w:p>
+        </w:tc>
+        <w:tc>
+          <w:tcPr>
+            <w:tcW w:type="dxa" w:w="1440"/>
+            <w:shd w:fill="FFFFFF"/>
+            <w:tcMar>
+              <w:top w:w="40" w:type="dxa"/>
+              <w:bottom w:w="40" w:type="dxa"/>
+              <w:left w:w="80" w:type="dxa"/>
+              <w:right w:w="80" w:type="dxa"/>
+            </w:tcMar>
+          </w:tcPr>
+          <w:p>
+            <w:r>
+              <w:rPr>
+                <w:sz w:val="16"/>
+              </w:rPr>
+              <w:t>[]</w:t>
+            </w:r>
+          </w:p>
+        </w:tc>
+        <w:tc>
+          <w:tcPr>
+            <w:tcW w:type="dxa" w:w="3312"/>
+            <w:shd w:fill="FFFFFF"/>
+            <w:tcMar>
+              <w:top w:w="40" w:type="dxa"/>
+              <w:bottom w:w="40" w:type="dxa"/>
+              <w:left w:w="80" w:type="dxa"/>
+              <w:right w:w="80" w:type="dxa"/>
+            </w:tcMar>
+          </w:tcPr>
+          <w:p>
+            <w:r>
+              <w:rPr>
+                <w:sz w:val="16"/>
+              </w:rPr>
+              <w:t>Per-subject mastery and time breakdown</w:t>
+            </w:r>
+          </w:p>
+        </w:tc>
+      </w:tr>
+      <w:tr>
+        <w:tc>
+          <w:tcPr>
+            <w:tcW w:type="dxa" w:w="1872"/>
+            <w:shd w:fill="F8FAFC"/>
+            <w:tcMar>
+              <w:top w:w="40" w:type="dxa"/>
+              <w:bottom w:w="40" w:type="dxa"/>
+              <w:left w:w="80" w:type="dxa"/>
+              <w:right w:w="80" w:type="dxa"/>
+            </w:tcMar>
+          </w:tcPr>
+          <w:p>
+            <w:r>
+              <w:rPr>
+                <w:b/>
+                <w:sz w:val="16"/>
+              </w:rPr>
+              <w:t>dailyLogs</w:t>
+            </w:r>
+          </w:p>
+        </w:tc>
+        <w:tc>
+          <w:tcPr>
+            <w:tcW w:type="dxa" w:w="1440"/>
+            <w:shd w:fill="F8FAFC"/>
+            <w:tcMar>
+              <w:top w:w="40" w:type="dxa"/>
+              <w:bottom w:w="40" w:type="dxa"/>
+              <w:left w:w="80" w:type="dxa"/>
+              <w:right w:w="80" w:type="dxa"/>
+            </w:tcMar>
+          </w:tcPr>
+          <w:p>
+            <w:r>
+              <w:rPr>
+                <w:sz w:val="16"/>
+              </w:rPr>
+              <w:t>Array[Object]</w:t>
+            </w:r>
+          </w:p>
+        </w:tc>
+        <w:tc>
+          <w:tcPr>
+            <w:tcW w:type="dxa" w:w="1728"/>
+            <w:shd w:fill="F8FAFC"/>
+            <w:tcMar>
+              <w:top w:w="40" w:type="dxa"/>
+              <w:bottom w:w="40" w:type="dxa"/>
+              <w:left w:w="80" w:type="dxa"/>
+              <w:right w:w="80" w:type="dxa"/>
+            </w:tcMar>
+          </w:tcPr>
+          <w:p>
+            <w:r>
+              <w:rPr>
+                <w:sz w:val="16"/>
+              </w:rPr>
+              <w:t>Subdocuments</w:t>
+            </w:r>
+          </w:p>
+        </w:tc>
+        <w:tc>
+          <w:tcPr>
+            <w:tcW w:type="dxa" w:w="1440"/>
+            <w:shd w:fill="F8FAFC"/>
+            <w:tcMar>
+              <w:top w:w="40" w:type="dxa"/>
+              <w:bottom w:w="40" w:type="dxa"/>
+              <w:left w:w="80" w:type="dxa"/>
+              <w:right w:w="80" w:type="dxa"/>
+            </w:tcMar>
+          </w:tcPr>
+          <w:p>
+            <w:r>
+              <w:rPr>
+                <w:sz w:val="16"/>
+              </w:rPr>
+              <w:t>[]</w:t>
+            </w:r>
+          </w:p>
+        </w:tc>
+        <w:tc>
+          <w:tcPr>
+            <w:tcW w:type="dxa" w:w="3312"/>
+            <w:shd w:fill="F8FAFC"/>
+            <w:tcMar>
+              <w:top w:w="40" w:type="dxa"/>
+              <w:bottom w:w="40" w:type="dxa"/>
+              <w:left w:w="80" w:type="dxa"/>
+              <w:right w:w="80" w:type="dxa"/>
+            </w:tcMar>
+          </w:tcPr>
+          <w:p>
+            <w:r>
+              <w:rPr>
+                <w:sz w:val="16"/>
+              </w:rPr>
+              <w:t>Rolling 7-day performance logs ({date, hours, score})</w:t>
+            </w:r>
+          </w:p>
+        </w:tc>
+      </w:tr>
+    </w:tbl>
+    <w:p>
+      <w:pPr>
+        <w:spacing w:after="120"/>
+      </w:pPr>
+    </w:p>
+    <w:p>
+      <w:pPr>
+        <w:keepNext/>
+        <w:spacing w:before="200" w:after="80"/>
+      </w:pPr>
+      <w:r>
+        <w:rPr>
+          <w:rFonts w:ascii="Calibri" w:hAnsi="Calibri"/>
+          <w:b/>
+          <w:color w:val="334155"/>
+          <w:sz w:val="23"/>
+        </w:rPr>
+        <w:t>5.1.1 Database Indexing &amp; Optimization Strategy</w:t>
+      </w:r>
+    </w:p>
+    <w:p>
+      <w:pPr>
+        <w:spacing w:before="0" w:after="120" w:line="276" w:lineRule="auto"/>
+      </w:pPr>
+      <w:r>
+        <w:rPr>
+          <w:rFonts w:ascii="Calibri" w:hAnsi="Calibri"/>
+          <w:color w:val="1E293B"/>
+          <w:sz w:val="22"/>
+        </w:rPr>
+        <w:t>To guarantee sub-50ms query latency across web and mobile clients, MongoDB indexes are maintained:</w:t>
       </w:r>
     </w:p>
     <w:p>
@@ -6690,7 +13244,7 @@
           <w:color w:val="1E293B"/>
           <w:sz w:val="22"/>
         </w:rPr>
-        <w:t xml:space="preserve">question: </w:t>
+        <w:t xml:space="preserve">1. Unique Indexes: </w:t>
       </w:r>
       <w:r>
         <w:rPr>
@@ -6698,7 +13252,7 @@
           <w:color w:val="1E293B"/>
           <w:sz w:val="22"/>
         </w:rPr>
-        <w:t>String (raw query text from user)</w:t>
+        <w:t>users.email ({ unique: true }) prevents duplicate accounts and enables O(1) login; progresses.userId ({ unique: true }) enforces strict 1:1 progress tracking.</w:t>
       </w:r>
     </w:p>
     <w:p>
@@ -6713,7 +13267,7 @@
           <w:color w:val="1E293B"/>
           <w:sz w:val="22"/>
         </w:rPr>
-        <w:t xml:space="preserve">normalizedQuestion: </w:t>
+        <w:t xml:space="preserve">2. Query Filtering Indexes: </w:t>
       </w:r>
       <w:r>
         <w:rPr>
@@ -6721,7 +13275,7 @@
           <w:color w:val="1E293B"/>
           <w:sz w:val="22"/>
         </w:rPr>
-        <w:t>String (indexed for fast token similarity lookups)</w:t>
+        <w:t>tasks.userId, doubts.userId, notes.userId, and quizzes.userId accelerate authenticated personal workspace lookups.</w:t>
       </w:r>
     </w:p>
     <w:p>
@@ -6736,7 +13290,7 @@
           <w:color w:val="1E293B"/>
           <w:sz w:val="22"/>
         </w:rPr>
-        <w:t xml:space="preserve">answer: </w:t>
+        <w:t xml:space="preserve">3. Compound &amp; Ranking Indexes: </w:t>
       </w:r>
       <w:r>
         <w:rPr>
@@ -6744,7 +13298,35 @@
           <w:color w:val="1E293B"/>
           <w:sz w:val="22"/>
         </w:rPr>
-        <w:t>Object { equation: String, equationSubtitle: String, explanation: String, keyPoints: Array }</w:t>
+        <w:t>doubts.normalizedQuestion supports normalized Auto-FAQ string lookups; doubts.useCount ({ useCount: -1 }) accelerates top FAQ discovery.</w:t>
+      </w:r>
+    </w:p>
+    <w:p>
+      <w:pPr>
+        <w:keepNext/>
+        <w:spacing w:before="200" w:after="80"/>
+      </w:pPr>
+      <w:r>
+        <w:rPr>
+          <w:rFonts w:ascii="Calibri" w:hAnsi="Calibri"/>
+          <w:b/>
+          <w:color w:val="334155"/>
+          <w:sz w:val="23"/>
+        </w:rPr>
+        <w:t>5.1.2 Client-Side Offline Storage Schema (Local-First Architecture)</w:t>
+      </w:r>
+    </w:p>
+    <w:p>
+      <w:pPr>
+        <w:spacing w:before="0" w:after="120" w:line="276" w:lineRule="auto"/>
+      </w:pPr>
+      <w:r>
+        <w:rPr>
+          <w:rFonts w:ascii="Calibri" w:hAnsi="Calibri"/>
+          <w:color w:val="1E293B"/>
+          <w:sz w:val="22"/>
+        </w:rPr>
+        <w:t>When network access is unavailable, the frontend offlineEngine mirrors MongoDB collections in browser localStorage:</w:t>
       </w:r>
     </w:p>
     <w:p>
@@ -6759,7 +13341,7 @@
           <w:color w:val="1E293B"/>
           <w:sz w:val="22"/>
         </w:rPr>
-        <w:t xml:space="preserve">isAutoFaqMatch: </w:t>
+        <w:t xml:space="preserve">studygenie_user: </w:t>
       </w:r>
       <w:r>
         <w:rPr>
@@ -6767,7 +13349,7 @@
           <w:color w:val="1E293B"/>
           <w:sz w:val="22"/>
         </w:rPr>
-        <w:t>Boolean (flags cached vs generated answers)</w:t>
+        <w:t>JSON object containing active session credentials and JWT token.</w:t>
       </w:r>
     </w:p>
     <w:p>
@@ -6782,7 +13364,7 @@
           <w:color w:val="1E293B"/>
           <w:sz w:val="22"/>
         </w:rPr>
-        <w:t xml:space="preserve">useCount: </w:t>
+        <w:t xml:space="preserve">studygenie_tasks: </w:t>
       </w:r>
       <w:r>
         <w:rPr>
@@ -6790,22 +13372,7 @@
           <w:color w:val="1E293B"/>
           <w:sz w:val="22"/>
         </w:rPr>
-        <w:t>Number (tracks repeated query popularity)</w:t>
-      </w:r>
-    </w:p>
-    <w:p>
-      <w:pPr>
-        <w:keepNext/>
-        <w:spacing w:before="200" w:after="80"/>
-      </w:pPr>
-      <w:r>
-        <w:rPr>
-          <w:rFonts w:ascii="Calibri" w:hAnsi="Calibri"/>
-          <w:b/>
-          <w:color w:val="334155"/>
-          <w:sz w:val="23"/>
-        </w:rPr>
-        <w:t>2. Quizzes Collection Schema (`models/Quiz.js`)</w:t>
+        <w:t>Array of planner tasks with interactive checkbox completion states.</w:t>
       </w:r>
     </w:p>
     <w:p>
@@ -6820,7 +13387,7 @@
           <w:color w:val="1E293B"/>
           <w:sz w:val="22"/>
         </w:rPr>
-        <w:t xml:space="preserve">title: </w:t>
+        <w:t xml:space="preserve">studygenie_doubts: </w:t>
       </w:r>
       <w:r>
         <w:rPr>
@@ -6828,7 +13395,7 @@
           <w:color w:val="1E293B"/>
           <w:sz w:val="22"/>
         </w:rPr>
-        <w:t>String (e.g. 'Astrophysics &amp; Space Science (Medium Quiz)')</w:t>
+        <w:t>Array of resolved doubts with rendered formulas and explanations.</w:t>
       </w:r>
     </w:p>
     <w:p>
@@ -6843,7 +13410,7 @@
           <w:color w:val="1E293B"/>
           <w:sz w:val="22"/>
         </w:rPr>
-        <w:t xml:space="preserve">subject: </w:t>
+        <w:t xml:space="preserve">studygenie_notes: </w:t>
       </w:r>
       <w:r>
         <w:rPr>
@@ -6851,7 +13418,7 @@
           <w:color w:val="1E293B"/>
           <w:sz w:val="22"/>
         </w:rPr>
-        <w:t>String (academic subject classification)</w:t>
+        <w:t>Array of saved summaries, flashcards, and key concepts.</w:t>
       </w:r>
     </w:p>
     <w:p>
@@ -6866,7 +13433,7 @@
           <w:color w:val="1E293B"/>
           <w:sz w:val="22"/>
         </w:rPr>
-        <w:t xml:space="preserve">difficulty: </w:t>
+        <w:t xml:space="preserve">studygenie_quizzes: </w:t>
       </w:r>
       <w:r>
         <w:rPr>
@@ -6874,7 +13441,7 @@
           <w:color w:val="1E293B"/>
           <w:sz w:val="22"/>
         </w:rPr>
-        <w:t>String (Enum: 'Easy', 'Medium', 'Hard')</w:t>
+        <w:t>Array of generated quizzes, questions, and recorded attempts.</w:t>
       </w:r>
     </w:p>
     <w:p>
@@ -6889,7 +13456,7 @@
           <w:color w:val="1E293B"/>
           <w:sz w:val="22"/>
         </w:rPr>
-        <w:t xml:space="preserve">questions: </w:t>
+        <w:t xml:space="preserve">studygenie_progress: </w:t>
       </w:r>
       <w:r>
         <w:rPr>
@@ -6897,30 +13464,7 @@
           <w:color w:val="1E293B"/>
           <w:sz w:val="22"/>
         </w:rPr>
-        <w:t>Array of { questionText: String, options: Array[4], correctAnswerIndex: Number, explanation: String }</w:t>
-      </w:r>
-    </w:p>
-    <w:p>
-      <w:pPr>
-        <w:pStyle w:val="ListBullet"/>
-        <w:spacing w:before="0" w:after="80" w:line="276" w:lineRule="auto"/>
-      </w:pPr>
-      <w:r>
-        <w:rPr>
-          <w:rFonts w:ascii="Calibri" w:hAnsi="Calibri"/>
-          <w:b/>
-          <w:color w:val="1E293B"/>
-          <w:sz w:val="22"/>
-        </w:rPr>
-        <w:t xml:space="preserve">attempts: </w:t>
-      </w:r>
-      <w:r>
-        <w:rPr>
-          <w:rFonts w:ascii="Calibri" w:hAnsi="Calibri"/>
-          <w:color w:val="1E293B"/>
-          <w:sz w:val="22"/>
-        </w:rPr>
-        <w:t>Array of { score: Number, totalQuestions: Number, percentage: Number, attemptedAt: Date }</w:t>
+        <w:t>Object containing study hours, streak counter, and subject mastery.</w:t>
       </w:r>
     </w:p>
     <w:p>
